--- a/Development Diary.docx
+++ b/Development Diary.docx
@@ -491,14 +491,7 @@
         <w:p/>
         <w:sdt>
           <w:sdtPr>
-            <w:rPr>
-              <w:rFonts w:asciiTheme="minorHAnsi" w:eastAsiaTheme="minorHAnsi" w:hAnsiTheme="minorHAnsi" w:cstheme="minorBidi"/>
-              <w:color w:val="auto"/>
-              <w:sz w:val="22"/>
-              <w:szCs w:val="22"/>
-              <w:lang w:eastAsia="en-US"/>
-            </w:rPr>
-            <w:id w:val="-808551800"/>
+            <w:id w:val="556362499"/>
             <w:docPartObj>
               <w:docPartGallery w:val="Table of Contents"/>
               <w:docPartUnique/>
@@ -506,8 +499,13 @@
           </w:sdtPr>
           <w:sdtEndPr>
             <w:rPr>
+              <w:rFonts w:asciiTheme="minorHAnsi" w:eastAsiaTheme="minorHAnsi" w:hAnsiTheme="minorHAnsi" w:cstheme="minorBidi"/>
               <w:b/>
               <w:bCs/>
+              <w:color w:val="auto"/>
+              <w:sz w:val="22"/>
+              <w:szCs w:val="22"/>
+              <w:lang w:eastAsia="en-US"/>
             </w:rPr>
           </w:sdtEndPr>
           <w:sdtContent>
@@ -540,7 +538,7 @@
               <w:r>
                 <w:fldChar w:fldCharType="separate"/>
               </w:r>
-              <w:hyperlink w:anchor="_Toc227064112" w:history="1">
+              <w:hyperlink w:anchor="_Toc227322145" w:history="1">
                 <w:r>
                   <w:rPr>
                     <w:rStyle w:val="Hyperlink"/>
@@ -567,7 +565,7 @@
                     <w:noProof/>
                     <w:webHidden/>
                   </w:rPr>
-                  <w:instrText xml:space="preserve"> PAGEREF _Toc227064112 \h </w:instrText>
+                  <w:instrText xml:space="preserve"> PAGEREF _Toc227322145 \h </w:instrText>
                 </w:r>
                 <w:r>
                   <w:rPr>
@@ -587,7 +585,7 @@
                     <w:noProof/>
                     <w:webHidden/>
                   </w:rPr>
-                  <w:t>2</w:t>
+                  <w:t>3</w:t>
                 </w:r>
                 <w:r>
                   <w:rPr>
@@ -610,13 +608,13 @@
                   <w:lang w:eastAsia="en-GB"/>
                 </w:rPr>
               </w:pPr>
-              <w:hyperlink w:anchor="_Toc227064113" w:history="1">
+              <w:hyperlink w:anchor="_Toc227322146" w:history="1">
                 <w:r>
                   <w:rPr>
                     <w:rStyle w:val="Hyperlink"/>
                     <w:noProof/>
                   </w:rPr>
-                  <w:t>Scaffolding:</w:t>
+                  <w:t>Overview of today:</w:t>
                 </w:r>
                 <w:r>
                   <w:rPr>
@@ -637,7 +635,7 @@
                     <w:noProof/>
                     <w:webHidden/>
                   </w:rPr>
-                  <w:instrText xml:space="preserve"> PAGEREF _Toc227064113 \h </w:instrText>
+                  <w:instrText xml:space="preserve"> PAGEREF _Toc227322146 \h </w:instrText>
                 </w:r>
                 <w:r>
                   <w:rPr>
@@ -657,7 +655,7 @@
                     <w:noProof/>
                     <w:webHidden/>
                   </w:rPr>
-                  <w:t>2</w:t>
+                  <w:t>3</w:t>
                 </w:r>
                 <w:r>
                   <w:rPr>
@@ -680,13 +678,13 @@
                   <w:lang w:eastAsia="en-GB"/>
                 </w:rPr>
               </w:pPr>
-              <w:hyperlink w:anchor="_Toc227064114" w:history="1">
+              <w:hyperlink w:anchor="_Toc227322147" w:history="1">
                 <w:r>
                   <w:rPr>
                     <w:rStyle w:val="Hyperlink"/>
                     <w:noProof/>
                   </w:rPr>
-                  <w:t>Seeding users and roles:</w:t>
+                  <w:t>Scaffolding:</w:t>
                 </w:r>
                 <w:r>
                   <w:rPr>
@@ -707,7 +705,7 @@
                     <w:noProof/>
                     <w:webHidden/>
                   </w:rPr>
-                  <w:instrText xml:space="preserve"> PAGEREF _Toc227064114 \h </w:instrText>
+                  <w:instrText xml:space="preserve"> PAGEREF _Toc227322147 \h </w:instrText>
                 </w:r>
                 <w:r>
                   <w:rPr>
@@ -727,7 +725,7 @@
                     <w:noProof/>
                     <w:webHidden/>
                   </w:rPr>
-                  <w:t>2</w:t>
+                  <w:t>3</w:t>
                 </w:r>
                 <w:r>
                   <w:rPr>
@@ -750,12 +748,82 @@
                   <w:lang w:eastAsia="en-GB"/>
                 </w:rPr>
               </w:pPr>
-              <w:hyperlink w:anchor="_Toc227064115" w:history="1">
+              <w:hyperlink w:anchor="_Toc227322148" w:history="1">
                 <w:r>
                   <w:rPr>
                     <w:rStyle w:val="Hyperlink"/>
                     <w:noProof/>
                   </w:rPr>
+                  <w:t>Seeding users and roles:</w:t>
+                </w:r>
+                <w:r>
+                  <w:rPr>
+                    <w:noProof/>
+                    <w:webHidden/>
+                  </w:rPr>
+                  <w:tab/>
+                </w:r>
+                <w:r>
+                  <w:rPr>
+                    <w:noProof/>
+                    <w:webHidden/>
+                  </w:rPr>
+                  <w:fldChar w:fldCharType="begin"/>
+                </w:r>
+                <w:r>
+                  <w:rPr>
+                    <w:noProof/>
+                    <w:webHidden/>
+                  </w:rPr>
+                  <w:instrText xml:space="preserve"> PAGEREF _Toc227322148 \h </w:instrText>
+                </w:r>
+                <w:r>
+                  <w:rPr>
+                    <w:noProof/>
+                    <w:webHidden/>
+                  </w:rPr>
+                </w:r>
+                <w:r>
+                  <w:rPr>
+                    <w:noProof/>
+                    <w:webHidden/>
+                  </w:rPr>
+                  <w:fldChar w:fldCharType="separate"/>
+                </w:r>
+                <w:r>
+                  <w:rPr>
+                    <w:noProof/>
+                    <w:webHidden/>
+                  </w:rPr>
+                  <w:t>3</w:t>
+                </w:r>
+                <w:r>
+                  <w:rPr>
+                    <w:noProof/>
+                    <w:webHidden/>
+                  </w:rPr>
+                  <w:fldChar w:fldCharType="end"/>
+                </w:r>
+              </w:hyperlink>
+            </w:p>
+            <w:p>
+              <w:pPr>
+                <w:pStyle w:val="TOC2"/>
+                <w:tabs>
+                  <w:tab w:val="right" w:leader="dot" w:pos="9016"/>
+                </w:tabs>
+                <w:rPr>
+                  <w:rFonts w:eastAsiaTheme="minorEastAsia"/>
+                  <w:noProof/>
+                  <w:lang w:eastAsia="en-GB"/>
+                </w:rPr>
+              </w:pPr>
+              <w:hyperlink w:anchor="_Toc227322149" w:history="1">
+                <w:r>
+                  <w:rPr>
+                    <w:rStyle w:val="Hyperlink"/>
+                    <w:noProof/>
+                  </w:rPr>
                   <w:t>Seeding suppliers and produce:</w:t>
                 </w:r>
                 <w:r>
@@ -777,7 +845,7 @@
                     <w:noProof/>
                     <w:webHidden/>
                   </w:rPr>
-                  <w:instrText xml:space="preserve"> PAGEREF _Toc227064115 \h </w:instrText>
+                  <w:instrText xml:space="preserve"> PAGEREF _Toc227322149 \h </w:instrText>
                 </w:r>
                 <w:r>
                   <w:rPr>
@@ -797,7 +865,7 @@
                     <w:noProof/>
                     <w:webHidden/>
                   </w:rPr>
-                  <w:t>3</w:t>
+                  <w:t>4</w:t>
                 </w:r>
                 <w:r>
                   <w:rPr>
@@ -820,13 +888,13 @@
                   <w:lang w:eastAsia="en-GB"/>
                 </w:rPr>
               </w:pPr>
-              <w:hyperlink w:anchor="_Toc227064116" w:history="1">
+              <w:hyperlink w:anchor="_Toc227322150" w:history="1">
                 <w:r>
                   <w:rPr>
                     <w:rStyle w:val="Hyperlink"/>
                     <w:noProof/>
                   </w:rPr>
-                  <w:t>Suppliers</w:t>
+                  <w:t>Suppliers:</w:t>
                 </w:r>
                 <w:r>
                   <w:rPr>
@@ -847,7 +915,7 @@
                     <w:noProof/>
                     <w:webHidden/>
                   </w:rPr>
-                  <w:instrText xml:space="preserve"> PAGEREF _Toc227064116 \h </w:instrText>
+                  <w:instrText xml:space="preserve"> PAGEREF _Toc227322150 \h </w:instrText>
                 </w:r>
                 <w:r>
                   <w:rPr>
@@ -867,7 +935,7 @@
                     <w:noProof/>
                     <w:webHidden/>
                   </w:rPr>
-                  <w:t>3</w:t>
+                  <w:t>4</w:t>
                 </w:r>
                 <w:r>
                   <w:rPr>
@@ -890,13 +958,13 @@
                   <w:lang w:eastAsia="en-GB"/>
                 </w:rPr>
               </w:pPr>
-              <w:hyperlink w:anchor="_Toc227064117" w:history="1">
+              <w:hyperlink w:anchor="_Toc227322151" w:history="1">
                 <w:r>
                   <w:rPr>
                     <w:rStyle w:val="Hyperlink"/>
                     <w:noProof/>
                   </w:rPr>
-                  <w:t>Produce</w:t>
+                  <w:t>Produce:</w:t>
                 </w:r>
                 <w:r>
                   <w:rPr>
@@ -917,7 +985,7 @@
                     <w:noProof/>
                     <w:webHidden/>
                   </w:rPr>
-                  <w:instrText xml:space="preserve"> PAGEREF _Toc227064117 \h </w:instrText>
+                  <w:instrText xml:space="preserve"> PAGEREF _Toc227322151 \h </w:instrText>
                 </w:r>
                 <w:r>
                   <w:rPr>
@@ -937,7 +1005,7 @@
                     <w:noProof/>
                     <w:webHidden/>
                   </w:rPr>
-                  <w:t>5</w:t>
+                  <w:t>6</w:t>
                 </w:r>
                 <w:r>
                   <w:rPr>
@@ -960,13 +1028,13 @@
                   <w:lang w:eastAsia="en-GB"/>
                 </w:rPr>
               </w:pPr>
-              <w:hyperlink w:anchor="_Toc227064118" w:history="1">
+              <w:hyperlink w:anchor="_Toc227322152" w:history="1">
                 <w:r>
                   <w:rPr>
                     <w:rStyle w:val="Hyperlink"/>
                     <w:noProof/>
                   </w:rPr>
-                  <w:t>Plans for tomorrow:</w:t>
+                  <w:t>Future plans:</w:t>
                 </w:r>
                 <w:r>
                   <w:rPr>
@@ -987,7 +1055,7 @@
                     <w:noProof/>
                     <w:webHidden/>
                   </w:rPr>
-                  <w:instrText xml:space="preserve"> PAGEREF _Toc227064118 \h </w:instrText>
+                  <w:instrText xml:space="preserve"> PAGEREF _Toc227322152 \h </w:instrText>
                 </w:r>
                 <w:r>
                   <w:rPr>
@@ -1007,7 +1075,7 @@
                     <w:noProof/>
                     <w:webHidden/>
                   </w:rPr>
-                  <w:t>5</w:t>
+                  <w:t>6</w:t>
                 </w:r>
                 <w:r>
                   <w:rPr>
@@ -1030,7 +1098,7 @@
                   <w:lang w:eastAsia="en-GB"/>
                 </w:rPr>
               </w:pPr>
-              <w:hyperlink w:anchor="_Toc227064119" w:history="1">
+              <w:hyperlink w:anchor="_Toc227322153" w:history="1">
                 <w:r>
                   <w:rPr>
                     <w:rStyle w:val="Hyperlink"/>
@@ -1057,7 +1125,7 @@
                     <w:noProof/>
                     <w:webHidden/>
                   </w:rPr>
-                  <w:instrText xml:space="preserve"> PAGEREF _Toc227064119 \h </w:instrText>
+                  <w:instrText xml:space="preserve"> PAGEREF _Toc227322153 \h </w:instrText>
                 </w:r>
                 <w:r>
                   <w:rPr>
@@ -1077,7 +1145,7 @@
                     <w:noProof/>
                     <w:webHidden/>
                   </w:rPr>
-                  <w:t>6</w:t>
+                  <w:t>7</w:t>
                 </w:r>
                 <w:r>
                   <w:rPr>
@@ -1100,13 +1168,13 @@
                   <w:lang w:eastAsia="en-GB"/>
                 </w:rPr>
               </w:pPr>
-              <w:hyperlink w:anchor="_Toc227064120" w:history="1">
+              <w:hyperlink w:anchor="_Toc227322154" w:history="1">
                 <w:r>
                   <w:rPr>
                     <w:rStyle w:val="Hyperlink"/>
                     <w:noProof/>
                   </w:rPr>
-                  <w:t>Add to Basket form:</w:t>
+                  <w:t>Overview of today:</w:t>
                 </w:r>
                 <w:r>
                   <w:rPr>
@@ -1127,7 +1195,7 @@
                     <w:noProof/>
                     <w:webHidden/>
                   </w:rPr>
-                  <w:instrText xml:space="preserve"> PAGEREF _Toc227064120 \h </w:instrText>
+                  <w:instrText xml:space="preserve"> PAGEREF _Toc227322154 \h </w:instrText>
                 </w:r>
                 <w:r>
                   <w:rPr>
@@ -1147,7 +1215,7 @@
                     <w:noProof/>
                     <w:webHidden/>
                   </w:rPr>
-                  <w:t>6</w:t>
+                  <w:t>7</w:t>
                 </w:r>
                 <w:r>
                   <w:rPr>
@@ -1170,13 +1238,13 @@
                   <w:lang w:eastAsia="en-GB"/>
                 </w:rPr>
               </w:pPr>
-              <w:hyperlink w:anchor="_Toc227064121" w:history="1">
+              <w:hyperlink w:anchor="_Toc227322155" w:history="1">
                 <w:r>
                   <w:rPr>
                     <w:rStyle w:val="Hyperlink"/>
                     <w:noProof/>
                   </w:rPr>
-                  <w:t>Logic for adding items to a basket linked to the logged in user</w:t>
+                  <w:t>Add to Basket form:</w:t>
                 </w:r>
                 <w:r>
                   <w:rPr>
@@ -1197,7 +1265,7 @@
                     <w:noProof/>
                     <w:webHidden/>
                   </w:rPr>
-                  <w:instrText xml:space="preserve"> PAGEREF _Toc227064121 \h </w:instrText>
+                  <w:instrText xml:space="preserve"> PAGEREF _Toc227322155 \h </w:instrText>
                 </w:r>
                 <w:r>
                   <w:rPr>
@@ -1240,13 +1308,13 @@
                   <w:lang w:eastAsia="en-GB"/>
                 </w:rPr>
               </w:pPr>
-              <w:hyperlink w:anchor="_Toc227064122" w:history="1">
+              <w:hyperlink w:anchor="_Toc227322156" w:history="1">
                 <w:r>
                   <w:rPr>
                     <w:rStyle w:val="Hyperlink"/>
                     <w:noProof/>
                   </w:rPr>
-                  <w:t>Making the basket look nicer, adding total and loyalty discount:</w:t>
+                  <w:t>Logic for adding items to a basket linked to the logged in user</w:t>
                 </w:r>
                 <w:r>
                   <w:rPr>
@@ -1267,7 +1335,7 @@
                     <w:noProof/>
                     <w:webHidden/>
                   </w:rPr>
-                  <w:instrText xml:space="preserve"> PAGEREF _Toc227064122 \h </w:instrText>
+                  <w:instrText xml:space="preserve"> PAGEREF _Toc227322156 \h </w:instrText>
                 </w:r>
                 <w:r>
                   <w:rPr>
@@ -1287,7 +1355,7 @@
                     <w:noProof/>
                     <w:webHidden/>
                   </w:rPr>
-                  <w:t>8</w:t>
+                  <w:t>7</w:t>
                 </w:r>
                 <w:r>
                   <w:rPr>
@@ -1310,12 +1378,82 @@
                   <w:lang w:eastAsia="en-GB"/>
                 </w:rPr>
               </w:pPr>
-              <w:hyperlink w:anchor="_Toc227064123" w:history="1">
+              <w:hyperlink w:anchor="_Toc227322157" w:history="1">
                 <w:r>
                   <w:rPr>
                     <w:rStyle w:val="Hyperlink"/>
                     <w:noProof/>
                   </w:rPr>
+                  <w:t>Making the basket look nicer, adding total and loyalty discount:</w:t>
+                </w:r>
+                <w:r>
+                  <w:rPr>
+                    <w:noProof/>
+                    <w:webHidden/>
+                  </w:rPr>
+                  <w:tab/>
+                </w:r>
+                <w:r>
+                  <w:rPr>
+                    <w:noProof/>
+                    <w:webHidden/>
+                  </w:rPr>
+                  <w:fldChar w:fldCharType="begin"/>
+                </w:r>
+                <w:r>
+                  <w:rPr>
+                    <w:noProof/>
+                    <w:webHidden/>
+                  </w:rPr>
+                  <w:instrText xml:space="preserve"> PAGEREF _Toc227322157 \h </w:instrText>
+                </w:r>
+                <w:r>
+                  <w:rPr>
+                    <w:noProof/>
+                    <w:webHidden/>
+                  </w:rPr>
+                </w:r>
+                <w:r>
+                  <w:rPr>
+                    <w:noProof/>
+                    <w:webHidden/>
+                  </w:rPr>
+                  <w:fldChar w:fldCharType="separate"/>
+                </w:r>
+                <w:r>
+                  <w:rPr>
+                    <w:noProof/>
+                    <w:webHidden/>
+                  </w:rPr>
+                  <w:t>7</w:t>
+                </w:r>
+                <w:r>
+                  <w:rPr>
+                    <w:noProof/>
+                    <w:webHidden/>
+                  </w:rPr>
+                  <w:fldChar w:fldCharType="end"/>
+                </w:r>
+              </w:hyperlink>
+            </w:p>
+            <w:p>
+              <w:pPr>
+                <w:pStyle w:val="TOC2"/>
+                <w:tabs>
+                  <w:tab w:val="right" w:leader="dot" w:pos="9016"/>
+                </w:tabs>
+                <w:rPr>
+                  <w:rFonts w:eastAsiaTheme="minorEastAsia"/>
+                  <w:noProof/>
+                  <w:lang w:eastAsia="en-GB"/>
+                </w:rPr>
+              </w:pPr>
+              <w:hyperlink w:anchor="_Toc227322158" w:history="1">
+                <w:r>
+                  <w:rPr>
+                    <w:rStyle w:val="Hyperlink"/>
+                    <w:noProof/>
+                  </w:rPr>
                   <w:t>Checkout function:</w:t>
                 </w:r>
                 <w:r>
@@ -1337,7 +1475,7 @@
                     <w:noProof/>
                     <w:webHidden/>
                   </w:rPr>
-                  <w:instrText xml:space="preserve"> PAGEREF _Toc227064123 \h </w:instrText>
+                  <w:instrText xml:space="preserve"> PAGEREF _Toc227322158 \h </w:instrText>
                 </w:r>
                 <w:r>
                   <w:rPr>
@@ -1357,7 +1495,7 @@
                     <w:noProof/>
                     <w:webHidden/>
                   </w:rPr>
-                  <w:t>8</w:t>
+                  <w:t>7</w:t>
                 </w:r>
                 <w:r>
                   <w:rPr>
@@ -1380,7 +1518,7 @@
                   <w:lang w:eastAsia="en-GB"/>
                 </w:rPr>
               </w:pPr>
-              <w:hyperlink w:anchor="_Toc227064124" w:history="1">
+              <w:hyperlink w:anchor="_Toc227322159" w:history="1">
                 <w:r>
                   <w:rPr>
                     <w:rStyle w:val="Hyperlink"/>
@@ -1407,7 +1545,7 @@
                     <w:noProof/>
                     <w:webHidden/>
                   </w:rPr>
-                  <w:instrText xml:space="preserve"> PAGEREF _Toc227064124 \h </w:instrText>
+                  <w:instrText xml:space="preserve"> PAGEREF _Toc227322159 \h </w:instrText>
                 </w:r>
                 <w:r>
                   <w:rPr>
@@ -1427,7 +1565,7 @@
                     <w:noProof/>
                     <w:webHidden/>
                   </w:rPr>
-                  <w:t>8</w:t>
+                  <w:t>7</w:t>
                 </w:r>
                 <w:r>
                   <w:rPr>
@@ -1450,7 +1588,7 @@
                   <w:lang w:eastAsia="en-GB"/>
                 </w:rPr>
               </w:pPr>
-              <w:hyperlink w:anchor="_Toc227064125" w:history="1">
+              <w:hyperlink w:anchor="_Toc227322160" w:history="1">
                 <w:r>
                   <w:rPr>
                     <w:rStyle w:val="Hyperlink"/>
@@ -1477,7 +1615,7 @@
                     <w:noProof/>
                     <w:webHidden/>
                   </w:rPr>
-                  <w:instrText xml:space="preserve"> PAGEREF _Toc227064125 \h </w:instrText>
+                  <w:instrText xml:space="preserve"> PAGEREF _Toc227322160 \h </w:instrText>
                 </w:r>
                 <w:r>
                   <w:rPr>
@@ -1497,7 +1635,7 @@
                     <w:noProof/>
                     <w:webHidden/>
                   </w:rPr>
-                  <w:t>9</w:t>
+                  <w:t>7</w:t>
                 </w:r>
                 <w:r>
                   <w:rPr>
@@ -1520,7 +1658,7 @@
                   <w:lang w:eastAsia="en-GB"/>
                 </w:rPr>
               </w:pPr>
-              <w:hyperlink w:anchor="_Toc227064126" w:history="1">
+              <w:hyperlink w:anchor="_Toc227322161" w:history="1">
                 <w:r>
                   <w:rPr>
                     <w:rStyle w:val="Hyperlink"/>
@@ -1547,7 +1685,7 @@
                     <w:noProof/>
                     <w:webHidden/>
                   </w:rPr>
-                  <w:instrText xml:space="preserve"> PAGEREF _Toc227064126 \h </w:instrText>
+                  <w:instrText xml:space="preserve"> PAGEREF _Toc227322161 \h </w:instrText>
                 </w:r>
                 <w:r>
                   <w:rPr>
@@ -1567,7 +1705,7 @@
                     <w:noProof/>
                     <w:webHidden/>
                   </w:rPr>
-                  <w:t>9</w:t>
+                  <w:t>7</w:t>
                 </w:r>
                 <w:r>
                   <w:rPr>
@@ -1590,7 +1728,7 @@
                   <w:lang w:eastAsia="en-GB"/>
                 </w:rPr>
               </w:pPr>
-              <w:hyperlink w:anchor="_Toc227064127" w:history="1">
+              <w:hyperlink w:anchor="_Toc227322162" w:history="1">
                 <w:r>
                   <w:rPr>
                     <w:rStyle w:val="Hyperlink"/>
@@ -1617,7 +1755,7 @@
                     <w:noProof/>
                     <w:webHidden/>
                   </w:rPr>
-                  <w:instrText xml:space="preserve"> PAGEREF _Toc227064127 \h </w:instrText>
+                  <w:instrText xml:space="preserve"> PAGEREF _Toc227322162 \h </w:instrText>
                 </w:r>
                 <w:r>
                   <w:rPr>
@@ -1637,7 +1775,7 @@
                     <w:noProof/>
                     <w:webHidden/>
                   </w:rPr>
-                  <w:t>10</w:t>
+                  <w:t>7</w:t>
                 </w:r>
                 <w:r>
                   <w:rPr>
@@ -1660,13 +1798,13 @@
                   <w:lang w:eastAsia="en-GB"/>
                 </w:rPr>
               </w:pPr>
-              <w:hyperlink w:anchor="_Toc227064128" w:history="1">
+              <w:hyperlink w:anchor="_Toc227322163" w:history="1">
                 <w:r>
                   <w:rPr>
                     <w:rStyle w:val="Hyperlink"/>
                     <w:noProof/>
                   </w:rPr>
-                  <w:t>Plans for Tomorrow:</w:t>
+                  <w:t>Future plans:</w:t>
                 </w:r>
                 <w:r>
                   <w:rPr>
@@ -1687,7 +1825,7 @@
                     <w:noProof/>
                     <w:webHidden/>
                   </w:rPr>
-                  <w:instrText xml:space="preserve"> PAGEREF _Toc227064128 \h </w:instrText>
+                  <w:instrText xml:space="preserve"> PAGEREF _Toc227322163 \h </w:instrText>
                 </w:r>
                 <w:r>
                   <w:rPr>
@@ -1707,7 +1845,7 @@
                     <w:noProof/>
                     <w:webHidden/>
                   </w:rPr>
-                  <w:t>10</w:t>
+                  <w:t>7</w:t>
                 </w:r>
                 <w:r>
                   <w:rPr>
@@ -1730,7 +1868,7 @@
                   <w:lang w:eastAsia="en-GB"/>
                 </w:rPr>
               </w:pPr>
-              <w:hyperlink w:anchor="_Toc227064129" w:history="1">
+              <w:hyperlink w:anchor="_Toc227322164" w:history="1">
                 <w:r>
                   <w:rPr>
                     <w:rStyle w:val="Hyperlink"/>
@@ -1757,7 +1895,7 @@
                     <w:noProof/>
                     <w:webHidden/>
                   </w:rPr>
-                  <w:instrText xml:space="preserve"> PAGEREF _Toc227064129 \h </w:instrText>
+                  <w:instrText xml:space="preserve"> PAGEREF _Toc227322164 \h </w:instrText>
                 </w:r>
                 <w:r>
                   <w:rPr>
@@ -1777,7 +1915,1267 @@
                     <w:noProof/>
                     <w:webHidden/>
                   </w:rPr>
+                  <w:t>7</w:t>
+                </w:r>
+                <w:r>
+                  <w:rPr>
+                    <w:noProof/>
+                    <w:webHidden/>
+                  </w:rPr>
+                  <w:fldChar w:fldCharType="end"/>
+                </w:r>
+              </w:hyperlink>
+            </w:p>
+            <w:p>
+              <w:pPr>
+                <w:pStyle w:val="TOC2"/>
+                <w:tabs>
+                  <w:tab w:val="right" w:leader="dot" w:pos="9016"/>
+                </w:tabs>
+                <w:rPr>
+                  <w:rFonts w:eastAsiaTheme="minorEastAsia"/>
+                  <w:noProof/>
+                  <w:lang w:eastAsia="en-GB"/>
+                </w:rPr>
+              </w:pPr>
+              <w:hyperlink w:anchor="_Toc227322165" w:history="1">
+                <w:r>
+                  <w:rPr>
+                    <w:rStyle w:val="Hyperlink"/>
+                    <w:noProof/>
+                  </w:rPr>
+                  <w:t>Overview of today:</w:t>
+                </w:r>
+                <w:r>
+                  <w:rPr>
+                    <w:noProof/>
+                    <w:webHidden/>
+                  </w:rPr>
+                  <w:tab/>
+                </w:r>
+                <w:r>
+                  <w:rPr>
+                    <w:noProof/>
+                    <w:webHidden/>
+                  </w:rPr>
+                  <w:fldChar w:fldCharType="begin"/>
+                </w:r>
+                <w:r>
+                  <w:rPr>
+                    <w:noProof/>
+                    <w:webHidden/>
+                  </w:rPr>
+                  <w:instrText xml:space="preserve"> PAGEREF _Toc227322165 \h </w:instrText>
+                </w:r>
+                <w:r>
+                  <w:rPr>
+                    <w:noProof/>
+                    <w:webHidden/>
+                  </w:rPr>
+                </w:r>
+                <w:r>
+                  <w:rPr>
+                    <w:noProof/>
+                    <w:webHidden/>
+                  </w:rPr>
+                  <w:fldChar w:fldCharType="separate"/>
+                </w:r>
+                <w:r>
+                  <w:rPr>
+                    <w:noProof/>
+                    <w:webHidden/>
+                  </w:rPr>
+                  <w:t>7</w:t>
+                </w:r>
+                <w:r>
+                  <w:rPr>
+                    <w:noProof/>
+                    <w:webHidden/>
+                  </w:rPr>
+                  <w:fldChar w:fldCharType="end"/>
+                </w:r>
+              </w:hyperlink>
+            </w:p>
+            <w:p>
+              <w:pPr>
+                <w:pStyle w:val="TOC2"/>
+                <w:tabs>
+                  <w:tab w:val="right" w:leader="dot" w:pos="9016"/>
+                </w:tabs>
+                <w:rPr>
+                  <w:rFonts w:eastAsiaTheme="minorEastAsia"/>
+                  <w:noProof/>
+                  <w:lang w:eastAsia="en-GB"/>
+                </w:rPr>
+              </w:pPr>
+              <w:hyperlink w:anchor="_Toc227322166" w:history="1">
+                <w:r>
+                  <w:rPr>
+                    <w:rStyle w:val="Hyperlink"/>
+                    <w:noProof/>
+                  </w:rPr>
+                  <w:t>Future plans:</w:t>
+                </w:r>
+                <w:r>
+                  <w:rPr>
+                    <w:noProof/>
+                    <w:webHidden/>
+                  </w:rPr>
+                  <w:tab/>
+                </w:r>
+                <w:r>
+                  <w:rPr>
+                    <w:noProof/>
+                    <w:webHidden/>
+                  </w:rPr>
+                  <w:fldChar w:fldCharType="begin"/>
+                </w:r>
+                <w:r>
+                  <w:rPr>
+                    <w:noProof/>
+                    <w:webHidden/>
+                  </w:rPr>
+                  <w:instrText xml:space="preserve"> PAGEREF _Toc227322166 \h </w:instrText>
+                </w:r>
+                <w:r>
+                  <w:rPr>
+                    <w:noProof/>
+                    <w:webHidden/>
+                  </w:rPr>
+                </w:r>
+                <w:r>
+                  <w:rPr>
+                    <w:noProof/>
+                    <w:webHidden/>
+                  </w:rPr>
+                  <w:fldChar w:fldCharType="separate"/>
+                </w:r>
+                <w:r>
+                  <w:rPr>
+                    <w:noProof/>
+                    <w:webHidden/>
+                  </w:rPr>
+                  <w:t>8</w:t>
+                </w:r>
+                <w:r>
+                  <w:rPr>
+                    <w:noProof/>
+                    <w:webHidden/>
+                  </w:rPr>
+                  <w:fldChar w:fldCharType="end"/>
+                </w:r>
+              </w:hyperlink>
+            </w:p>
+            <w:p>
+              <w:pPr>
+                <w:pStyle w:val="TOC1"/>
+                <w:tabs>
+                  <w:tab w:val="right" w:leader="dot" w:pos="9016"/>
+                </w:tabs>
+                <w:rPr>
+                  <w:rFonts w:eastAsiaTheme="minorEastAsia"/>
+                  <w:noProof/>
+                  <w:lang w:eastAsia="en-GB"/>
+                </w:rPr>
+              </w:pPr>
+              <w:hyperlink w:anchor="_Toc227322167" w:history="1">
+                <w:r>
+                  <w:rPr>
+                    <w:rStyle w:val="Hyperlink"/>
+                    <w:noProof/>
+                  </w:rPr>
+                  <w:t>Version 1.3</w:t>
+                </w:r>
+                <w:r>
+                  <w:rPr>
+                    <w:noProof/>
+                    <w:webHidden/>
+                  </w:rPr>
+                  <w:tab/>
+                </w:r>
+                <w:r>
+                  <w:rPr>
+                    <w:noProof/>
+                    <w:webHidden/>
+                  </w:rPr>
+                  <w:fldChar w:fldCharType="begin"/>
+                </w:r>
+                <w:r>
+                  <w:rPr>
+                    <w:noProof/>
+                    <w:webHidden/>
+                  </w:rPr>
+                  <w:instrText xml:space="preserve"> PAGEREF _Toc227322167 \h </w:instrText>
+                </w:r>
+                <w:r>
+                  <w:rPr>
+                    <w:noProof/>
+                    <w:webHidden/>
+                  </w:rPr>
+                </w:r>
+                <w:r>
+                  <w:rPr>
+                    <w:noProof/>
+                    <w:webHidden/>
+                  </w:rPr>
+                  <w:fldChar w:fldCharType="separate"/>
+                </w:r>
+                <w:r>
+                  <w:rPr>
+                    <w:noProof/>
+                    <w:webHidden/>
+                  </w:rPr>
+                  <w:t>8</w:t>
+                </w:r>
+                <w:r>
+                  <w:rPr>
+                    <w:noProof/>
+                    <w:webHidden/>
+                  </w:rPr>
+                  <w:fldChar w:fldCharType="end"/>
+                </w:r>
+              </w:hyperlink>
+            </w:p>
+            <w:p>
+              <w:pPr>
+                <w:pStyle w:val="TOC2"/>
+                <w:tabs>
+                  <w:tab w:val="right" w:leader="dot" w:pos="9016"/>
+                </w:tabs>
+                <w:rPr>
+                  <w:rFonts w:eastAsiaTheme="minorEastAsia"/>
+                  <w:noProof/>
+                  <w:lang w:eastAsia="en-GB"/>
+                </w:rPr>
+              </w:pPr>
+              <w:hyperlink w:anchor="_Toc227322168" w:history="1">
+                <w:r>
+                  <w:rPr>
+                    <w:rStyle w:val="Hyperlink"/>
+                    <w:noProof/>
+                  </w:rPr>
+                  <w:t>Overview of today:</w:t>
+                </w:r>
+                <w:r>
+                  <w:rPr>
+                    <w:noProof/>
+                    <w:webHidden/>
+                  </w:rPr>
+                  <w:tab/>
+                </w:r>
+                <w:r>
+                  <w:rPr>
+                    <w:noProof/>
+                    <w:webHidden/>
+                  </w:rPr>
+                  <w:fldChar w:fldCharType="begin"/>
+                </w:r>
+                <w:r>
+                  <w:rPr>
+                    <w:noProof/>
+                    <w:webHidden/>
+                  </w:rPr>
+                  <w:instrText xml:space="preserve"> PAGEREF _Toc227322168 \h </w:instrText>
+                </w:r>
+                <w:r>
+                  <w:rPr>
+                    <w:noProof/>
+                    <w:webHidden/>
+                  </w:rPr>
+                </w:r>
+                <w:r>
+                  <w:rPr>
+                    <w:noProof/>
+                    <w:webHidden/>
+                  </w:rPr>
+                  <w:fldChar w:fldCharType="separate"/>
+                </w:r>
+                <w:r>
+                  <w:rPr>
+                    <w:noProof/>
+                    <w:webHidden/>
+                  </w:rPr>
+                  <w:t>8</w:t>
+                </w:r>
+                <w:r>
+                  <w:rPr>
+                    <w:noProof/>
+                    <w:webHidden/>
+                  </w:rPr>
+                  <w:fldChar w:fldCharType="end"/>
+                </w:r>
+              </w:hyperlink>
+            </w:p>
+            <w:p>
+              <w:pPr>
+                <w:pStyle w:val="TOC2"/>
+                <w:tabs>
+                  <w:tab w:val="right" w:leader="dot" w:pos="9016"/>
+                </w:tabs>
+                <w:rPr>
+                  <w:rFonts w:eastAsiaTheme="minorEastAsia"/>
+                  <w:noProof/>
+                  <w:lang w:eastAsia="en-GB"/>
+                </w:rPr>
+              </w:pPr>
+              <w:hyperlink w:anchor="_Toc227322169" w:history="1">
+                <w:r>
+                  <w:rPr>
+                    <w:rStyle w:val="Hyperlink"/>
+                    <w:noProof/>
+                  </w:rPr>
+                  <w:t>Future plans:</w:t>
+                </w:r>
+                <w:r>
+                  <w:rPr>
+                    <w:noProof/>
+                    <w:webHidden/>
+                  </w:rPr>
+                  <w:tab/>
+                </w:r>
+                <w:r>
+                  <w:rPr>
+                    <w:noProof/>
+                    <w:webHidden/>
+                  </w:rPr>
+                  <w:fldChar w:fldCharType="begin"/>
+                </w:r>
+                <w:r>
+                  <w:rPr>
+                    <w:noProof/>
+                    <w:webHidden/>
+                  </w:rPr>
+                  <w:instrText xml:space="preserve"> PAGEREF _Toc227322169 \h </w:instrText>
+                </w:r>
+                <w:r>
+                  <w:rPr>
+                    <w:noProof/>
+                    <w:webHidden/>
+                  </w:rPr>
+                </w:r>
+                <w:r>
+                  <w:rPr>
+                    <w:noProof/>
+                    <w:webHidden/>
+                  </w:rPr>
+                  <w:fldChar w:fldCharType="separate"/>
+                </w:r>
+                <w:r>
+                  <w:rPr>
+                    <w:noProof/>
+                    <w:webHidden/>
+                  </w:rPr>
+                  <w:t>8</w:t>
+                </w:r>
+                <w:r>
+                  <w:rPr>
+                    <w:noProof/>
+                    <w:webHidden/>
+                  </w:rPr>
+                  <w:fldChar w:fldCharType="end"/>
+                </w:r>
+              </w:hyperlink>
+            </w:p>
+            <w:p>
+              <w:pPr>
+                <w:pStyle w:val="TOC1"/>
+                <w:tabs>
+                  <w:tab w:val="right" w:leader="dot" w:pos="9016"/>
+                </w:tabs>
+                <w:rPr>
+                  <w:rFonts w:eastAsiaTheme="minorEastAsia"/>
+                  <w:noProof/>
+                  <w:lang w:eastAsia="en-GB"/>
+                </w:rPr>
+              </w:pPr>
+              <w:hyperlink w:anchor="_Toc227322170" w:history="1">
+                <w:r>
+                  <w:rPr>
+                    <w:rStyle w:val="Hyperlink"/>
+                    <w:noProof/>
+                  </w:rPr>
+                  <w:t>Version 1.4</w:t>
+                </w:r>
+                <w:r>
+                  <w:rPr>
+                    <w:noProof/>
+                    <w:webHidden/>
+                  </w:rPr>
+                  <w:tab/>
+                </w:r>
+                <w:r>
+                  <w:rPr>
+                    <w:noProof/>
+                    <w:webHidden/>
+                  </w:rPr>
+                  <w:fldChar w:fldCharType="begin"/>
+                </w:r>
+                <w:r>
+                  <w:rPr>
+                    <w:noProof/>
+                    <w:webHidden/>
+                  </w:rPr>
+                  <w:instrText xml:space="preserve"> PAGEREF _Toc227322170 \h </w:instrText>
+                </w:r>
+                <w:r>
+                  <w:rPr>
+                    <w:noProof/>
+                    <w:webHidden/>
+                  </w:rPr>
+                </w:r>
+                <w:r>
+                  <w:rPr>
+                    <w:noProof/>
+                    <w:webHidden/>
+                  </w:rPr>
+                  <w:fldChar w:fldCharType="separate"/>
+                </w:r>
+                <w:r>
+                  <w:rPr>
+                    <w:noProof/>
+                    <w:webHidden/>
+                  </w:rPr>
+                  <w:t>8</w:t>
+                </w:r>
+                <w:r>
+                  <w:rPr>
+                    <w:noProof/>
+                    <w:webHidden/>
+                  </w:rPr>
+                  <w:fldChar w:fldCharType="end"/>
+                </w:r>
+              </w:hyperlink>
+            </w:p>
+            <w:p>
+              <w:pPr>
+                <w:pStyle w:val="TOC2"/>
+                <w:tabs>
+                  <w:tab w:val="right" w:leader="dot" w:pos="9016"/>
+                </w:tabs>
+                <w:rPr>
+                  <w:rFonts w:eastAsiaTheme="minorEastAsia"/>
+                  <w:noProof/>
+                  <w:lang w:eastAsia="en-GB"/>
+                </w:rPr>
+              </w:pPr>
+              <w:hyperlink w:anchor="_Toc227322171" w:history="1">
+                <w:r>
+                  <w:rPr>
+                    <w:rStyle w:val="Hyperlink"/>
+                    <w:noProof/>
+                  </w:rPr>
+                  <w:t>Overview of today:</w:t>
+                </w:r>
+                <w:r>
+                  <w:rPr>
+                    <w:noProof/>
+                    <w:webHidden/>
+                  </w:rPr>
+                  <w:tab/>
+                </w:r>
+                <w:r>
+                  <w:rPr>
+                    <w:noProof/>
+                    <w:webHidden/>
+                  </w:rPr>
+                  <w:fldChar w:fldCharType="begin"/>
+                </w:r>
+                <w:r>
+                  <w:rPr>
+                    <w:noProof/>
+                    <w:webHidden/>
+                  </w:rPr>
+                  <w:instrText xml:space="preserve"> PAGEREF _Toc227322171 \h </w:instrText>
+                </w:r>
+                <w:r>
+                  <w:rPr>
+                    <w:noProof/>
+                    <w:webHidden/>
+                  </w:rPr>
+                </w:r>
+                <w:r>
+                  <w:rPr>
+                    <w:noProof/>
+                    <w:webHidden/>
+                  </w:rPr>
+                  <w:fldChar w:fldCharType="separate"/>
+                </w:r>
+                <w:r>
+                  <w:rPr>
+                    <w:noProof/>
+                    <w:webHidden/>
+                  </w:rPr>
+                  <w:t>8</w:t>
+                </w:r>
+                <w:r>
+                  <w:rPr>
+                    <w:noProof/>
+                    <w:webHidden/>
+                  </w:rPr>
+                  <w:fldChar w:fldCharType="end"/>
+                </w:r>
+              </w:hyperlink>
+            </w:p>
+            <w:p>
+              <w:pPr>
+                <w:pStyle w:val="TOC2"/>
+                <w:tabs>
+                  <w:tab w:val="right" w:leader="dot" w:pos="9016"/>
+                </w:tabs>
+                <w:rPr>
+                  <w:rFonts w:eastAsiaTheme="minorEastAsia"/>
+                  <w:noProof/>
+                  <w:lang w:eastAsia="en-GB"/>
+                </w:rPr>
+              </w:pPr>
+              <w:hyperlink w:anchor="_Toc227322172" w:history="1">
+                <w:r>
+                  <w:rPr>
+                    <w:rStyle w:val="Hyperlink"/>
+                    <w:noProof/>
+                  </w:rPr>
+                  <w:t>Accessibility Functions:</w:t>
+                </w:r>
+                <w:r>
+                  <w:rPr>
+                    <w:noProof/>
+                    <w:webHidden/>
+                  </w:rPr>
+                  <w:tab/>
+                </w:r>
+                <w:r>
+                  <w:rPr>
+                    <w:noProof/>
+                    <w:webHidden/>
+                  </w:rPr>
+                  <w:fldChar w:fldCharType="begin"/>
+                </w:r>
+                <w:r>
+                  <w:rPr>
+                    <w:noProof/>
+                    <w:webHidden/>
+                  </w:rPr>
+                  <w:instrText xml:space="preserve"> PAGEREF _Toc227322172 \h </w:instrText>
+                </w:r>
+                <w:r>
+                  <w:rPr>
+                    <w:noProof/>
+                    <w:webHidden/>
+                  </w:rPr>
+                </w:r>
+                <w:r>
+                  <w:rPr>
+                    <w:noProof/>
+                    <w:webHidden/>
+                  </w:rPr>
+                  <w:fldChar w:fldCharType="separate"/>
+                </w:r>
+                <w:r>
+                  <w:rPr>
+                    <w:noProof/>
+                    <w:webHidden/>
+                  </w:rPr>
+                  <w:t>9</w:t>
+                </w:r>
+                <w:r>
+                  <w:rPr>
+                    <w:noProof/>
+                    <w:webHidden/>
+                  </w:rPr>
+                  <w:fldChar w:fldCharType="end"/>
+                </w:r>
+              </w:hyperlink>
+            </w:p>
+            <w:p>
+              <w:pPr>
+                <w:pStyle w:val="TOC3"/>
+                <w:tabs>
+                  <w:tab w:val="right" w:leader="dot" w:pos="9016"/>
+                </w:tabs>
+                <w:rPr>
+                  <w:rFonts w:eastAsiaTheme="minorEastAsia"/>
+                  <w:noProof/>
+                  <w:lang w:eastAsia="en-GB"/>
+                </w:rPr>
+              </w:pPr>
+              <w:hyperlink w:anchor="_Toc227322173" w:history="1">
+                <w:r>
+                  <w:rPr>
+                    <w:rStyle w:val="Hyperlink"/>
+                    <w:noProof/>
+                  </w:rPr>
+                  <w:t>CSS:</w:t>
+                </w:r>
+                <w:r>
+                  <w:rPr>
+                    <w:noProof/>
+                    <w:webHidden/>
+                  </w:rPr>
+                  <w:tab/>
+                </w:r>
+                <w:r>
+                  <w:rPr>
+                    <w:noProof/>
+                    <w:webHidden/>
+                  </w:rPr>
+                  <w:fldChar w:fldCharType="begin"/>
+                </w:r>
+                <w:r>
+                  <w:rPr>
+                    <w:noProof/>
+                    <w:webHidden/>
+                  </w:rPr>
+                  <w:instrText xml:space="preserve"> PAGEREF _Toc227322173 \h </w:instrText>
+                </w:r>
+                <w:r>
+                  <w:rPr>
+                    <w:noProof/>
+                    <w:webHidden/>
+                  </w:rPr>
+                </w:r>
+                <w:r>
+                  <w:rPr>
+                    <w:noProof/>
+                    <w:webHidden/>
+                  </w:rPr>
+                  <w:fldChar w:fldCharType="separate"/>
+                </w:r>
+                <w:r>
+                  <w:rPr>
+                    <w:noProof/>
+                    <w:webHidden/>
+                  </w:rPr>
+                  <w:t>9</w:t>
+                </w:r>
+                <w:r>
+                  <w:rPr>
+                    <w:noProof/>
+                    <w:webHidden/>
+                  </w:rPr>
+                  <w:fldChar w:fldCharType="end"/>
+                </w:r>
+              </w:hyperlink>
+            </w:p>
+            <w:p>
+              <w:pPr>
+                <w:pStyle w:val="TOC3"/>
+                <w:tabs>
+                  <w:tab w:val="right" w:leader="dot" w:pos="9016"/>
+                </w:tabs>
+                <w:rPr>
+                  <w:rFonts w:eastAsiaTheme="minorEastAsia"/>
+                  <w:noProof/>
+                  <w:lang w:eastAsia="en-GB"/>
+                </w:rPr>
+              </w:pPr>
+              <w:hyperlink w:anchor="_Toc227322174" w:history="1">
+                <w:r>
+                  <w:rPr>
+                    <w:rStyle w:val="Hyperlink"/>
+                    <w:noProof/>
+                  </w:rPr>
+                  <w:t>Buttons/CSHTML:</w:t>
+                </w:r>
+                <w:r>
+                  <w:rPr>
+                    <w:noProof/>
+                    <w:webHidden/>
+                  </w:rPr>
+                  <w:tab/>
+                </w:r>
+                <w:r>
+                  <w:rPr>
+                    <w:noProof/>
+                    <w:webHidden/>
+                  </w:rPr>
+                  <w:fldChar w:fldCharType="begin"/>
+                </w:r>
+                <w:r>
+                  <w:rPr>
+                    <w:noProof/>
+                    <w:webHidden/>
+                  </w:rPr>
+                  <w:instrText xml:space="preserve"> PAGEREF _Toc227322174 \h </w:instrText>
+                </w:r>
+                <w:r>
+                  <w:rPr>
+                    <w:noProof/>
+                    <w:webHidden/>
+                  </w:rPr>
+                </w:r>
+                <w:r>
+                  <w:rPr>
+                    <w:noProof/>
+                    <w:webHidden/>
+                  </w:rPr>
+                  <w:fldChar w:fldCharType="separate"/>
+                </w:r>
+                <w:r>
+                  <w:rPr>
+                    <w:noProof/>
+                    <w:webHidden/>
+                  </w:rPr>
+                  <w:t>9</w:t>
+                </w:r>
+                <w:r>
+                  <w:rPr>
+                    <w:noProof/>
+                    <w:webHidden/>
+                  </w:rPr>
+                  <w:fldChar w:fldCharType="end"/>
+                </w:r>
+              </w:hyperlink>
+            </w:p>
+            <w:p>
+              <w:pPr>
+                <w:pStyle w:val="TOC3"/>
+                <w:tabs>
+                  <w:tab w:val="right" w:leader="dot" w:pos="9016"/>
+                </w:tabs>
+                <w:rPr>
+                  <w:rFonts w:eastAsiaTheme="minorEastAsia"/>
+                  <w:noProof/>
+                  <w:lang w:eastAsia="en-GB"/>
+                </w:rPr>
+              </w:pPr>
+              <w:hyperlink w:anchor="_Toc227322175" w:history="1">
+                <w:r>
+                  <w:rPr>
+                    <w:rStyle w:val="Hyperlink"/>
+                    <w:noProof/>
+                  </w:rPr>
+                  <w:t>JavaScript:</w:t>
+                </w:r>
+                <w:r>
+                  <w:rPr>
+                    <w:noProof/>
+                    <w:webHidden/>
+                  </w:rPr>
+                  <w:tab/>
+                </w:r>
+                <w:r>
+                  <w:rPr>
+                    <w:noProof/>
+                    <w:webHidden/>
+                  </w:rPr>
+                  <w:fldChar w:fldCharType="begin"/>
+                </w:r>
+                <w:r>
+                  <w:rPr>
+                    <w:noProof/>
+                    <w:webHidden/>
+                  </w:rPr>
+                  <w:instrText xml:space="preserve"> PAGEREF _Toc227322175 \h </w:instrText>
+                </w:r>
+                <w:r>
+                  <w:rPr>
+                    <w:noProof/>
+                    <w:webHidden/>
+                  </w:rPr>
+                </w:r>
+                <w:r>
+                  <w:rPr>
+                    <w:noProof/>
+                    <w:webHidden/>
+                  </w:rPr>
+                  <w:fldChar w:fldCharType="separate"/>
+                </w:r>
+                <w:r>
+                  <w:rPr>
+                    <w:noProof/>
+                    <w:webHidden/>
+                  </w:rPr>
+                  <w:t>10</w:t>
+                </w:r>
+                <w:r>
+                  <w:rPr>
+                    <w:noProof/>
+                    <w:webHidden/>
+                  </w:rPr>
+                  <w:fldChar w:fldCharType="end"/>
+                </w:r>
+              </w:hyperlink>
+            </w:p>
+            <w:p>
+              <w:pPr>
+                <w:pStyle w:val="TOC3"/>
+                <w:tabs>
+                  <w:tab w:val="right" w:leader="dot" w:pos="9016"/>
+                </w:tabs>
+                <w:rPr>
+                  <w:rFonts w:eastAsiaTheme="minorEastAsia"/>
+                  <w:noProof/>
+                  <w:lang w:eastAsia="en-GB"/>
+                </w:rPr>
+              </w:pPr>
+              <w:hyperlink w:anchor="_Toc227322176" w:history="1">
+                <w:r>
+                  <w:rPr>
+                    <w:rStyle w:val="Hyperlink"/>
+                    <w:noProof/>
+                  </w:rPr>
+                  <w:t>Appearance:</w:t>
+                </w:r>
+                <w:r>
+                  <w:rPr>
+                    <w:noProof/>
+                    <w:webHidden/>
+                  </w:rPr>
+                  <w:tab/>
+                </w:r>
+                <w:r>
+                  <w:rPr>
+                    <w:noProof/>
+                    <w:webHidden/>
+                  </w:rPr>
+                  <w:fldChar w:fldCharType="begin"/>
+                </w:r>
+                <w:r>
+                  <w:rPr>
+                    <w:noProof/>
+                    <w:webHidden/>
+                  </w:rPr>
+                  <w:instrText xml:space="preserve"> PAGEREF _Toc227322176 \h </w:instrText>
+                </w:r>
+                <w:r>
+                  <w:rPr>
+                    <w:noProof/>
+                    <w:webHidden/>
+                  </w:rPr>
+                </w:r>
+                <w:r>
+                  <w:rPr>
+                    <w:noProof/>
+                    <w:webHidden/>
+                  </w:rPr>
+                  <w:fldChar w:fldCharType="separate"/>
+                </w:r>
+                <w:r>
+                  <w:rPr>
+                    <w:noProof/>
+                    <w:webHidden/>
+                  </w:rPr>
                   <w:t>11</w:t>
+                </w:r>
+                <w:r>
+                  <w:rPr>
+                    <w:noProof/>
+                    <w:webHidden/>
+                  </w:rPr>
+                  <w:fldChar w:fldCharType="end"/>
+                </w:r>
+              </w:hyperlink>
+            </w:p>
+            <w:p>
+              <w:pPr>
+                <w:pStyle w:val="TOC2"/>
+                <w:tabs>
+                  <w:tab w:val="right" w:leader="dot" w:pos="9016"/>
+                </w:tabs>
+                <w:rPr>
+                  <w:rFonts w:eastAsiaTheme="minorEastAsia"/>
+                  <w:noProof/>
+                  <w:lang w:eastAsia="en-GB"/>
+                </w:rPr>
+              </w:pPr>
+              <w:hyperlink w:anchor="_Toc227322177" w:history="1">
+                <w:r>
+                  <w:rPr>
+                    <w:rStyle w:val="Hyperlink"/>
+                    <w:noProof/>
+                  </w:rPr>
+                  <w:t>Future plans:</w:t>
+                </w:r>
+                <w:r>
+                  <w:rPr>
+                    <w:noProof/>
+                    <w:webHidden/>
+                  </w:rPr>
+                  <w:tab/>
+                </w:r>
+                <w:r>
+                  <w:rPr>
+                    <w:noProof/>
+                    <w:webHidden/>
+                  </w:rPr>
+                  <w:fldChar w:fldCharType="begin"/>
+                </w:r>
+                <w:r>
+                  <w:rPr>
+                    <w:noProof/>
+                    <w:webHidden/>
+                  </w:rPr>
+                  <w:instrText xml:space="preserve"> PAGEREF _Toc227322177 \h </w:instrText>
+                </w:r>
+                <w:r>
+                  <w:rPr>
+                    <w:noProof/>
+                    <w:webHidden/>
+                  </w:rPr>
+                </w:r>
+                <w:r>
+                  <w:rPr>
+                    <w:noProof/>
+                    <w:webHidden/>
+                  </w:rPr>
+                  <w:fldChar w:fldCharType="separate"/>
+                </w:r>
+                <w:r>
+                  <w:rPr>
+                    <w:noProof/>
+                    <w:webHidden/>
+                  </w:rPr>
+                  <w:t>11</w:t>
+                </w:r>
+                <w:r>
+                  <w:rPr>
+                    <w:noProof/>
+                    <w:webHidden/>
+                  </w:rPr>
+                  <w:fldChar w:fldCharType="end"/>
+                </w:r>
+              </w:hyperlink>
+            </w:p>
+            <w:p>
+              <w:pPr>
+                <w:pStyle w:val="TOC1"/>
+                <w:tabs>
+                  <w:tab w:val="right" w:leader="dot" w:pos="9016"/>
+                </w:tabs>
+                <w:rPr>
+                  <w:rFonts w:eastAsiaTheme="minorEastAsia"/>
+                  <w:noProof/>
+                  <w:lang w:eastAsia="en-GB"/>
+                </w:rPr>
+              </w:pPr>
+              <w:hyperlink w:anchor="_Toc227322178" w:history="1">
+                <w:r>
+                  <w:rPr>
+                    <w:rStyle w:val="Hyperlink"/>
+                    <w:noProof/>
+                  </w:rPr>
+                  <w:t>Version 1.5</w:t>
+                </w:r>
+                <w:r>
+                  <w:rPr>
+                    <w:noProof/>
+                    <w:webHidden/>
+                  </w:rPr>
+                  <w:tab/>
+                </w:r>
+                <w:r>
+                  <w:rPr>
+                    <w:noProof/>
+                    <w:webHidden/>
+                  </w:rPr>
+                  <w:fldChar w:fldCharType="begin"/>
+                </w:r>
+                <w:r>
+                  <w:rPr>
+                    <w:noProof/>
+                    <w:webHidden/>
+                  </w:rPr>
+                  <w:instrText xml:space="preserve"> PAGEREF _Toc227322178 \h </w:instrText>
+                </w:r>
+                <w:r>
+                  <w:rPr>
+                    <w:noProof/>
+                    <w:webHidden/>
+                  </w:rPr>
+                </w:r>
+                <w:r>
+                  <w:rPr>
+                    <w:noProof/>
+                    <w:webHidden/>
+                  </w:rPr>
+                  <w:fldChar w:fldCharType="separate"/>
+                </w:r>
+                <w:r>
+                  <w:rPr>
+                    <w:noProof/>
+                    <w:webHidden/>
+                  </w:rPr>
+                  <w:t>11</w:t>
+                </w:r>
+                <w:r>
+                  <w:rPr>
+                    <w:noProof/>
+                    <w:webHidden/>
+                  </w:rPr>
+                  <w:fldChar w:fldCharType="end"/>
+                </w:r>
+              </w:hyperlink>
+            </w:p>
+            <w:p>
+              <w:pPr>
+                <w:pStyle w:val="TOC2"/>
+                <w:tabs>
+                  <w:tab w:val="right" w:leader="dot" w:pos="9016"/>
+                </w:tabs>
+                <w:rPr>
+                  <w:rFonts w:eastAsiaTheme="minorEastAsia"/>
+                  <w:noProof/>
+                  <w:lang w:eastAsia="en-GB"/>
+                </w:rPr>
+              </w:pPr>
+              <w:hyperlink w:anchor="_Toc227322179" w:history="1">
+                <w:r>
+                  <w:rPr>
+                    <w:rStyle w:val="Hyperlink"/>
+                    <w:noProof/>
+                  </w:rPr>
+                  <w:t>Overview of today:</w:t>
+                </w:r>
+                <w:r>
+                  <w:rPr>
+                    <w:noProof/>
+                    <w:webHidden/>
+                  </w:rPr>
+                  <w:tab/>
+                </w:r>
+                <w:r>
+                  <w:rPr>
+                    <w:noProof/>
+                    <w:webHidden/>
+                  </w:rPr>
+                  <w:fldChar w:fldCharType="begin"/>
+                </w:r>
+                <w:r>
+                  <w:rPr>
+                    <w:noProof/>
+                    <w:webHidden/>
+                  </w:rPr>
+                  <w:instrText xml:space="preserve"> PAGEREF _Toc227322179 \h </w:instrText>
+                </w:r>
+                <w:r>
+                  <w:rPr>
+                    <w:noProof/>
+                    <w:webHidden/>
+                  </w:rPr>
+                </w:r>
+                <w:r>
+                  <w:rPr>
+                    <w:noProof/>
+                    <w:webHidden/>
+                  </w:rPr>
+                  <w:fldChar w:fldCharType="separate"/>
+                </w:r>
+                <w:r>
+                  <w:rPr>
+                    <w:noProof/>
+                    <w:webHidden/>
+                  </w:rPr>
+                  <w:t>11</w:t>
+                </w:r>
+                <w:r>
+                  <w:rPr>
+                    <w:noProof/>
+                    <w:webHidden/>
+                  </w:rPr>
+                  <w:fldChar w:fldCharType="end"/>
+                </w:r>
+              </w:hyperlink>
+            </w:p>
+            <w:p>
+              <w:pPr>
+                <w:pStyle w:val="TOC2"/>
+                <w:tabs>
+                  <w:tab w:val="right" w:leader="dot" w:pos="9016"/>
+                </w:tabs>
+                <w:rPr>
+                  <w:rFonts w:eastAsiaTheme="minorEastAsia"/>
+                  <w:noProof/>
+                  <w:lang w:eastAsia="en-GB"/>
+                </w:rPr>
+              </w:pPr>
+              <w:hyperlink w:anchor="_Toc227322180" w:history="1">
+                <w:r>
+                  <w:rPr>
+                    <w:rStyle w:val="Hyperlink"/>
+                    <w:noProof/>
+                  </w:rPr>
+                  <w:t>GMAIL Auth:</w:t>
+                </w:r>
+                <w:r>
+                  <w:rPr>
+                    <w:noProof/>
+                    <w:webHidden/>
+                  </w:rPr>
+                  <w:tab/>
+                </w:r>
+                <w:r>
+                  <w:rPr>
+                    <w:noProof/>
+                    <w:webHidden/>
+                  </w:rPr>
+                  <w:fldChar w:fldCharType="begin"/>
+                </w:r>
+                <w:r>
+                  <w:rPr>
+                    <w:noProof/>
+                    <w:webHidden/>
+                  </w:rPr>
+                  <w:instrText xml:space="preserve"> PAGEREF _Toc227322180 \h </w:instrText>
+                </w:r>
+                <w:r>
+                  <w:rPr>
+                    <w:noProof/>
+                    <w:webHidden/>
+                  </w:rPr>
+                </w:r>
+                <w:r>
+                  <w:rPr>
+                    <w:noProof/>
+                    <w:webHidden/>
+                  </w:rPr>
+                  <w:fldChar w:fldCharType="separate"/>
+                </w:r>
+                <w:r>
+                  <w:rPr>
+                    <w:noProof/>
+                    <w:webHidden/>
+                  </w:rPr>
+                  <w:t>12</w:t>
+                </w:r>
+                <w:r>
+                  <w:rPr>
+                    <w:noProof/>
+                    <w:webHidden/>
+                  </w:rPr>
+                  <w:fldChar w:fldCharType="end"/>
+                </w:r>
+              </w:hyperlink>
+            </w:p>
+            <w:p>
+              <w:pPr>
+                <w:pStyle w:val="TOC3"/>
+                <w:tabs>
+                  <w:tab w:val="right" w:leader="dot" w:pos="9016"/>
+                </w:tabs>
+                <w:rPr>
+                  <w:rFonts w:eastAsiaTheme="minorEastAsia"/>
+                  <w:noProof/>
+                  <w:lang w:eastAsia="en-GB"/>
+                </w:rPr>
+              </w:pPr>
+              <w:hyperlink w:anchor="_Toc227322181" w:history="1">
+                <w:r>
+                  <w:rPr>
+                    <w:rStyle w:val="Hyperlink"/>
+                    <w:noProof/>
+                  </w:rPr>
+                  <w:t>Button:</w:t>
+                </w:r>
+                <w:r>
+                  <w:rPr>
+                    <w:noProof/>
+                    <w:webHidden/>
+                  </w:rPr>
+                  <w:tab/>
+                </w:r>
+                <w:r>
+                  <w:rPr>
+                    <w:noProof/>
+                    <w:webHidden/>
+                  </w:rPr>
+                  <w:fldChar w:fldCharType="begin"/>
+                </w:r>
+                <w:r>
+                  <w:rPr>
+                    <w:noProof/>
+                    <w:webHidden/>
+                  </w:rPr>
+                  <w:instrText xml:space="preserve"> PAGEREF _Toc227322181 \h </w:instrText>
+                </w:r>
+                <w:r>
+                  <w:rPr>
+                    <w:noProof/>
+                    <w:webHidden/>
+                  </w:rPr>
+                </w:r>
+                <w:r>
+                  <w:rPr>
+                    <w:noProof/>
+                    <w:webHidden/>
+                  </w:rPr>
+                  <w:fldChar w:fldCharType="separate"/>
+                </w:r>
+                <w:r>
+                  <w:rPr>
+                    <w:noProof/>
+                    <w:webHidden/>
+                  </w:rPr>
+                  <w:t>12</w:t>
+                </w:r>
+                <w:r>
+                  <w:rPr>
+                    <w:noProof/>
+                    <w:webHidden/>
+                  </w:rPr>
+                  <w:fldChar w:fldCharType="end"/>
+                </w:r>
+              </w:hyperlink>
+            </w:p>
+            <w:p>
+              <w:pPr>
+                <w:pStyle w:val="TOC3"/>
+                <w:tabs>
+                  <w:tab w:val="right" w:leader="dot" w:pos="9016"/>
+                </w:tabs>
+                <w:rPr>
+                  <w:rFonts w:eastAsiaTheme="minorEastAsia"/>
+                  <w:noProof/>
+                  <w:lang w:eastAsia="en-GB"/>
+                </w:rPr>
+              </w:pPr>
+              <w:hyperlink w:anchor="_Toc227322182" w:history="1">
+                <w:r>
+                  <w:rPr>
+                    <w:rStyle w:val="Hyperlink"/>
+                    <w:noProof/>
+                  </w:rPr>
+                  <w:t>Code:</w:t>
+                </w:r>
+                <w:r>
+                  <w:rPr>
+                    <w:noProof/>
+                    <w:webHidden/>
+                  </w:rPr>
+                  <w:tab/>
+                </w:r>
+                <w:r>
+                  <w:rPr>
+                    <w:noProof/>
+                    <w:webHidden/>
+                  </w:rPr>
+                  <w:fldChar w:fldCharType="begin"/>
+                </w:r>
+                <w:r>
+                  <w:rPr>
+                    <w:noProof/>
+                    <w:webHidden/>
+                  </w:rPr>
+                  <w:instrText xml:space="preserve"> PAGEREF _Toc227322182 \h </w:instrText>
+                </w:r>
+                <w:r>
+                  <w:rPr>
+                    <w:noProof/>
+                    <w:webHidden/>
+                  </w:rPr>
+                </w:r>
+                <w:r>
+                  <w:rPr>
+                    <w:noProof/>
+                    <w:webHidden/>
+                  </w:rPr>
+                  <w:fldChar w:fldCharType="separate"/>
+                </w:r>
+                <w:r>
+                  <w:rPr>
+                    <w:noProof/>
+                    <w:webHidden/>
+                  </w:rPr>
+                  <w:t>12</w:t>
                 </w:r>
                 <w:r>
                   <w:rPr>
@@ -1808,7 +3206,7 @@
           <w:pPr>
             <w:pStyle w:val="Heading1"/>
           </w:pPr>
-          <w:bookmarkStart w:id="0" w:name="_Toc227064112"/>
+          <w:bookmarkStart w:id="0" w:name="_Toc227322145"/>
           <w:r>
             <w:lastRenderedPageBreak/>
             <w:t>Version 1.0</w:t>
@@ -1816,34 +3214,44 @@
           <w:bookmarkEnd w:id="0"/>
           <w:r>
             <w:t xml:space="preserve"> </w:t>
-          </w:r>
-        </w:p>
-        <w:p>
-          <w:r>
-            <w:t>Today I created my project and all the models with the included views and controllers via scaffolding. I then seeded users and roles before creating default test user accounts, such as,</w:t>
-          </w:r>
-          <w:r>
-            <w:t xml:space="preserve"> Admin, Supplier, Standard and Developer</w:t>
-          </w:r>
-          <w:r>
-            <w:t xml:space="preserve">. I then seeded the suppliers </w:t>
-          </w:r>
-          <w:r>
-            <w:t xml:space="preserve">to allow users to view the different suppliers for the produce, as well as seeding the produce to link the two together. </w:t>
-          </w:r>
-          <w:r>
-            <w:t xml:space="preserve">Users are able to login to the test accounts using the data provided and the login/register functions are fully functional. </w:t>
           </w:r>
         </w:p>
         <w:p>
           <w:pPr>
             <w:pStyle w:val="Heading2"/>
           </w:pPr>
-          <w:bookmarkStart w:id="1" w:name="_Toc227064113"/>
+          <w:bookmarkStart w:id="1" w:name="_Toc227322146"/>
+          <w:r>
+            <w:t>Overview of today:</w:t>
+          </w:r>
+          <w:bookmarkEnd w:id="1"/>
+        </w:p>
+        <w:p>
+          <w:r>
+            <w:t>Today I created my project and all the models with the included views and controllers via scaffolding. I then seeded users and roles before creating default test user accounts, such as,</w:t>
+          </w:r>
+          <w:r>
+            <w:t xml:space="preserve"> Admin, Supplier, Standard and Developer</w:t>
+          </w:r>
+          <w:r>
+            <w:t xml:space="preserve">. I then seeded the suppliers </w:t>
+          </w:r>
+          <w:r>
+            <w:t xml:space="preserve">to allow users to view the different suppliers for the produce, as well as seeding the produce to link the two together. </w:t>
+          </w:r>
+          <w:r>
+            <w:t xml:space="preserve">Users are able to login to the test accounts using the data provided and the login/register functions are fully functional. </w:t>
+          </w:r>
+        </w:p>
+        <w:p>
+          <w:pPr>
+            <w:pStyle w:val="Heading2"/>
+          </w:pPr>
+          <w:bookmarkStart w:id="2" w:name="_Toc227322147"/>
           <w:r>
             <w:t>Scaffolding:</w:t>
           </w:r>
-          <w:bookmarkEnd w:id="1"/>
+          <w:bookmarkEnd w:id="2"/>
           <w:r>
             <w:t xml:space="preserve"> </w:t>
           </w:r>
@@ -1897,17 +3305,20 @@
           <w:pPr>
             <w:pStyle w:val="Heading2"/>
           </w:pPr>
-          <w:bookmarkStart w:id="2" w:name="_Toc227064114"/>
+          <w:bookmarkStart w:id="3" w:name="_Toc227322148"/>
           <w:r>
             <w:t>Seeding users and roles:</w:t>
           </w:r>
-          <w:bookmarkEnd w:id="2"/>
+          <w:bookmarkEnd w:id="3"/>
           <w:r>
             <w:t xml:space="preserve"> </w:t>
           </w:r>
         </w:p>
         <w:p>
           <w:r>
+            <w:rPr>
+              <w:noProof/>
+            </w:rPr>
             <w:drawing>
               <wp:inline distT="0" distB="0" distL="0" distR="0" wp14:anchorId="6A8C7CC1" wp14:editId="52709F94">
                 <wp:extent cx="5731510" cy="1363345"/>
@@ -1947,6 +3358,9 @@
         </w:p>
         <w:p>
           <w:r>
+            <w:rPr>
+              <w:noProof/>
+            </w:rPr>
             <w:lastRenderedPageBreak/>
             <w:drawing>
               <wp:inline distT="0" distB="0" distL="0" distR="0" wp14:anchorId="51AE7451" wp14:editId="12C6170E">
@@ -2000,11 +3414,11 @@
           <w:pPr>
             <w:pStyle w:val="Heading2"/>
           </w:pPr>
-          <w:bookmarkStart w:id="3" w:name="_Toc227064115"/>
+          <w:bookmarkStart w:id="4" w:name="_Toc227322149"/>
           <w:r>
             <w:t>Seeding suppliers and produce:</w:t>
           </w:r>
-          <w:bookmarkEnd w:id="3"/>
+          <w:bookmarkEnd w:id="4"/>
           <w:r>
             <w:t xml:space="preserve"> </w:t>
           </w:r>
@@ -2013,14 +3427,20 @@
           <w:pPr>
             <w:pStyle w:val="Heading3"/>
           </w:pPr>
-          <w:bookmarkStart w:id="4" w:name="_Toc227064116"/>
+          <w:bookmarkStart w:id="5" w:name="_Toc227322150"/>
           <w:r>
             <w:t>Suppliers</w:t>
           </w:r>
-          <w:bookmarkEnd w:id="4"/>
+          <w:r>
+            <w:t>:</w:t>
+          </w:r>
+          <w:bookmarkEnd w:id="5"/>
         </w:p>
         <w:p>
           <w:r>
+            <w:rPr>
+              <w:noProof/>
+            </w:rPr>
             <w:drawing>
               <wp:inline distT="0" distB="0" distL="0" distR="0" wp14:anchorId="100DD0BC" wp14:editId="1BF989B2">
                 <wp:extent cx="5731510" cy="2295525"/>
@@ -2060,6 +3480,9 @@
         </w:p>
         <w:p>
           <w:r>
+            <w:rPr>
+              <w:noProof/>
+            </w:rPr>
             <w:drawing>
               <wp:inline distT="0" distB="0" distL="0" distR="0" wp14:anchorId="4DA5F2DD" wp14:editId="5357378D">
                 <wp:extent cx="5731510" cy="4109720"/>
@@ -2099,6 +3522,9 @@
         </w:p>
         <w:p>
           <w:r>
+            <w:rPr>
+              <w:noProof/>
+            </w:rPr>
             <w:lastRenderedPageBreak/>
             <w:drawing>
               <wp:inline distT="0" distB="0" distL="0" distR="0" wp14:anchorId="448CDA97" wp14:editId="1012ECB8">
@@ -2141,12 +3567,15 @@
           <w:pPr>
             <w:pStyle w:val="Heading3"/>
           </w:pPr>
-          <w:bookmarkStart w:id="5" w:name="_Toc227064117"/>
+          <w:bookmarkStart w:id="6" w:name="_Toc227322151"/>
           <w:r>
             <w:lastRenderedPageBreak/>
             <w:t>Produce</w:t>
           </w:r>
-          <w:bookmarkEnd w:id="5"/>
+          <w:r>
+            <w:t>:</w:t>
+          </w:r>
+          <w:bookmarkEnd w:id="6"/>
         </w:p>
         <w:p>
           <w:r>
@@ -2198,18 +3627,30 @@
               <w:rStyle w:val="Heading2Char"/>
             </w:rPr>
           </w:pPr>
-          <w:bookmarkStart w:id="6" w:name="_Toc227064118"/>
+          <w:bookmarkStart w:id="7" w:name="_Toc227322152"/>
           <w:r>
             <w:rPr>
               <w:rStyle w:val="Heading2Char"/>
             </w:rPr>
-            <w:t>Plans for tomorrow:</w:t>
-          </w:r>
-          <w:bookmarkEnd w:id="6"/>
+            <w:t>Future plans</w:t>
+          </w:r>
+          <w:r>
+            <w:rPr>
+              <w:rStyle w:val="Heading2Char"/>
+            </w:rPr>
+            <w:t>:</w:t>
+          </w:r>
+          <w:bookmarkEnd w:id="7"/>
         </w:p>
         <w:p>
           <w:r>
-            <w:t xml:space="preserve">Tomorrow I plan to create my first core function – adding products to the basket, I also plan to make the basket page look cleaner and I aim to link the basket to a specific user. As well as this I plan to, </w:t>
+            <w:t>Next</w:t>
+          </w:r>
+          <w:r>
+            <w:t>,</w:t>
+          </w:r>
+          <w:r>
+            <w:t xml:space="preserve"> I plan to create my first core function – adding products to the basket, I also plan to make the basket page look cleaner and I aim to link the basket to a specific user. As well as this I plan to, </w:t>
           </w:r>
           <w:r>
             <w:t xml:space="preserve">create the checkout function. </w:t>
@@ -2223,199 +3664,90 @@
           <w:pPr>
             <w:pStyle w:val="Heading1"/>
           </w:pPr>
-          <w:bookmarkStart w:id="7" w:name="_Toc227064119"/>
+          <w:bookmarkStart w:id="8" w:name="_Toc227322153"/>
           <w:r>
             <w:t>Version 1.1</w:t>
           </w:r>
-          <w:bookmarkEnd w:id="7"/>
+          <w:bookmarkEnd w:id="8"/>
           <w:r>
             <w:t xml:space="preserve"> </w:t>
-          </w:r>
-        </w:p>
-        <w:p>
-          <w:r>
-            <w:t xml:space="preserve">Today I have managed to successfully create the basket function and made the basket display look more organised (not fully complete). The baskets are successfully linked to a user while also giving appropriate messages based on the basket status (if empty it tell the user, if there are items the user is given the option to checkout), I have also completed the checkout function which allows the user to choose between collection and delivery as well as further options depending on their choice. </w:t>
           </w:r>
         </w:p>
         <w:p>
           <w:pPr>
             <w:pStyle w:val="Heading2"/>
           </w:pPr>
-          <w:bookmarkStart w:id="8" w:name="_Toc227064120"/>
-          <w:r>
-            <w:t>Add to Basket form:</w:t>
-          </w:r>
-          <w:bookmarkEnd w:id="8"/>
+          <w:bookmarkStart w:id="9" w:name="_Toc227322154"/>
+          <w:r>
+            <w:t>Overview of today:</w:t>
+          </w:r>
+          <w:bookmarkEnd w:id="9"/>
         </w:p>
         <w:p>
           <w:r>
-            <w:rPr>
-              <w:noProof/>
-            </w:rPr>
-            <w:drawing>
-              <wp:inline distT="0" distB="0" distL="0" distR="0" wp14:anchorId="1156E38B" wp14:editId="6525CF83">
-                <wp:extent cx="5731510" cy="2768600"/>
-                <wp:effectExtent l="0" t="0" r="2540" b="0"/>
-                <wp:docPr id="12" name="Picture 12"/>
-                <wp:cNvGraphicFramePr>
-                  <a:graphicFrameLocks xmlns:a="http://schemas.openxmlformats.org/drawingml/2006/main" noChangeAspect="1"/>
-                </wp:cNvGraphicFramePr>
-                <a:graphic xmlns:a="http://schemas.openxmlformats.org/drawingml/2006/main">
-                  <a:graphicData uri="http://schemas.openxmlformats.org/drawingml/2006/picture">
-                    <pic:pic xmlns:pic="http://schemas.openxmlformats.org/drawingml/2006/picture">
-                      <pic:nvPicPr>
-                        <pic:cNvPr id="1" name=""/>
-                        <pic:cNvPicPr/>
-                      </pic:nvPicPr>
-                      <pic:blipFill>
-                        <a:blip r:embed="rId12"/>
-                        <a:stretch>
-                          <a:fillRect/>
-                        </a:stretch>
-                      </pic:blipFill>
-                      <pic:spPr>
-                        <a:xfrm>
-                          <a:off x="0" y="0"/>
-                          <a:ext cx="5731510" cy="2768600"/>
-                        </a:xfrm>
-                        <a:prstGeom prst="rect">
-                          <a:avLst/>
-                        </a:prstGeom>
-                      </pic:spPr>
-                    </pic:pic>
-                  </a:graphicData>
-                </a:graphic>
-              </wp:inline>
-            </w:drawing>
+            <w:t>Today I have managed to successfully create the basket function and made the basket display look more organised (not fully complete). The baskets are successfully linked to a user while also giving appropriate messages based on the basket status (if empty it tell</w:t>
+          </w:r>
+          <w:r>
+            <w:t>s</w:t>
+          </w:r>
+          <w:r>
+            <w:t xml:space="preserve"> the user, if there are items the user is given the option to checkout), I have also completed the checkout function which allows the user to choose between collection and delivery as well as further options depending on their choice. </w:t>
           </w:r>
         </w:p>
         <w:p>
           <w:pPr>
             <w:pStyle w:val="Heading2"/>
           </w:pPr>
-          <w:bookmarkStart w:id="9" w:name="_Toc227064121"/>
-          <w:r>
-            <w:lastRenderedPageBreak/>
-            <w:t>Logic for adding items to a basket linked to the logged in user</w:t>
-          </w:r>
-          <w:bookmarkEnd w:id="9"/>
-          <w:r>
-            <w:t xml:space="preserve"> </w:t>
-          </w:r>
+          <w:bookmarkStart w:id="10" w:name="_Toc227322155"/>
+          <w:r>
+            <w:t>Add to Basket form:</w:t>
+          </w:r>
+          <w:bookmarkEnd w:id="10"/>
         </w:p>
-        <w:p>
-          <w:r>
-            <w:rPr>
-              <w:noProof/>
-            </w:rPr>
-            <w:drawing>
-              <wp:inline distT="0" distB="0" distL="0" distR="0" wp14:anchorId="7B757645" wp14:editId="5D149B46">
-                <wp:extent cx="5731510" cy="4046855"/>
-                <wp:effectExtent l="0" t="0" r="2540" b="0"/>
-                <wp:docPr id="13" name="Picture 13"/>
-                <wp:cNvGraphicFramePr>
-                  <a:graphicFrameLocks xmlns:a="http://schemas.openxmlformats.org/drawingml/2006/main" noChangeAspect="1"/>
-                </wp:cNvGraphicFramePr>
-                <a:graphic xmlns:a="http://schemas.openxmlformats.org/drawingml/2006/main">
-                  <a:graphicData uri="http://schemas.openxmlformats.org/drawingml/2006/picture">
-                    <pic:pic xmlns:pic="http://schemas.openxmlformats.org/drawingml/2006/picture">
-                      <pic:nvPicPr>
-                        <pic:cNvPr id="1" name=""/>
-                        <pic:cNvPicPr/>
-                      </pic:nvPicPr>
-                      <pic:blipFill>
-                        <a:blip r:embed="rId13"/>
-                        <a:stretch>
-                          <a:fillRect/>
-                        </a:stretch>
-                      </pic:blipFill>
-                      <pic:spPr>
-                        <a:xfrm>
-                          <a:off x="0" y="0"/>
-                          <a:ext cx="5731510" cy="4046855"/>
-                        </a:xfrm>
-                        <a:prstGeom prst="rect">
-                          <a:avLst/>
-                        </a:prstGeom>
-                      </pic:spPr>
-                    </pic:pic>
-                  </a:graphicData>
-                </a:graphic>
-              </wp:inline>
-            </w:drawing>
-          </w:r>
-        </w:p>
+        <w:p/>
         <w:p>
           <w:pPr>
             <w:pStyle w:val="Heading2"/>
           </w:pPr>
-          <w:bookmarkStart w:id="10" w:name="_Toc227064122"/>
-          <w:r>
-            <w:lastRenderedPageBreak/>
-            <w:t>Making the basket look nicer</w:t>
-          </w:r>
-          <w:r>
-            <w:t>, adding total and loyalty discount</w:t>
-          </w:r>
-          <w:r>
-            <w:t>:</w:t>
-          </w:r>
-          <w:bookmarkEnd w:id="10"/>
+          <w:bookmarkStart w:id="11" w:name="_Toc227322156"/>
+          <w:r>
+            <w:t>Logic for adding items to a basket linked to the logged in user</w:t>
+          </w:r>
+          <w:bookmarkEnd w:id="11"/>
           <w:r>
             <w:t xml:space="preserve"> </w:t>
           </w:r>
         </w:p>
-        <w:p>
-          <w:r>
-            <w:rPr>
-              <w:noProof/>
-            </w:rPr>
-            <w:drawing>
-              <wp:inline distT="0" distB="0" distL="0" distR="0" wp14:anchorId="6F335846" wp14:editId="3D4FBF6A">
-                <wp:extent cx="5731510" cy="7152640"/>
-                <wp:effectExtent l="0" t="0" r="2540" b="0"/>
-                <wp:docPr id="14" name="Picture 14"/>
-                <wp:cNvGraphicFramePr>
-                  <a:graphicFrameLocks xmlns:a="http://schemas.openxmlformats.org/drawingml/2006/main" noChangeAspect="1"/>
-                </wp:cNvGraphicFramePr>
-                <a:graphic xmlns:a="http://schemas.openxmlformats.org/drawingml/2006/main">
-                  <a:graphicData uri="http://schemas.openxmlformats.org/drawingml/2006/picture">
-                    <pic:pic xmlns:pic="http://schemas.openxmlformats.org/drawingml/2006/picture">
-                      <pic:nvPicPr>
-                        <pic:cNvPr id="1" name=""/>
-                        <pic:cNvPicPr/>
-                      </pic:nvPicPr>
-                      <pic:blipFill>
-                        <a:blip r:embed="rId14"/>
-                        <a:stretch>
-                          <a:fillRect/>
-                        </a:stretch>
-                      </pic:blipFill>
-                      <pic:spPr>
-                        <a:xfrm>
-                          <a:off x="0" y="0"/>
-                          <a:ext cx="5731510" cy="7152640"/>
-                        </a:xfrm>
-                        <a:prstGeom prst="rect">
-                          <a:avLst/>
-                        </a:prstGeom>
-                      </pic:spPr>
-                    </pic:pic>
-                  </a:graphicData>
-                </a:graphic>
-              </wp:inline>
-            </w:drawing>
-          </w:r>
-        </w:p>
+        <w:p/>
         <w:p>
           <w:pPr>
             <w:pStyle w:val="Heading2"/>
           </w:pPr>
-          <w:bookmarkStart w:id="11" w:name="_Toc227064123"/>
+          <w:bookmarkStart w:id="12" w:name="_Toc227322157"/>
+          <w:r>
+            <w:t>Making the basket look nicer</w:t>
+          </w:r>
+          <w:r>
+            <w:t>, adding total and loyalty discount</w:t>
+          </w:r>
+          <w:r>
+            <w:t>:</w:t>
+          </w:r>
+          <w:bookmarkEnd w:id="12"/>
+          <w:r>
+            <w:t xml:space="preserve"> </w:t>
+          </w:r>
+        </w:p>
+        <w:p/>
+        <w:p>
+          <w:pPr>
+            <w:pStyle w:val="Heading2"/>
+          </w:pPr>
+          <w:bookmarkStart w:id="13" w:name="_Toc227322158"/>
           <w:r>
             <w:t>Checkout function:</w:t>
           </w:r>
-          <w:bookmarkEnd w:id="11"/>
+          <w:bookmarkEnd w:id="13"/>
           <w:r>
             <w:t xml:space="preserve"> </w:t>
           </w:r>
@@ -2424,252 +3756,747 @@
           <w:pPr>
             <w:pStyle w:val="Heading3"/>
           </w:pPr>
-          <w:bookmarkStart w:id="12" w:name="_Toc227064124"/>
+          <w:bookmarkStart w:id="14" w:name="_Toc227322159"/>
           <w:r>
             <w:t>Checkout Button:</w:t>
           </w:r>
-          <w:bookmarkEnd w:id="12"/>
+          <w:bookmarkEnd w:id="14"/>
           <w:r>
             <w:t xml:space="preserve"> </w:t>
           </w:r>
         </w:p>
-        <w:p>
-          <w:r>
-            <w:rPr>
-              <w:noProof/>
-            </w:rPr>
-            <w:drawing>
-              <wp:inline distT="0" distB="0" distL="0" distR="0" wp14:anchorId="4FC16E3D" wp14:editId="051A36AF">
-                <wp:extent cx="5731510" cy="851535"/>
-                <wp:effectExtent l="0" t="0" r="2540" b="5715"/>
-                <wp:docPr id="15" name="Picture 15"/>
-                <wp:cNvGraphicFramePr>
-                  <a:graphicFrameLocks xmlns:a="http://schemas.openxmlformats.org/drawingml/2006/main" noChangeAspect="1"/>
-                </wp:cNvGraphicFramePr>
-                <a:graphic xmlns:a="http://schemas.openxmlformats.org/drawingml/2006/main">
-                  <a:graphicData uri="http://schemas.openxmlformats.org/drawingml/2006/picture">
-                    <pic:pic xmlns:pic="http://schemas.openxmlformats.org/drawingml/2006/picture">
-                      <pic:nvPicPr>
-                        <pic:cNvPr id="1" name=""/>
-                        <pic:cNvPicPr/>
-                      </pic:nvPicPr>
-                      <pic:blipFill>
-                        <a:blip r:embed="rId15"/>
-                        <a:stretch>
-                          <a:fillRect/>
-                        </a:stretch>
-                      </pic:blipFill>
-                      <pic:spPr>
-                        <a:xfrm>
-                          <a:off x="0" y="0"/>
-                          <a:ext cx="5731510" cy="851535"/>
-                        </a:xfrm>
-                        <a:prstGeom prst="rect">
-                          <a:avLst/>
-                        </a:prstGeom>
-                      </pic:spPr>
-                    </pic:pic>
-                  </a:graphicData>
-                </a:graphic>
-              </wp:inline>
-            </w:drawing>
-          </w:r>
-        </w:p>
+        <w:p/>
         <w:p>
           <w:pPr>
             <w:pStyle w:val="Heading3"/>
           </w:pPr>
-          <w:bookmarkStart w:id="13" w:name="_Toc227064125"/>
-          <w:r>
-            <w:lastRenderedPageBreak/>
+          <w:bookmarkStart w:id="15" w:name="_Toc227322160"/>
+          <w:r>
             <w:t>Checkout logic:</w:t>
           </w:r>
-          <w:bookmarkEnd w:id="13"/>
+          <w:bookmarkEnd w:id="15"/>
           <w:r>
             <w:t xml:space="preserve"> </w:t>
           </w:r>
         </w:p>
-        <w:p>
-          <w:r>
-            <w:rPr>
-              <w:noProof/>
-            </w:rPr>
-            <w:drawing>
-              <wp:inline distT="0" distB="0" distL="0" distR="0" wp14:anchorId="7425F130" wp14:editId="6EA2BA5E">
-                <wp:extent cx="3753374" cy="1409897"/>
-                <wp:effectExtent l="0" t="0" r="0" b="0"/>
-                <wp:docPr id="16" name="Picture 16"/>
-                <wp:cNvGraphicFramePr>
-                  <a:graphicFrameLocks xmlns:a="http://schemas.openxmlformats.org/drawingml/2006/main" noChangeAspect="1"/>
-                </wp:cNvGraphicFramePr>
-                <a:graphic xmlns:a="http://schemas.openxmlformats.org/drawingml/2006/main">
-                  <a:graphicData uri="http://schemas.openxmlformats.org/drawingml/2006/picture">
-                    <pic:pic xmlns:pic="http://schemas.openxmlformats.org/drawingml/2006/picture">
-                      <pic:nvPicPr>
-                        <pic:cNvPr id="1" name=""/>
-                        <pic:cNvPicPr/>
-                      </pic:nvPicPr>
-                      <pic:blipFill>
-                        <a:blip r:embed="rId16"/>
-                        <a:stretch>
-                          <a:fillRect/>
-                        </a:stretch>
-                      </pic:blipFill>
-                      <pic:spPr>
-                        <a:xfrm>
-                          <a:off x="0" y="0"/>
-                          <a:ext cx="3753374" cy="1409897"/>
-                        </a:xfrm>
-                        <a:prstGeom prst="rect">
-                          <a:avLst/>
-                        </a:prstGeom>
-                      </pic:spPr>
-                    </pic:pic>
-                  </a:graphicData>
-                </a:graphic>
-              </wp:inline>
-            </w:drawing>
-          </w:r>
-        </w:p>
+        <w:p/>
         <w:p>
           <w:pPr>
             <w:pStyle w:val="Heading3"/>
           </w:pPr>
-          <w:bookmarkStart w:id="14" w:name="_Toc227064126"/>
+          <w:bookmarkStart w:id="16" w:name="_Toc227322161"/>
           <w:r>
             <w:t>Checkout form:</w:t>
           </w:r>
-          <w:bookmarkEnd w:id="14"/>
+          <w:bookmarkEnd w:id="16"/>
           <w:r>
             <w:t xml:space="preserve"> </w:t>
           </w:r>
         </w:p>
-        <w:p>
-          <w:r>
-            <w:rPr>
-              <w:noProof/>
-            </w:rPr>
-            <w:drawing>
-              <wp:inline distT="0" distB="0" distL="0" distR="0" wp14:anchorId="245B5797" wp14:editId="3C32CEB7">
-                <wp:extent cx="5731510" cy="6919595"/>
-                <wp:effectExtent l="0" t="0" r="2540" b="0"/>
-                <wp:docPr id="17" name="Picture 17"/>
-                <wp:cNvGraphicFramePr>
-                  <a:graphicFrameLocks xmlns:a="http://schemas.openxmlformats.org/drawingml/2006/main" noChangeAspect="1"/>
-                </wp:cNvGraphicFramePr>
-                <a:graphic xmlns:a="http://schemas.openxmlformats.org/drawingml/2006/main">
-                  <a:graphicData uri="http://schemas.openxmlformats.org/drawingml/2006/picture">
-                    <pic:pic xmlns:pic="http://schemas.openxmlformats.org/drawingml/2006/picture">
-                      <pic:nvPicPr>
-                        <pic:cNvPr id="1" name=""/>
-                        <pic:cNvPicPr/>
-                      </pic:nvPicPr>
-                      <pic:blipFill>
-                        <a:blip r:embed="rId17"/>
-                        <a:stretch>
-                          <a:fillRect/>
-                        </a:stretch>
-                      </pic:blipFill>
-                      <pic:spPr>
-                        <a:xfrm>
-                          <a:off x="0" y="0"/>
-                          <a:ext cx="5731510" cy="6919595"/>
-                        </a:xfrm>
-                        <a:prstGeom prst="rect">
-                          <a:avLst/>
-                        </a:prstGeom>
-                      </pic:spPr>
-                    </pic:pic>
-                  </a:graphicData>
-                </a:graphic>
-              </wp:inline>
-            </w:drawing>
-          </w:r>
-        </w:p>
+        <w:p/>
         <w:p>
           <w:pPr>
             <w:pStyle w:val="Heading3"/>
           </w:pPr>
-          <w:bookmarkStart w:id="15" w:name="_Toc227064127"/>
-          <w:r>
-            <w:lastRenderedPageBreak/>
+          <w:bookmarkStart w:id="17" w:name="_Toc227322162"/>
+          <w:r>
             <w:t>JavaScript:</w:t>
           </w:r>
-          <w:bookmarkEnd w:id="15"/>
+          <w:bookmarkEnd w:id="17"/>
         </w:p>
-        <w:p>
-          <w:r>
-            <w:rPr>
-              <w:noProof/>
-            </w:rPr>
-            <w:drawing>
-              <wp:inline distT="0" distB="0" distL="0" distR="0" wp14:anchorId="74ED76B1" wp14:editId="54EF5FA2">
-                <wp:extent cx="5468113" cy="7154273"/>
-                <wp:effectExtent l="0" t="0" r="0" b="8890"/>
-                <wp:docPr id="18" name="Picture 18"/>
-                <wp:cNvGraphicFramePr>
-                  <a:graphicFrameLocks xmlns:a="http://schemas.openxmlformats.org/drawingml/2006/main" noChangeAspect="1"/>
-                </wp:cNvGraphicFramePr>
-                <a:graphic xmlns:a="http://schemas.openxmlformats.org/drawingml/2006/main">
-                  <a:graphicData uri="http://schemas.openxmlformats.org/drawingml/2006/picture">
-                    <pic:pic xmlns:pic="http://schemas.openxmlformats.org/drawingml/2006/picture">
-                      <pic:nvPicPr>
-                        <pic:cNvPr id="1" name=""/>
-                        <pic:cNvPicPr/>
-                      </pic:nvPicPr>
-                      <pic:blipFill>
-                        <a:blip r:embed="rId18"/>
-                        <a:stretch>
-                          <a:fillRect/>
-                        </a:stretch>
-                      </pic:blipFill>
-                      <pic:spPr>
-                        <a:xfrm>
-                          <a:off x="0" y="0"/>
-                          <a:ext cx="5468113" cy="7154273"/>
-                        </a:xfrm>
-                        <a:prstGeom prst="rect">
-                          <a:avLst/>
-                        </a:prstGeom>
-                      </pic:spPr>
-                    </pic:pic>
-                  </a:graphicData>
-                </a:graphic>
-              </wp:inline>
-            </w:drawing>
-          </w:r>
-        </w:p>
+        <w:p/>
       </w:sdtContent>
     </w:sdt>
     <w:p>
       <w:pPr>
         <w:pStyle w:val="Heading2"/>
       </w:pPr>
-      <w:bookmarkStart w:id="16" w:name="_Toc227064128"/>
-      <w:r>
-        <w:t>Plans for Tomorrow:</w:t>
-      </w:r>
-      <w:bookmarkEnd w:id="16"/>
+      <w:bookmarkStart w:id="18" w:name="_Toc227322163"/>
+      <w:r>
+        <w:t>Future plans</w:t>
+      </w:r>
+      <w:r>
+        <w:t>:</w:t>
+      </w:r>
+      <w:bookmarkEnd w:id="18"/>
     </w:p>
     <w:p>
       <w:r>
-        <w:t>Tomorrow I plan to make the place order button functional</w:t>
-      </w:r>
-      <w:r>
-        <w:t xml:space="preserve">, allowing for users to actually create an order. After this I hope to be able to allow users to view their orders (and make sure users can only view their own orders) and get a detailed breakdown of their order contents. I want to make it so that standard users can only view their own orders, bur suppliers can view all orders that contain their produce, and Admins should have permissions to view orders made by all users. </w:t>
+        <w:t>Next</w:t>
+      </w:r>
+      <w:r>
+        <w:t>,</w:t>
+      </w:r>
+      <w:r>
+        <w:t xml:space="preserve"> I plan to make the place order button functional</w:t>
+      </w:r>
+      <w:r>
+        <w:t>, allowing for users to actually create an order. After this I hope to be able to allow users to view their orders (and make sure users can only view their own orders) and get a detailed breakdown of their order contents. I want to make it so that standard users can only view their own orders, bu</w:t>
+      </w:r>
+      <w:r>
+        <w:t>t</w:t>
+      </w:r>
+      <w:r>
+        <w:t xml:space="preserve"> suppliers can view all orders that contain their produce, and Admins should have permissions to view orders made by all users. </w:t>
       </w:r>
     </w:p>
     <w:p>
       <w:pPr>
         <w:pStyle w:val="Heading1"/>
       </w:pPr>
-      <w:bookmarkStart w:id="17" w:name="_Toc227064129"/>
+      <w:bookmarkStart w:id="19" w:name="_Toc227322164"/>
+      <w:r>
+        <w:t>Version 1.2</w:t>
+      </w:r>
+      <w:bookmarkEnd w:id="19"/>
+    </w:p>
+    <w:p>
+      <w:pPr>
+        <w:pStyle w:val="Heading2"/>
+      </w:pPr>
+      <w:bookmarkStart w:id="20" w:name="_Toc227322165"/>
+      <w:r>
+        <w:t>Overview of today:</w:t>
+      </w:r>
+      <w:bookmarkEnd w:id="20"/>
+    </w:p>
+    <w:p>
+      <w:r>
+        <w:t xml:space="preserve">Today I have managed to </w:t>
+      </w:r>
+      <w:r>
+        <w:t xml:space="preserve">configure the order button to make it have functionality, now users are able to successfully place an order. I have programmed my solution so that the stock levels of each item automatically adjust once a user places an order. I have also implemented a few security functions like only allowing standard users to view their own orders, and no one </w:t>
+      </w:r>
+      <w:r>
+        <w:t>else</w:t>
+      </w:r>
+      <w:r>
+        <w:t xml:space="preserve">, while doing this I have ensured that Admins still have permissions to view orders made by any user. </w:t>
+      </w:r>
+    </w:p>
+    <w:p/>
+    <w:p>
+      <w:pPr>
+        <w:pStyle w:val="Heading2"/>
+      </w:pPr>
+      <w:bookmarkStart w:id="21" w:name="_Toc227322166"/>
       <w:r>
         <w:lastRenderedPageBreak/>
-        <w:t>Version 1.2</w:t>
-      </w:r>
-      <w:bookmarkEnd w:id="17"/>
+        <w:t>Future plans:</w:t>
+      </w:r>
+      <w:bookmarkEnd w:id="21"/>
     </w:p>
+    <w:p>
+      <w:r>
+        <w:t xml:space="preserve">I next hope to be able to work on the next core function of the solution, the Supplier Dashboard. This will be an area for registered supplier accounts to manage their stock levels and information, as well as the user orders including their products. </w:t>
+      </w:r>
+    </w:p>
+    <w:p>
+      <w:pPr>
+        <w:pStyle w:val="Heading1"/>
+      </w:pPr>
+      <w:bookmarkStart w:id="22" w:name="_Toc227322167"/>
+      <w:r>
+        <w:t>Version 1.3</w:t>
+      </w:r>
+      <w:bookmarkEnd w:id="22"/>
+    </w:p>
+    <w:p>
+      <w:pPr>
+        <w:pStyle w:val="Heading2"/>
+      </w:pPr>
+      <w:bookmarkStart w:id="23" w:name="_Toc227322168"/>
+      <w:r>
+        <w:t>Overview of today:</w:t>
+      </w:r>
+      <w:bookmarkEnd w:id="23"/>
+    </w:p>
+    <w:p>
+      <w:r>
+        <w:t xml:space="preserve">Today I </w:t>
+      </w:r>
+      <w:r>
+        <w:t xml:space="preserve">have implemented another core function, the Supplier Dashboard area. </w:t>
+      </w:r>
+      <w:r>
+        <w:t>Suppliers now have a</w:t>
+      </w:r>
+      <w:r>
+        <w:t xml:space="preserve"> private </w:t>
+      </w:r>
+      <w:r>
+        <w:t>area where they are able to manage their</w:t>
+      </w:r>
+      <w:r>
+        <w:t xml:space="preserve"> own</w:t>
+      </w:r>
+      <w:r>
+        <w:t xml:space="preserve"> stock</w:t>
+      </w:r>
+      <w:r>
+        <w:t xml:space="preserve"> (users will only be able to view stock associated with their own accounts),</w:t>
+      </w:r>
+      <w:r>
+        <w:t xml:space="preserve"> as well as view </w:t>
+      </w:r>
+      <w:r>
+        <w:t xml:space="preserve">information about </w:t>
+      </w:r>
+      <w:r>
+        <w:t>orders from customers who have purchased their product</w:t>
+      </w:r>
+      <w:r>
+        <w:t>s</w:t>
+      </w:r>
+      <w:r>
+        <w:t xml:space="preserve">, they do not have the ability to view orders that do not include their stock as this would be a higher security risk. </w:t>
+      </w:r>
+    </w:p>
+    <w:p/>
+    <w:p>
+      <w:pPr>
+        <w:pStyle w:val="Heading2"/>
+      </w:pPr>
+      <w:bookmarkStart w:id="24" w:name="_Toc227322169"/>
+      <w:r>
+        <w:t>Future plans:</w:t>
+      </w:r>
+      <w:bookmarkEnd w:id="24"/>
+      <w:r>
+        <w:t xml:space="preserve"> </w:t>
+      </w:r>
+    </w:p>
+    <w:p>
+      <w:r>
+        <w:t>I hope to be able to implement working accessibility features.</w:t>
+      </w:r>
+    </w:p>
+    <w:p/>
+    <w:p>
+      <w:pPr>
+        <w:pStyle w:val="Heading1"/>
+      </w:pPr>
+      <w:bookmarkStart w:id="25" w:name="_Toc227322170"/>
+      <w:r>
+        <w:t>Version 1.4</w:t>
+      </w:r>
+      <w:bookmarkEnd w:id="25"/>
+    </w:p>
+    <w:p>
+      <w:pPr>
+        <w:pStyle w:val="Heading2"/>
+      </w:pPr>
+      <w:bookmarkStart w:id="26" w:name="_Toc227322171"/>
+      <w:r>
+        <w:t>Overview of today:</w:t>
+      </w:r>
+      <w:bookmarkEnd w:id="26"/>
+    </w:p>
+    <w:p>
+      <w:r>
+        <w:t xml:space="preserve">Today I have managed to </w:t>
+      </w:r>
+      <w:r>
+        <w:t xml:space="preserve">add multiple functional accessibility options such as, text-to-speech, dark-mode, high-contrast mode, and a text scale editor. These features will help my website to become more accessible for people who require these functions. </w:t>
+      </w:r>
+    </w:p>
+    <w:p>
+      <w:pPr>
+        <w:pStyle w:val="Heading2"/>
+      </w:pPr>
+      <w:bookmarkStart w:id="27" w:name="_Toc227322172"/>
+      <w:r>
+        <w:lastRenderedPageBreak/>
+        <w:t>Accessibility Functions:</w:t>
+      </w:r>
+      <w:bookmarkEnd w:id="27"/>
+    </w:p>
+    <w:p>
+      <w:pPr>
+        <w:pStyle w:val="Heading3"/>
+      </w:pPr>
+      <w:bookmarkStart w:id="28" w:name="_Toc227322173"/>
+      <w:r>
+        <w:t>CSS:</w:t>
+      </w:r>
+      <w:bookmarkEnd w:id="28"/>
+    </w:p>
+    <w:p>
+      <w:r>
+        <w:drawing>
+          <wp:inline distT="0" distB="0" distL="0" distR="0" wp14:anchorId="73F27398" wp14:editId="37497B64">
+            <wp:extent cx="4525006" cy="4134427"/>
+            <wp:effectExtent l="0" t="0" r="0" b="0"/>
+            <wp:docPr id="4" name="Picture 4"/>
+            <wp:cNvGraphicFramePr>
+              <a:graphicFrameLocks xmlns:a="http://schemas.openxmlformats.org/drawingml/2006/main" noChangeAspect="1"/>
+            </wp:cNvGraphicFramePr>
+            <a:graphic xmlns:a="http://schemas.openxmlformats.org/drawingml/2006/main">
+              <a:graphicData uri="http://schemas.openxmlformats.org/drawingml/2006/picture">
+                <pic:pic xmlns:pic="http://schemas.openxmlformats.org/drawingml/2006/picture">
+                  <pic:nvPicPr>
+                    <pic:cNvPr id="1" name=""/>
+                    <pic:cNvPicPr/>
+                  </pic:nvPicPr>
+                  <pic:blipFill>
+                    <a:blip r:embed="rId12"/>
+                    <a:stretch>
+                      <a:fillRect/>
+                    </a:stretch>
+                  </pic:blipFill>
+                  <pic:spPr>
+                    <a:xfrm>
+                      <a:off x="0" y="0"/>
+                      <a:ext cx="4525006" cy="4134427"/>
+                    </a:xfrm>
+                    <a:prstGeom prst="rect">
+                      <a:avLst/>
+                    </a:prstGeom>
+                  </pic:spPr>
+                </pic:pic>
+              </a:graphicData>
+            </a:graphic>
+          </wp:inline>
+        </w:drawing>
+      </w:r>
+    </w:p>
+    <w:p>
+      <w:pPr>
+        <w:pStyle w:val="Heading3"/>
+      </w:pPr>
+      <w:bookmarkStart w:id="29" w:name="_Toc227322174"/>
+      <w:r>
+        <w:t>Buttons</w:t>
+      </w:r>
+      <w:r>
+        <w:t>/CSHTML</w:t>
+      </w:r>
+      <w:r>
+        <w:t>:</w:t>
+      </w:r>
+      <w:bookmarkEnd w:id="29"/>
+    </w:p>
+    <w:p>
+      <w:r>
+        <w:t xml:space="preserve">Links - </w:t>
+      </w:r>
+    </w:p>
+    <w:p>
+      <w:r>
+        <w:drawing>
+          <wp:inline distT="0" distB="0" distL="0" distR="0" wp14:anchorId="32E6B781" wp14:editId="581A958C">
+            <wp:extent cx="4877481" cy="733527"/>
+            <wp:effectExtent l="0" t="0" r="0" b="9525"/>
+            <wp:docPr id="9" name="Picture 9"/>
+            <wp:cNvGraphicFramePr>
+              <a:graphicFrameLocks xmlns:a="http://schemas.openxmlformats.org/drawingml/2006/main" noChangeAspect="1"/>
+            </wp:cNvGraphicFramePr>
+            <a:graphic xmlns:a="http://schemas.openxmlformats.org/drawingml/2006/main">
+              <a:graphicData uri="http://schemas.openxmlformats.org/drawingml/2006/picture">
+                <pic:pic xmlns:pic="http://schemas.openxmlformats.org/drawingml/2006/picture">
+                  <pic:nvPicPr>
+                    <pic:cNvPr id="1" name=""/>
+                    <pic:cNvPicPr/>
+                  </pic:nvPicPr>
+                  <pic:blipFill>
+                    <a:blip r:embed="rId13"/>
+                    <a:stretch>
+                      <a:fillRect/>
+                    </a:stretch>
+                  </pic:blipFill>
+                  <pic:spPr>
+                    <a:xfrm>
+                      <a:off x="0" y="0"/>
+                      <a:ext cx="4877481" cy="733527"/>
+                    </a:xfrm>
+                    <a:prstGeom prst="rect">
+                      <a:avLst/>
+                    </a:prstGeom>
+                  </pic:spPr>
+                </pic:pic>
+              </a:graphicData>
+            </a:graphic>
+          </wp:inline>
+        </w:drawing>
+      </w:r>
+    </w:p>
+    <w:p>
+      <w:r>
+        <w:t>Buttons -</w:t>
+      </w:r>
+    </w:p>
+    <w:p>
+      <w:r>
+        <w:drawing>
+          <wp:inline distT="0" distB="0" distL="0" distR="0" wp14:anchorId="0B243B12" wp14:editId="15FA9B51">
+            <wp:extent cx="5731510" cy="1399540"/>
+            <wp:effectExtent l="0" t="0" r="2540" b="0"/>
+            <wp:docPr id="5" name="Picture 5"/>
+            <wp:cNvGraphicFramePr>
+              <a:graphicFrameLocks xmlns:a="http://schemas.openxmlformats.org/drawingml/2006/main" noChangeAspect="1"/>
+            </wp:cNvGraphicFramePr>
+            <a:graphic xmlns:a="http://schemas.openxmlformats.org/drawingml/2006/main">
+              <a:graphicData uri="http://schemas.openxmlformats.org/drawingml/2006/picture">
+                <pic:pic xmlns:pic="http://schemas.openxmlformats.org/drawingml/2006/picture">
+                  <pic:nvPicPr>
+                    <pic:cNvPr id="1" name=""/>
+                    <pic:cNvPicPr/>
+                  </pic:nvPicPr>
+                  <pic:blipFill>
+                    <a:blip r:embed="rId14"/>
+                    <a:stretch>
+                      <a:fillRect/>
+                    </a:stretch>
+                  </pic:blipFill>
+                  <pic:spPr>
+                    <a:xfrm>
+                      <a:off x="0" y="0"/>
+                      <a:ext cx="5731510" cy="1399540"/>
+                    </a:xfrm>
+                    <a:prstGeom prst="rect">
+                      <a:avLst/>
+                    </a:prstGeom>
+                  </pic:spPr>
+                </pic:pic>
+              </a:graphicData>
+            </a:graphic>
+          </wp:inline>
+        </w:drawing>
+      </w:r>
+    </w:p>
+    <w:p>
+      <w:pPr>
+        <w:pStyle w:val="Heading3"/>
+      </w:pPr>
+      <w:bookmarkStart w:id="30" w:name="_Toc227322175"/>
+      <w:r>
+        <w:lastRenderedPageBreak/>
+        <w:t>JavaScript:</w:t>
+      </w:r>
+      <w:bookmarkEnd w:id="30"/>
+    </w:p>
+    <w:p>
+      <w:r>
+        <w:drawing>
+          <wp:inline distT="0" distB="0" distL="0" distR="0" wp14:anchorId="3EEBFCD0" wp14:editId="5291E9B0">
+            <wp:extent cx="5731510" cy="5869940"/>
+            <wp:effectExtent l="0" t="0" r="2540" b="0"/>
+            <wp:docPr id="6" name="Picture 6"/>
+            <wp:cNvGraphicFramePr>
+              <a:graphicFrameLocks xmlns:a="http://schemas.openxmlformats.org/drawingml/2006/main" noChangeAspect="1"/>
+            </wp:cNvGraphicFramePr>
+            <a:graphic xmlns:a="http://schemas.openxmlformats.org/drawingml/2006/main">
+              <a:graphicData uri="http://schemas.openxmlformats.org/drawingml/2006/picture">
+                <pic:pic xmlns:pic="http://schemas.openxmlformats.org/drawingml/2006/picture">
+                  <pic:nvPicPr>
+                    <pic:cNvPr id="1" name=""/>
+                    <pic:cNvPicPr/>
+                  </pic:nvPicPr>
+                  <pic:blipFill>
+                    <a:blip r:embed="rId15"/>
+                    <a:stretch>
+                      <a:fillRect/>
+                    </a:stretch>
+                  </pic:blipFill>
+                  <pic:spPr>
+                    <a:xfrm>
+                      <a:off x="0" y="0"/>
+                      <a:ext cx="5731510" cy="5869940"/>
+                    </a:xfrm>
+                    <a:prstGeom prst="rect">
+                      <a:avLst/>
+                    </a:prstGeom>
+                  </pic:spPr>
+                </pic:pic>
+              </a:graphicData>
+            </a:graphic>
+          </wp:inline>
+        </w:drawing>
+      </w:r>
+    </w:p>
+    <w:p>
+      <w:pPr>
+        <w:pStyle w:val="Heading3"/>
+      </w:pPr>
+      <w:bookmarkStart w:id="31" w:name="_Toc227322176"/>
+      <w:r>
+        <w:lastRenderedPageBreak/>
+        <w:t>Appearance:</w:t>
+      </w:r>
+      <w:bookmarkEnd w:id="31"/>
+    </w:p>
+    <w:p>
+      <w:r>
+        <w:drawing>
+          <wp:inline distT="0" distB="0" distL="0" distR="0" wp14:anchorId="2B930D15" wp14:editId="4E006C99">
+            <wp:extent cx="5731510" cy="5581650"/>
+            <wp:effectExtent l="0" t="0" r="2540" b="0"/>
+            <wp:docPr id="8" name="Picture 8"/>
+            <wp:cNvGraphicFramePr>
+              <a:graphicFrameLocks xmlns:a="http://schemas.openxmlformats.org/drawingml/2006/main" noChangeAspect="1"/>
+            </wp:cNvGraphicFramePr>
+            <a:graphic xmlns:a="http://schemas.openxmlformats.org/drawingml/2006/main">
+              <a:graphicData uri="http://schemas.openxmlformats.org/drawingml/2006/picture">
+                <pic:pic xmlns:pic="http://schemas.openxmlformats.org/drawingml/2006/picture">
+                  <pic:nvPicPr>
+                    <pic:cNvPr id="1" name=""/>
+                    <pic:cNvPicPr/>
+                  </pic:nvPicPr>
+                  <pic:blipFill>
+                    <a:blip r:embed="rId16"/>
+                    <a:stretch>
+                      <a:fillRect/>
+                    </a:stretch>
+                  </pic:blipFill>
+                  <pic:spPr>
+                    <a:xfrm>
+                      <a:off x="0" y="0"/>
+                      <a:ext cx="5731510" cy="5581650"/>
+                    </a:xfrm>
+                    <a:prstGeom prst="rect">
+                      <a:avLst/>
+                    </a:prstGeom>
+                  </pic:spPr>
+                </pic:pic>
+              </a:graphicData>
+            </a:graphic>
+          </wp:inline>
+        </w:drawing>
+      </w:r>
+    </w:p>
+    <w:p>
+      <w:r>
+        <w:t xml:space="preserve">The button format is not currently visually appealing but I plan to adjust this when creating my CSS files. All buttons are functional. </w:t>
+      </w:r>
+    </w:p>
+    <w:p>
+      <w:pPr>
+        <w:pStyle w:val="Heading2"/>
+      </w:pPr>
+      <w:bookmarkStart w:id="32" w:name="_Toc227322177"/>
+      <w:r>
+        <w:t>Future plans:</w:t>
+      </w:r>
+      <w:bookmarkEnd w:id="32"/>
+    </w:p>
+    <w:p>
+      <w:r>
+        <w:t xml:space="preserve">I aim to work on implementing a google account login function to allow for a simpler register/sign-in process for some users. I also plan to expand upon my security by working on more role authorisation features in order to keep user data more secure. </w:t>
+      </w:r>
+    </w:p>
+    <w:p>
+      <w:pPr>
+        <w:pStyle w:val="Heading1"/>
+      </w:pPr>
+      <w:bookmarkStart w:id="33" w:name="_Toc227322178"/>
+      <w:r>
+        <w:t>Version 1.5</w:t>
+      </w:r>
+      <w:bookmarkEnd w:id="33"/>
+    </w:p>
+    <w:p>
+      <w:pPr>
+        <w:pStyle w:val="Heading2"/>
+      </w:pPr>
+      <w:bookmarkStart w:id="34" w:name="_Toc227322179"/>
+      <w:r>
+        <w:t>Overview of today:</w:t>
+      </w:r>
+      <w:bookmarkEnd w:id="34"/>
+    </w:p>
+    <w:p>
+      <w:r>
+        <w:t xml:space="preserve">In this update I have implemented the GMAIL login and register </w:t>
+      </w:r>
+      <w:r>
+        <w:t>option on the respective pages via the</w:t>
+      </w:r>
+      <w:r>
+        <w:t xml:space="preserve"> use of the</w:t>
+      </w:r>
+      <w:r>
+        <w:t xml:space="preserve"> google developer console. </w:t>
+      </w:r>
+      <w:r>
+        <w:t xml:space="preserve"> </w:t>
+      </w:r>
+    </w:p>
+    <w:p>
+      <w:pPr>
+        <w:pStyle w:val="Heading2"/>
+      </w:pPr>
+      <w:bookmarkStart w:id="35" w:name="_Toc227322180"/>
+      <w:r>
+        <w:lastRenderedPageBreak/>
+        <w:t>GMAIL Auth:</w:t>
+      </w:r>
+      <w:bookmarkEnd w:id="35"/>
+    </w:p>
+    <w:p>
+      <w:pPr>
+        <w:pStyle w:val="Heading3"/>
+      </w:pPr>
+      <w:bookmarkStart w:id="36" w:name="_Toc227322181"/>
+      <w:r>
+        <w:t>Button:</w:t>
+      </w:r>
+      <w:bookmarkEnd w:id="36"/>
+    </w:p>
+    <w:p>
+      <w:r>
+        <w:drawing>
+          <wp:inline distT="0" distB="0" distL="0" distR="0" wp14:anchorId="3FAAEFFB" wp14:editId="1BC54D06">
+            <wp:extent cx="4191585" cy="1257475"/>
+            <wp:effectExtent l="0" t="0" r="0" b="0"/>
+            <wp:docPr id="11" name="Picture 11"/>
+            <wp:cNvGraphicFramePr>
+              <a:graphicFrameLocks xmlns:a="http://schemas.openxmlformats.org/drawingml/2006/main" noChangeAspect="1"/>
+            </wp:cNvGraphicFramePr>
+            <a:graphic xmlns:a="http://schemas.openxmlformats.org/drawingml/2006/main">
+              <a:graphicData uri="http://schemas.openxmlformats.org/drawingml/2006/picture">
+                <pic:pic xmlns:pic="http://schemas.openxmlformats.org/drawingml/2006/picture">
+                  <pic:nvPicPr>
+                    <pic:cNvPr id="1" name=""/>
+                    <pic:cNvPicPr/>
+                  </pic:nvPicPr>
+                  <pic:blipFill>
+                    <a:blip r:embed="rId17"/>
+                    <a:stretch>
+                      <a:fillRect/>
+                    </a:stretch>
+                  </pic:blipFill>
+                  <pic:spPr>
+                    <a:xfrm>
+                      <a:off x="0" y="0"/>
+                      <a:ext cx="4191585" cy="1257475"/>
+                    </a:xfrm>
+                    <a:prstGeom prst="rect">
+                      <a:avLst/>
+                    </a:prstGeom>
+                  </pic:spPr>
+                </pic:pic>
+              </a:graphicData>
+            </a:graphic>
+          </wp:inline>
+        </w:drawing>
+      </w:r>
+    </w:p>
+    <w:p>
+      <w:r>
+        <w:t>(Similar for sign-in).</w:t>
+      </w:r>
+    </w:p>
+    <w:p>
+      <w:pPr>
+        <w:pStyle w:val="Heading3"/>
+      </w:pPr>
+      <w:bookmarkStart w:id="37" w:name="_Toc227322182"/>
+      <w:r>
+        <w:t>Code:</w:t>
+      </w:r>
+      <w:bookmarkEnd w:id="37"/>
+      <w:r>
+        <w:t xml:space="preserve"> </w:t>
+      </w:r>
+    </w:p>
+    <w:p>
+      <w:proofErr w:type="spellStart"/>
+      <w:proofErr w:type="gramStart"/>
+      <w:r>
+        <w:t>appsettings.json</w:t>
+      </w:r>
+      <w:proofErr w:type="spellEnd"/>
+      <w:proofErr w:type="gramEnd"/>
+      <w:r>
+        <w:t xml:space="preserve"> -</w:t>
+      </w:r>
+    </w:p>
+    <w:p>
+      <w:r>
+        <w:drawing>
+          <wp:inline distT="0" distB="0" distL="0" distR="0" wp14:anchorId="48797F1C" wp14:editId="4459305B">
+            <wp:extent cx="5731510" cy="1123950"/>
+            <wp:effectExtent l="0" t="0" r="2540" b="0"/>
+            <wp:docPr id="21" name="Picture 21"/>
+            <wp:cNvGraphicFramePr>
+              <a:graphicFrameLocks xmlns:a="http://schemas.openxmlformats.org/drawingml/2006/main" noChangeAspect="1"/>
+            </wp:cNvGraphicFramePr>
+            <a:graphic xmlns:a="http://schemas.openxmlformats.org/drawingml/2006/main">
+              <a:graphicData uri="http://schemas.openxmlformats.org/drawingml/2006/picture">
+                <pic:pic xmlns:pic="http://schemas.openxmlformats.org/drawingml/2006/picture">
+                  <pic:nvPicPr>
+                    <pic:cNvPr id="1" name=""/>
+                    <pic:cNvPicPr/>
+                  </pic:nvPicPr>
+                  <pic:blipFill>
+                    <a:blip r:embed="rId18"/>
+                    <a:stretch>
+                      <a:fillRect/>
+                    </a:stretch>
+                  </pic:blipFill>
+                  <pic:spPr>
+                    <a:xfrm>
+                      <a:off x="0" y="0"/>
+                      <a:ext cx="5731510" cy="1123950"/>
+                    </a:xfrm>
+                    <a:prstGeom prst="rect">
+                      <a:avLst/>
+                    </a:prstGeom>
+                  </pic:spPr>
+                </pic:pic>
+              </a:graphicData>
+            </a:graphic>
+          </wp:inline>
+        </w:drawing>
+      </w:r>
+    </w:p>
+    <w:p>
+      <w:proofErr w:type="spellStart"/>
+      <w:r>
+        <w:t>Program.cs</w:t>
+      </w:r>
+      <w:proofErr w:type="spellEnd"/>
+    </w:p>
+    <w:p>
+      <w:r>
+        <w:drawing>
+          <wp:inline distT="0" distB="0" distL="0" distR="0" wp14:anchorId="3E2DCAFF" wp14:editId="7DD177B8">
+            <wp:extent cx="4915586" cy="905001"/>
+            <wp:effectExtent l="0" t="0" r="0" b="9525"/>
+            <wp:docPr id="22" name="Picture 22"/>
+            <wp:cNvGraphicFramePr>
+              <a:graphicFrameLocks xmlns:a="http://schemas.openxmlformats.org/drawingml/2006/main" noChangeAspect="1"/>
+            </wp:cNvGraphicFramePr>
+            <a:graphic xmlns:a="http://schemas.openxmlformats.org/drawingml/2006/main">
+              <a:graphicData uri="http://schemas.openxmlformats.org/drawingml/2006/picture">
+                <pic:pic xmlns:pic="http://schemas.openxmlformats.org/drawingml/2006/picture">
+                  <pic:nvPicPr>
+                    <pic:cNvPr id="1" name=""/>
+                    <pic:cNvPicPr/>
+                  </pic:nvPicPr>
+                  <pic:blipFill>
+                    <a:blip r:embed="rId19"/>
+                    <a:stretch>
+                      <a:fillRect/>
+                    </a:stretch>
+                  </pic:blipFill>
+                  <pic:spPr>
+                    <a:xfrm>
+                      <a:off x="0" y="0"/>
+                      <a:ext cx="4915586" cy="905001"/>
+                    </a:xfrm>
+                    <a:prstGeom prst="rect">
+                      <a:avLst/>
+                    </a:prstGeom>
+                  </pic:spPr>
+                </pic:pic>
+              </a:graphicData>
+            </a:graphic>
+          </wp:inline>
+        </w:drawing>
+      </w:r>
+    </w:p>
+    <w:p/>
     <w:sectPr>
       <w:pgSz w:w="11906" w:h="16838"/>
       <w:pgMar w:top="1440" w:right="1440" w:bottom="1440" w:left="1440" w:header="708" w:footer="708" w:gutter="0"/>

--- a/Development Diary.docx
+++ b/Development Diary.docx
@@ -491,6 +491,13 @@
         <w:p/>
         <w:sdt>
           <w:sdtPr>
+            <w:rPr>
+              <w:rFonts w:asciiTheme="minorHAnsi" w:eastAsiaTheme="minorHAnsi" w:hAnsiTheme="minorHAnsi" w:cstheme="minorBidi"/>
+              <w:color w:val="auto"/>
+              <w:sz w:val="22"/>
+              <w:szCs w:val="22"/>
+              <w:lang w:eastAsia="en-US"/>
+            </w:rPr>
             <w:id w:val="556362499"/>
             <w:docPartObj>
               <w:docPartGallery w:val="Table of Contents"/>
@@ -499,13 +506,8 @@
           </w:sdtPr>
           <w:sdtEndPr>
             <w:rPr>
-              <w:rFonts w:asciiTheme="minorHAnsi" w:eastAsiaTheme="minorHAnsi" w:hAnsiTheme="minorHAnsi" w:cstheme="minorBidi"/>
               <w:b/>
               <w:bCs/>
-              <w:color w:val="auto"/>
-              <w:sz w:val="22"/>
-              <w:szCs w:val="22"/>
-              <w:lang w:eastAsia="en-US"/>
             </w:rPr>
           </w:sdtEndPr>
           <w:sdtContent>
@@ -538,7 +540,7 @@
               <w:r>
                 <w:fldChar w:fldCharType="separate"/>
               </w:r>
-              <w:hyperlink w:anchor="_Toc227322145" w:history="1">
+              <w:hyperlink w:anchor="_Toc227756757" w:history="1">
                 <w:r>
                   <w:rPr>
                     <w:rStyle w:val="Hyperlink"/>
@@ -565,7 +567,7 @@
                     <w:noProof/>
                     <w:webHidden/>
                   </w:rPr>
-                  <w:instrText xml:space="preserve"> PAGEREF _Toc227322145 \h </w:instrText>
+                  <w:instrText xml:space="preserve"> PAGEREF _Toc227756757 \h </w:instrText>
                 </w:r>
                 <w:r>
                   <w:rPr>
@@ -608,7 +610,7 @@
                   <w:lang w:eastAsia="en-GB"/>
                 </w:rPr>
               </w:pPr>
-              <w:hyperlink w:anchor="_Toc227322146" w:history="1">
+              <w:hyperlink w:anchor="_Toc227756758" w:history="1">
                 <w:r>
                   <w:rPr>
                     <w:rStyle w:val="Hyperlink"/>
@@ -635,7 +637,7 @@
                     <w:noProof/>
                     <w:webHidden/>
                   </w:rPr>
-                  <w:instrText xml:space="preserve"> PAGEREF _Toc227322146 \h </w:instrText>
+                  <w:instrText xml:space="preserve"> PAGEREF _Toc227756758 \h </w:instrText>
                 </w:r>
                 <w:r>
                   <w:rPr>
@@ -678,7 +680,7 @@
                   <w:lang w:eastAsia="en-GB"/>
                 </w:rPr>
               </w:pPr>
-              <w:hyperlink w:anchor="_Toc227322147" w:history="1">
+              <w:hyperlink w:anchor="_Toc227756759" w:history="1">
                 <w:r>
                   <w:rPr>
                     <w:rStyle w:val="Hyperlink"/>
@@ -705,7 +707,7 @@
                     <w:noProof/>
                     <w:webHidden/>
                   </w:rPr>
-                  <w:instrText xml:space="preserve"> PAGEREF _Toc227322147 \h </w:instrText>
+                  <w:instrText xml:space="preserve"> PAGEREF _Toc227756759 \h </w:instrText>
                 </w:r>
                 <w:r>
                   <w:rPr>
@@ -748,7 +750,7 @@
                   <w:lang w:eastAsia="en-GB"/>
                 </w:rPr>
               </w:pPr>
-              <w:hyperlink w:anchor="_Toc227322148" w:history="1">
+              <w:hyperlink w:anchor="_Toc227756760" w:history="1">
                 <w:r>
                   <w:rPr>
                     <w:rStyle w:val="Hyperlink"/>
@@ -775,7 +777,7 @@
                     <w:noProof/>
                     <w:webHidden/>
                   </w:rPr>
-                  <w:instrText xml:space="preserve"> PAGEREF _Toc227322148 \h </w:instrText>
+                  <w:instrText xml:space="preserve"> PAGEREF _Toc227756760 \h </w:instrText>
                 </w:r>
                 <w:r>
                   <w:rPr>
@@ -818,7 +820,7 @@
                   <w:lang w:eastAsia="en-GB"/>
                 </w:rPr>
               </w:pPr>
-              <w:hyperlink w:anchor="_Toc227322149" w:history="1">
+              <w:hyperlink w:anchor="_Toc227756761" w:history="1">
                 <w:r>
                   <w:rPr>
                     <w:rStyle w:val="Hyperlink"/>
@@ -845,7 +847,7 @@
                     <w:noProof/>
                     <w:webHidden/>
                   </w:rPr>
-                  <w:instrText xml:space="preserve"> PAGEREF _Toc227322149 \h </w:instrText>
+                  <w:instrText xml:space="preserve"> PAGEREF _Toc227756761 \h </w:instrText>
                 </w:r>
                 <w:r>
                   <w:rPr>
@@ -888,7 +890,7 @@
                   <w:lang w:eastAsia="en-GB"/>
                 </w:rPr>
               </w:pPr>
-              <w:hyperlink w:anchor="_Toc227322150" w:history="1">
+              <w:hyperlink w:anchor="_Toc227756762" w:history="1">
                 <w:r>
                   <w:rPr>
                     <w:rStyle w:val="Hyperlink"/>
@@ -915,7 +917,7 @@
                     <w:noProof/>
                     <w:webHidden/>
                   </w:rPr>
-                  <w:instrText xml:space="preserve"> PAGEREF _Toc227322150 \h </w:instrText>
+                  <w:instrText xml:space="preserve"> PAGEREF _Toc227756762 \h </w:instrText>
                 </w:r>
                 <w:r>
                   <w:rPr>
@@ -958,7 +960,7 @@
                   <w:lang w:eastAsia="en-GB"/>
                 </w:rPr>
               </w:pPr>
-              <w:hyperlink w:anchor="_Toc227322151" w:history="1">
+              <w:hyperlink w:anchor="_Toc227756763" w:history="1">
                 <w:r>
                   <w:rPr>
                     <w:rStyle w:val="Hyperlink"/>
@@ -985,7 +987,7 @@
                     <w:noProof/>
                     <w:webHidden/>
                   </w:rPr>
-                  <w:instrText xml:space="preserve"> PAGEREF _Toc227322151 \h </w:instrText>
+                  <w:instrText xml:space="preserve"> PAGEREF _Toc227756763 \h </w:instrText>
                 </w:r>
                 <w:r>
                   <w:rPr>
@@ -1028,7 +1030,7 @@
                   <w:lang w:eastAsia="en-GB"/>
                 </w:rPr>
               </w:pPr>
-              <w:hyperlink w:anchor="_Toc227322152" w:history="1">
+              <w:hyperlink w:anchor="_Toc227756764" w:history="1">
                 <w:r>
                   <w:rPr>
                     <w:rStyle w:val="Hyperlink"/>
@@ -1055,7 +1057,7 @@
                     <w:noProof/>
                     <w:webHidden/>
                   </w:rPr>
-                  <w:instrText xml:space="preserve"> PAGEREF _Toc227322152 \h </w:instrText>
+                  <w:instrText xml:space="preserve"> PAGEREF _Toc227756764 \h </w:instrText>
                 </w:r>
                 <w:r>
                   <w:rPr>
@@ -1098,7 +1100,7 @@
                   <w:lang w:eastAsia="en-GB"/>
                 </w:rPr>
               </w:pPr>
-              <w:hyperlink w:anchor="_Toc227322153" w:history="1">
+              <w:hyperlink w:anchor="_Toc227756765" w:history="1">
                 <w:r>
                   <w:rPr>
                     <w:rStyle w:val="Hyperlink"/>
@@ -1125,7 +1127,7 @@
                     <w:noProof/>
                     <w:webHidden/>
                   </w:rPr>
-                  <w:instrText xml:space="preserve"> PAGEREF _Toc227322153 \h </w:instrText>
+                  <w:instrText xml:space="preserve"> PAGEREF _Toc227756765 \h </w:instrText>
                 </w:r>
                 <w:r>
                   <w:rPr>
@@ -1168,7 +1170,7 @@
                   <w:lang w:eastAsia="en-GB"/>
                 </w:rPr>
               </w:pPr>
-              <w:hyperlink w:anchor="_Toc227322154" w:history="1">
+              <w:hyperlink w:anchor="_Toc227756766" w:history="1">
                 <w:r>
                   <w:rPr>
                     <w:rStyle w:val="Hyperlink"/>
@@ -1195,7 +1197,7 @@
                     <w:noProof/>
                     <w:webHidden/>
                   </w:rPr>
-                  <w:instrText xml:space="preserve"> PAGEREF _Toc227322154 \h </w:instrText>
+                  <w:instrText xml:space="preserve"> PAGEREF _Toc227756766 \h </w:instrText>
                 </w:r>
                 <w:r>
                   <w:rPr>
@@ -1238,7 +1240,7 @@
                   <w:lang w:eastAsia="en-GB"/>
                 </w:rPr>
               </w:pPr>
-              <w:hyperlink w:anchor="_Toc227322155" w:history="1">
+              <w:hyperlink w:anchor="_Toc227756767" w:history="1">
                 <w:r>
                   <w:rPr>
                     <w:rStyle w:val="Hyperlink"/>
@@ -1265,7 +1267,7 @@
                     <w:noProof/>
                     <w:webHidden/>
                   </w:rPr>
-                  <w:instrText xml:space="preserve"> PAGEREF _Toc227322155 \h </w:instrText>
+                  <w:instrText xml:space="preserve"> PAGEREF _Toc227756767 \h </w:instrText>
                 </w:r>
                 <w:r>
                   <w:rPr>
@@ -1308,7 +1310,7 @@
                   <w:lang w:eastAsia="en-GB"/>
                 </w:rPr>
               </w:pPr>
-              <w:hyperlink w:anchor="_Toc227322156" w:history="1">
+              <w:hyperlink w:anchor="_Toc227756768" w:history="1">
                 <w:r>
                   <w:rPr>
                     <w:rStyle w:val="Hyperlink"/>
@@ -1335,7 +1337,7 @@
                     <w:noProof/>
                     <w:webHidden/>
                   </w:rPr>
-                  <w:instrText xml:space="preserve"> PAGEREF _Toc227322156 \h </w:instrText>
+                  <w:instrText xml:space="preserve"> PAGEREF _Toc227756768 \h </w:instrText>
                 </w:r>
                 <w:r>
                   <w:rPr>
@@ -1378,7 +1380,7 @@
                   <w:lang w:eastAsia="en-GB"/>
                 </w:rPr>
               </w:pPr>
-              <w:hyperlink w:anchor="_Toc227322157" w:history="1">
+              <w:hyperlink w:anchor="_Toc227756769" w:history="1">
                 <w:r>
                   <w:rPr>
                     <w:rStyle w:val="Hyperlink"/>
@@ -1405,7 +1407,7 @@
                     <w:noProof/>
                     <w:webHidden/>
                   </w:rPr>
-                  <w:instrText xml:space="preserve"> PAGEREF _Toc227322157 \h </w:instrText>
+                  <w:instrText xml:space="preserve"> PAGEREF _Toc227756769 \h </w:instrText>
                 </w:r>
                 <w:r>
                   <w:rPr>
@@ -1448,7 +1450,7 @@
                   <w:lang w:eastAsia="en-GB"/>
                 </w:rPr>
               </w:pPr>
-              <w:hyperlink w:anchor="_Toc227322158" w:history="1">
+              <w:hyperlink w:anchor="_Toc227756770" w:history="1">
                 <w:r>
                   <w:rPr>
                     <w:rStyle w:val="Hyperlink"/>
@@ -1475,7 +1477,7 @@
                     <w:noProof/>
                     <w:webHidden/>
                   </w:rPr>
-                  <w:instrText xml:space="preserve"> PAGEREF _Toc227322158 \h </w:instrText>
+                  <w:instrText xml:space="preserve"> PAGEREF _Toc227756770 \h </w:instrText>
                 </w:r>
                 <w:r>
                   <w:rPr>
@@ -1518,7 +1520,7 @@
                   <w:lang w:eastAsia="en-GB"/>
                 </w:rPr>
               </w:pPr>
-              <w:hyperlink w:anchor="_Toc227322159" w:history="1">
+              <w:hyperlink w:anchor="_Toc227756771" w:history="1">
                 <w:r>
                   <w:rPr>
                     <w:rStyle w:val="Hyperlink"/>
@@ -1545,7 +1547,7 @@
                     <w:noProof/>
                     <w:webHidden/>
                   </w:rPr>
-                  <w:instrText xml:space="preserve"> PAGEREF _Toc227322159 \h </w:instrText>
+                  <w:instrText xml:space="preserve"> PAGEREF _Toc227756771 \h </w:instrText>
                 </w:r>
                 <w:r>
                   <w:rPr>
@@ -1588,7 +1590,7 @@
                   <w:lang w:eastAsia="en-GB"/>
                 </w:rPr>
               </w:pPr>
-              <w:hyperlink w:anchor="_Toc227322160" w:history="1">
+              <w:hyperlink w:anchor="_Toc227756772" w:history="1">
                 <w:r>
                   <w:rPr>
                     <w:rStyle w:val="Hyperlink"/>
@@ -1615,7 +1617,7 @@
                     <w:noProof/>
                     <w:webHidden/>
                   </w:rPr>
-                  <w:instrText xml:space="preserve"> PAGEREF _Toc227322160 \h </w:instrText>
+                  <w:instrText xml:space="preserve"> PAGEREF _Toc227756772 \h </w:instrText>
                 </w:r>
                 <w:r>
                   <w:rPr>
@@ -1658,7 +1660,7 @@
                   <w:lang w:eastAsia="en-GB"/>
                 </w:rPr>
               </w:pPr>
-              <w:hyperlink w:anchor="_Toc227322161" w:history="1">
+              <w:hyperlink w:anchor="_Toc227756773" w:history="1">
                 <w:r>
                   <w:rPr>
                     <w:rStyle w:val="Hyperlink"/>
@@ -1685,7 +1687,7 @@
                     <w:noProof/>
                     <w:webHidden/>
                   </w:rPr>
-                  <w:instrText xml:space="preserve"> PAGEREF _Toc227322161 \h </w:instrText>
+                  <w:instrText xml:space="preserve"> PAGEREF _Toc227756773 \h </w:instrText>
                 </w:r>
                 <w:r>
                   <w:rPr>
@@ -1728,7 +1730,7 @@
                   <w:lang w:eastAsia="en-GB"/>
                 </w:rPr>
               </w:pPr>
-              <w:hyperlink w:anchor="_Toc227322162" w:history="1">
+              <w:hyperlink w:anchor="_Toc227756774" w:history="1">
                 <w:r>
                   <w:rPr>
                     <w:rStyle w:val="Hyperlink"/>
@@ -1755,7 +1757,7 @@
                     <w:noProof/>
                     <w:webHidden/>
                   </w:rPr>
-                  <w:instrText xml:space="preserve"> PAGEREF _Toc227322162 \h </w:instrText>
+                  <w:instrText xml:space="preserve"> PAGEREF _Toc227756774 \h </w:instrText>
                 </w:r>
                 <w:r>
                   <w:rPr>
@@ -1798,7 +1800,7 @@
                   <w:lang w:eastAsia="en-GB"/>
                 </w:rPr>
               </w:pPr>
-              <w:hyperlink w:anchor="_Toc227322163" w:history="1">
+              <w:hyperlink w:anchor="_Toc227756775" w:history="1">
                 <w:r>
                   <w:rPr>
                     <w:rStyle w:val="Hyperlink"/>
@@ -1825,7 +1827,7 @@
                     <w:noProof/>
                     <w:webHidden/>
                   </w:rPr>
-                  <w:instrText xml:space="preserve"> PAGEREF _Toc227322163 \h </w:instrText>
+                  <w:instrText xml:space="preserve"> PAGEREF _Toc227756775 \h </w:instrText>
                 </w:r>
                 <w:r>
                   <w:rPr>
@@ -1868,13 +1870,13 @@
                   <w:lang w:eastAsia="en-GB"/>
                 </w:rPr>
               </w:pPr>
-              <w:hyperlink w:anchor="_Toc227322164" w:history="1">
+              <w:hyperlink w:anchor="_Toc227756776" w:history="1">
                 <w:r>
                   <w:rPr>
                     <w:rStyle w:val="Hyperlink"/>
                     <w:noProof/>
                   </w:rPr>
-                  <w:t>Version 1.2</w:t>
+                  <w:t>Version 1.1.1</w:t>
                 </w:r>
                 <w:r>
                   <w:rPr>
@@ -1895,7 +1897,7 @@
                     <w:noProof/>
                     <w:webHidden/>
                   </w:rPr>
-                  <w:instrText xml:space="preserve"> PAGEREF _Toc227322164 \h </w:instrText>
+                  <w:instrText xml:space="preserve"> PAGEREF _Toc227756776 \h </w:instrText>
                 </w:r>
                 <w:r>
                   <w:rPr>
@@ -1938,13 +1940,13 @@
                   <w:lang w:eastAsia="en-GB"/>
                 </w:rPr>
               </w:pPr>
-              <w:hyperlink w:anchor="_Toc227322165" w:history="1">
+              <w:hyperlink w:anchor="_Toc227756777" w:history="1">
                 <w:r>
                   <w:rPr>
                     <w:rStyle w:val="Hyperlink"/>
                     <w:noProof/>
                   </w:rPr>
-                  <w:t>Overview of today:</w:t>
+                  <w:t>Empty basket message:</w:t>
                 </w:r>
                 <w:r>
                   <w:rPr>
@@ -1965,7 +1967,7 @@
                     <w:noProof/>
                     <w:webHidden/>
                   </w:rPr>
-                  <w:instrText xml:space="preserve"> PAGEREF _Toc227322165 \h </w:instrText>
+                  <w:instrText xml:space="preserve"> PAGEREF _Toc227756777 \h </w:instrText>
                 </w:r>
                 <w:r>
                   <w:rPr>
@@ -1985,7 +1987,147 @@
                     <w:noProof/>
                     <w:webHidden/>
                   </w:rPr>
-                  <w:t>7</w:t>
+                  <w:t>8</w:t>
+                </w:r>
+                <w:r>
+                  <w:rPr>
+                    <w:noProof/>
+                    <w:webHidden/>
+                  </w:rPr>
+                  <w:fldChar w:fldCharType="end"/>
+                </w:r>
+              </w:hyperlink>
+            </w:p>
+            <w:p>
+              <w:pPr>
+                <w:pStyle w:val="TOC3"/>
+                <w:tabs>
+                  <w:tab w:val="right" w:leader="dot" w:pos="9016"/>
+                </w:tabs>
+                <w:rPr>
+                  <w:rFonts w:eastAsiaTheme="minorEastAsia"/>
+                  <w:noProof/>
+                  <w:lang w:eastAsia="en-GB"/>
+                </w:rPr>
+              </w:pPr>
+              <w:hyperlink w:anchor="_Toc227756778" w:history="1">
+                <w:r>
+                  <w:rPr>
+                    <w:rStyle w:val="Hyperlink"/>
+                    <w:noProof/>
+                  </w:rPr>
+                  <w:t>Code (CSS) –</w:t>
+                </w:r>
+                <w:r>
+                  <w:rPr>
+                    <w:noProof/>
+                    <w:webHidden/>
+                  </w:rPr>
+                  <w:tab/>
+                </w:r>
+                <w:r>
+                  <w:rPr>
+                    <w:noProof/>
+                    <w:webHidden/>
+                  </w:rPr>
+                  <w:fldChar w:fldCharType="begin"/>
+                </w:r>
+                <w:r>
+                  <w:rPr>
+                    <w:noProof/>
+                    <w:webHidden/>
+                  </w:rPr>
+                  <w:instrText xml:space="preserve"> PAGEREF _Toc227756778 \h </w:instrText>
+                </w:r>
+                <w:r>
+                  <w:rPr>
+                    <w:noProof/>
+                    <w:webHidden/>
+                  </w:rPr>
+                </w:r>
+                <w:r>
+                  <w:rPr>
+                    <w:noProof/>
+                    <w:webHidden/>
+                  </w:rPr>
+                  <w:fldChar w:fldCharType="separate"/>
+                </w:r>
+                <w:r>
+                  <w:rPr>
+                    <w:noProof/>
+                    <w:webHidden/>
+                  </w:rPr>
+                  <w:t>8</w:t>
+                </w:r>
+                <w:r>
+                  <w:rPr>
+                    <w:noProof/>
+                    <w:webHidden/>
+                  </w:rPr>
+                  <w:fldChar w:fldCharType="end"/>
+                </w:r>
+              </w:hyperlink>
+            </w:p>
+            <w:p>
+              <w:pPr>
+                <w:pStyle w:val="TOC3"/>
+                <w:tabs>
+                  <w:tab w:val="right" w:leader="dot" w:pos="9016"/>
+                </w:tabs>
+                <w:rPr>
+                  <w:rFonts w:eastAsiaTheme="minorEastAsia"/>
+                  <w:noProof/>
+                  <w:lang w:eastAsia="en-GB"/>
+                </w:rPr>
+              </w:pPr>
+              <w:hyperlink w:anchor="_Toc227756779" w:history="1">
+                <w:r>
+                  <w:rPr>
+                    <w:rStyle w:val="Hyperlink"/>
+                    <w:noProof/>
+                  </w:rPr>
+                  <w:t>Code (CSHTML) –</w:t>
+                </w:r>
+                <w:r>
+                  <w:rPr>
+                    <w:noProof/>
+                    <w:webHidden/>
+                  </w:rPr>
+                  <w:tab/>
+                </w:r>
+                <w:r>
+                  <w:rPr>
+                    <w:noProof/>
+                    <w:webHidden/>
+                  </w:rPr>
+                  <w:fldChar w:fldCharType="begin"/>
+                </w:r>
+                <w:r>
+                  <w:rPr>
+                    <w:noProof/>
+                    <w:webHidden/>
+                  </w:rPr>
+                  <w:instrText xml:space="preserve"> PAGEREF _Toc227756779 \h </w:instrText>
+                </w:r>
+                <w:r>
+                  <w:rPr>
+                    <w:noProof/>
+                    <w:webHidden/>
+                  </w:rPr>
+                </w:r>
+                <w:r>
+                  <w:rPr>
+                    <w:noProof/>
+                    <w:webHidden/>
+                  </w:rPr>
+                  <w:fldChar w:fldCharType="separate"/>
+                </w:r>
+                <w:r>
+                  <w:rPr>
+                    <w:noProof/>
+                    <w:webHidden/>
+                  </w:rPr>
+                  <w:t>8</w:t>
                 </w:r>
                 <w:r>
                   <w:rPr>
@@ -2008,13 +2150,13 @@
                   <w:lang w:eastAsia="en-GB"/>
                 </w:rPr>
               </w:pPr>
-              <w:hyperlink w:anchor="_Toc227322166" w:history="1">
+              <w:hyperlink w:anchor="_Toc227756780" w:history="1">
                 <w:r>
                   <w:rPr>
                     <w:rStyle w:val="Hyperlink"/>
                     <w:noProof/>
                   </w:rPr>
-                  <w:t>Future plans:</w:t>
+                  <w:t>Basket (if not empty)</w:t>
                 </w:r>
                 <w:r>
                   <w:rPr>
@@ -2035,7 +2177,147 @@
                     <w:noProof/>
                     <w:webHidden/>
                   </w:rPr>
-                  <w:instrText xml:space="preserve"> PAGEREF _Toc227322166 \h </w:instrText>
+                  <w:instrText xml:space="preserve"> PAGEREF _Toc227756780 \h </w:instrText>
+                </w:r>
+                <w:r>
+                  <w:rPr>
+                    <w:noProof/>
+                    <w:webHidden/>
+                  </w:rPr>
+                </w:r>
+                <w:r>
+                  <w:rPr>
+                    <w:noProof/>
+                    <w:webHidden/>
+                  </w:rPr>
+                  <w:fldChar w:fldCharType="separate"/>
+                </w:r>
+                <w:r>
+                  <w:rPr>
+                    <w:noProof/>
+                    <w:webHidden/>
+                  </w:rPr>
+                  <w:t>8</w:t>
+                </w:r>
+                <w:r>
+                  <w:rPr>
+                    <w:noProof/>
+                    <w:webHidden/>
+                  </w:rPr>
+                  <w:fldChar w:fldCharType="end"/>
+                </w:r>
+              </w:hyperlink>
+            </w:p>
+            <w:p>
+              <w:pPr>
+                <w:pStyle w:val="TOC3"/>
+                <w:tabs>
+                  <w:tab w:val="right" w:leader="dot" w:pos="9016"/>
+                </w:tabs>
+                <w:rPr>
+                  <w:rFonts w:eastAsiaTheme="minorEastAsia"/>
+                  <w:noProof/>
+                  <w:lang w:eastAsia="en-GB"/>
+                </w:rPr>
+              </w:pPr>
+              <w:hyperlink w:anchor="_Toc227756781" w:history="1">
+                <w:r>
+                  <w:rPr>
+                    <w:rStyle w:val="Hyperlink"/>
+                    <w:noProof/>
+                  </w:rPr>
+                  <w:t>Code (CSS) –</w:t>
+                </w:r>
+                <w:r>
+                  <w:rPr>
+                    <w:noProof/>
+                    <w:webHidden/>
+                  </w:rPr>
+                  <w:tab/>
+                </w:r>
+                <w:r>
+                  <w:rPr>
+                    <w:noProof/>
+                    <w:webHidden/>
+                  </w:rPr>
+                  <w:fldChar w:fldCharType="begin"/>
+                </w:r>
+                <w:r>
+                  <w:rPr>
+                    <w:noProof/>
+                    <w:webHidden/>
+                  </w:rPr>
+                  <w:instrText xml:space="preserve"> PAGEREF _Toc227756781 \h </w:instrText>
+                </w:r>
+                <w:r>
+                  <w:rPr>
+                    <w:noProof/>
+                    <w:webHidden/>
+                  </w:rPr>
+                </w:r>
+                <w:r>
+                  <w:rPr>
+                    <w:noProof/>
+                    <w:webHidden/>
+                  </w:rPr>
+                  <w:fldChar w:fldCharType="separate"/>
+                </w:r>
+                <w:r>
+                  <w:rPr>
+                    <w:noProof/>
+                    <w:webHidden/>
+                  </w:rPr>
+                  <w:t>8</w:t>
+                </w:r>
+                <w:r>
+                  <w:rPr>
+                    <w:noProof/>
+                    <w:webHidden/>
+                  </w:rPr>
+                  <w:fldChar w:fldCharType="end"/>
+                </w:r>
+              </w:hyperlink>
+            </w:p>
+            <w:p>
+              <w:pPr>
+                <w:pStyle w:val="TOC3"/>
+                <w:tabs>
+                  <w:tab w:val="right" w:leader="dot" w:pos="9016"/>
+                </w:tabs>
+                <w:rPr>
+                  <w:rFonts w:eastAsiaTheme="minorEastAsia"/>
+                  <w:noProof/>
+                  <w:lang w:eastAsia="en-GB"/>
+                </w:rPr>
+              </w:pPr>
+              <w:hyperlink w:anchor="_Toc227756782" w:history="1">
+                <w:r>
+                  <w:rPr>
+                    <w:rStyle w:val="Hyperlink"/>
+                    <w:noProof/>
+                  </w:rPr>
+                  <w:t>Code (CSHTML) -</w:t>
+                </w:r>
+                <w:r>
+                  <w:rPr>
+                    <w:noProof/>
+                    <w:webHidden/>
+                  </w:rPr>
+                  <w:tab/>
+                </w:r>
+                <w:r>
+                  <w:rPr>
+                    <w:noProof/>
+                    <w:webHidden/>
+                  </w:rPr>
+                  <w:fldChar w:fldCharType="begin"/>
+                </w:r>
+                <w:r>
+                  <w:rPr>
+                    <w:noProof/>
+                    <w:webHidden/>
+                  </w:rPr>
+                  <w:instrText xml:space="preserve"> PAGEREF _Toc227756782 \h </w:instrText>
                 </w:r>
                 <w:r>
                   <w:rPr>
@@ -2078,13 +2360,13 @@
                   <w:lang w:eastAsia="en-GB"/>
                 </w:rPr>
               </w:pPr>
-              <w:hyperlink w:anchor="_Toc227322167" w:history="1">
+              <w:hyperlink w:anchor="_Toc227756783" w:history="1">
                 <w:r>
                   <w:rPr>
                     <w:rStyle w:val="Hyperlink"/>
                     <w:noProof/>
                   </w:rPr>
-                  <w:t>Version 1.3</w:t>
+                  <w:t>Version 1.2</w:t>
                 </w:r>
                 <w:r>
                   <w:rPr>
@@ -2105,7 +2387,7 @@
                     <w:noProof/>
                     <w:webHidden/>
                   </w:rPr>
-                  <w:instrText xml:space="preserve"> PAGEREF _Toc227322167 \h </w:instrText>
+                  <w:instrText xml:space="preserve"> PAGEREF _Toc227756783 \h </w:instrText>
                 </w:r>
                 <w:r>
                   <w:rPr>
@@ -2125,7 +2407,7 @@
                     <w:noProof/>
                     <w:webHidden/>
                   </w:rPr>
-                  <w:t>8</w:t>
+                  <w:t>7</w:t>
                 </w:r>
                 <w:r>
                   <w:rPr>
@@ -2148,7 +2430,7 @@
                   <w:lang w:eastAsia="en-GB"/>
                 </w:rPr>
               </w:pPr>
-              <w:hyperlink w:anchor="_Toc227322168" w:history="1">
+              <w:hyperlink w:anchor="_Toc227756784" w:history="1">
                 <w:r>
                   <w:rPr>
                     <w:rStyle w:val="Hyperlink"/>
@@ -2175,7 +2457,7 @@
                     <w:noProof/>
                     <w:webHidden/>
                   </w:rPr>
-                  <w:instrText xml:space="preserve"> PAGEREF _Toc227322168 \h </w:instrText>
+                  <w:instrText xml:space="preserve"> PAGEREF _Toc227756784 \h </w:instrText>
                 </w:r>
                 <w:r>
                   <w:rPr>
@@ -2195,7 +2477,7 @@
                     <w:noProof/>
                     <w:webHidden/>
                   </w:rPr>
-                  <w:t>8</w:t>
+                  <w:t>7</w:t>
                 </w:r>
                 <w:r>
                   <w:rPr>
@@ -2218,7 +2500,7 @@
                   <w:lang w:eastAsia="en-GB"/>
                 </w:rPr>
               </w:pPr>
-              <w:hyperlink w:anchor="_Toc227322169" w:history="1">
+              <w:hyperlink w:anchor="_Toc227756785" w:history="1">
                 <w:r>
                   <w:rPr>
                     <w:rStyle w:val="Hyperlink"/>
@@ -2245,7 +2527,7 @@
                     <w:noProof/>
                     <w:webHidden/>
                   </w:rPr>
-                  <w:instrText xml:space="preserve"> PAGEREF _Toc227322169 \h </w:instrText>
+                  <w:instrText xml:space="preserve"> PAGEREF _Toc227756785 \h </w:instrText>
                 </w:r>
                 <w:r>
                   <w:rPr>
@@ -2288,13 +2570,13 @@
                   <w:lang w:eastAsia="en-GB"/>
                 </w:rPr>
               </w:pPr>
-              <w:hyperlink w:anchor="_Toc227322170" w:history="1">
+              <w:hyperlink w:anchor="_Toc227756786" w:history="1">
                 <w:r>
                   <w:rPr>
                     <w:rStyle w:val="Hyperlink"/>
                     <w:noProof/>
                   </w:rPr>
-                  <w:t>Version 1.4</w:t>
+                  <w:t>Version 1.3</w:t>
                 </w:r>
                 <w:r>
                   <w:rPr>
@@ -2315,7 +2597,7 @@
                     <w:noProof/>
                     <w:webHidden/>
                   </w:rPr>
-                  <w:instrText xml:space="preserve"> PAGEREF _Toc227322170 \h </w:instrText>
+                  <w:instrText xml:space="preserve"> PAGEREF _Toc227756786 \h </w:instrText>
                 </w:r>
                 <w:r>
                   <w:rPr>
@@ -2358,7 +2640,7 @@
                   <w:lang w:eastAsia="en-GB"/>
                 </w:rPr>
               </w:pPr>
-              <w:hyperlink w:anchor="_Toc227322171" w:history="1">
+              <w:hyperlink w:anchor="_Toc227756787" w:history="1">
                 <w:r>
                   <w:rPr>
                     <w:rStyle w:val="Hyperlink"/>
@@ -2385,7 +2667,7 @@
                     <w:noProof/>
                     <w:webHidden/>
                   </w:rPr>
-                  <w:instrText xml:space="preserve"> PAGEREF _Toc227322171 \h </w:instrText>
+                  <w:instrText xml:space="preserve"> PAGEREF _Toc227756787 \h </w:instrText>
                 </w:r>
                 <w:r>
                   <w:rPr>
@@ -2428,12 +2710,222 @@
                   <w:lang w:eastAsia="en-GB"/>
                 </w:rPr>
               </w:pPr>
-              <w:hyperlink w:anchor="_Toc227322172" w:history="1">
+              <w:hyperlink w:anchor="_Toc227756788" w:history="1">
                 <w:r>
                   <w:rPr>
                     <w:rStyle w:val="Hyperlink"/>
                     <w:noProof/>
                   </w:rPr>
+                  <w:t>Future plans:</w:t>
+                </w:r>
+                <w:r>
+                  <w:rPr>
+                    <w:noProof/>
+                    <w:webHidden/>
+                  </w:rPr>
+                  <w:tab/>
+                </w:r>
+                <w:r>
+                  <w:rPr>
+                    <w:noProof/>
+                    <w:webHidden/>
+                  </w:rPr>
+                  <w:fldChar w:fldCharType="begin"/>
+                </w:r>
+                <w:r>
+                  <w:rPr>
+                    <w:noProof/>
+                    <w:webHidden/>
+                  </w:rPr>
+                  <w:instrText xml:space="preserve"> PAGEREF _Toc227756788 \h </w:instrText>
+                </w:r>
+                <w:r>
+                  <w:rPr>
+                    <w:noProof/>
+                    <w:webHidden/>
+                  </w:rPr>
+                </w:r>
+                <w:r>
+                  <w:rPr>
+                    <w:noProof/>
+                    <w:webHidden/>
+                  </w:rPr>
+                  <w:fldChar w:fldCharType="separate"/>
+                </w:r>
+                <w:r>
+                  <w:rPr>
+                    <w:noProof/>
+                    <w:webHidden/>
+                  </w:rPr>
+                  <w:t>8</w:t>
+                </w:r>
+                <w:r>
+                  <w:rPr>
+                    <w:noProof/>
+                    <w:webHidden/>
+                  </w:rPr>
+                  <w:fldChar w:fldCharType="end"/>
+                </w:r>
+              </w:hyperlink>
+            </w:p>
+            <w:p>
+              <w:pPr>
+                <w:pStyle w:val="TOC1"/>
+                <w:tabs>
+                  <w:tab w:val="right" w:leader="dot" w:pos="9016"/>
+                </w:tabs>
+                <w:rPr>
+                  <w:rFonts w:eastAsiaTheme="minorEastAsia"/>
+                  <w:noProof/>
+                  <w:lang w:eastAsia="en-GB"/>
+                </w:rPr>
+              </w:pPr>
+              <w:hyperlink w:anchor="_Toc227756789" w:history="1">
+                <w:r>
+                  <w:rPr>
+                    <w:rStyle w:val="Hyperlink"/>
+                    <w:noProof/>
+                  </w:rPr>
+                  <w:t>Version 1.4</w:t>
+                </w:r>
+                <w:r>
+                  <w:rPr>
+                    <w:noProof/>
+                    <w:webHidden/>
+                  </w:rPr>
+                  <w:tab/>
+                </w:r>
+                <w:r>
+                  <w:rPr>
+                    <w:noProof/>
+                    <w:webHidden/>
+                  </w:rPr>
+                  <w:fldChar w:fldCharType="begin"/>
+                </w:r>
+                <w:r>
+                  <w:rPr>
+                    <w:noProof/>
+                    <w:webHidden/>
+                  </w:rPr>
+                  <w:instrText xml:space="preserve"> PAGEREF _Toc227756789 \h </w:instrText>
+                </w:r>
+                <w:r>
+                  <w:rPr>
+                    <w:noProof/>
+                    <w:webHidden/>
+                  </w:rPr>
+                </w:r>
+                <w:r>
+                  <w:rPr>
+                    <w:noProof/>
+                    <w:webHidden/>
+                  </w:rPr>
+                  <w:fldChar w:fldCharType="separate"/>
+                </w:r>
+                <w:r>
+                  <w:rPr>
+                    <w:noProof/>
+                    <w:webHidden/>
+                  </w:rPr>
+                  <w:t>8</w:t>
+                </w:r>
+                <w:r>
+                  <w:rPr>
+                    <w:noProof/>
+                    <w:webHidden/>
+                  </w:rPr>
+                  <w:fldChar w:fldCharType="end"/>
+                </w:r>
+              </w:hyperlink>
+            </w:p>
+            <w:p>
+              <w:pPr>
+                <w:pStyle w:val="TOC2"/>
+                <w:tabs>
+                  <w:tab w:val="right" w:leader="dot" w:pos="9016"/>
+                </w:tabs>
+                <w:rPr>
+                  <w:rFonts w:eastAsiaTheme="minorEastAsia"/>
+                  <w:noProof/>
+                  <w:lang w:eastAsia="en-GB"/>
+                </w:rPr>
+              </w:pPr>
+              <w:hyperlink w:anchor="_Toc227756790" w:history="1">
+                <w:r>
+                  <w:rPr>
+                    <w:rStyle w:val="Hyperlink"/>
+                    <w:noProof/>
+                  </w:rPr>
+                  <w:t>Overview of today:</w:t>
+                </w:r>
+                <w:r>
+                  <w:rPr>
+                    <w:noProof/>
+                    <w:webHidden/>
+                  </w:rPr>
+                  <w:tab/>
+                </w:r>
+                <w:r>
+                  <w:rPr>
+                    <w:noProof/>
+                    <w:webHidden/>
+                  </w:rPr>
+                  <w:fldChar w:fldCharType="begin"/>
+                </w:r>
+                <w:r>
+                  <w:rPr>
+                    <w:noProof/>
+                    <w:webHidden/>
+                  </w:rPr>
+                  <w:instrText xml:space="preserve"> PAGEREF _Toc227756790 \h </w:instrText>
+                </w:r>
+                <w:r>
+                  <w:rPr>
+                    <w:noProof/>
+                    <w:webHidden/>
+                  </w:rPr>
+                </w:r>
+                <w:r>
+                  <w:rPr>
+                    <w:noProof/>
+                    <w:webHidden/>
+                  </w:rPr>
+                  <w:fldChar w:fldCharType="separate"/>
+                </w:r>
+                <w:r>
+                  <w:rPr>
+                    <w:noProof/>
+                    <w:webHidden/>
+                  </w:rPr>
+                  <w:t>8</w:t>
+                </w:r>
+                <w:r>
+                  <w:rPr>
+                    <w:noProof/>
+                    <w:webHidden/>
+                  </w:rPr>
+                  <w:fldChar w:fldCharType="end"/>
+                </w:r>
+              </w:hyperlink>
+            </w:p>
+            <w:p>
+              <w:pPr>
+                <w:pStyle w:val="TOC2"/>
+                <w:tabs>
+                  <w:tab w:val="right" w:leader="dot" w:pos="9016"/>
+                </w:tabs>
+                <w:rPr>
+                  <w:rFonts w:eastAsiaTheme="minorEastAsia"/>
+                  <w:noProof/>
+                  <w:lang w:eastAsia="en-GB"/>
+                </w:rPr>
+              </w:pPr>
+              <w:hyperlink w:anchor="_Toc227756791" w:history="1">
+                <w:r>
+                  <w:rPr>
+                    <w:rStyle w:val="Hyperlink"/>
+                    <w:noProof/>
+                  </w:rPr>
                   <w:t>Accessibility Functions:</w:t>
                 </w:r>
                 <w:r>
@@ -2455,7 +2947,7 @@
                     <w:noProof/>
                     <w:webHidden/>
                   </w:rPr>
-                  <w:instrText xml:space="preserve"> PAGEREF _Toc227322172 \h </w:instrText>
+                  <w:instrText xml:space="preserve"> PAGEREF _Toc227756791 \h </w:instrText>
                 </w:r>
                 <w:r>
                   <w:rPr>
@@ -2475,7 +2967,7 @@
                     <w:noProof/>
                     <w:webHidden/>
                   </w:rPr>
-                  <w:t>9</w:t>
+                  <w:t>8</w:t>
                 </w:r>
                 <w:r>
                   <w:rPr>
@@ -2498,7 +2990,7 @@
                   <w:lang w:eastAsia="en-GB"/>
                 </w:rPr>
               </w:pPr>
-              <w:hyperlink w:anchor="_Toc227322173" w:history="1">
+              <w:hyperlink w:anchor="_Toc227756792" w:history="1">
                 <w:r>
                   <w:rPr>
                     <w:rStyle w:val="Hyperlink"/>
@@ -2525,7 +3017,7 @@
                     <w:noProof/>
                     <w:webHidden/>
                   </w:rPr>
-                  <w:instrText xml:space="preserve"> PAGEREF _Toc227322173 \h </w:instrText>
+                  <w:instrText xml:space="preserve"> PAGEREF _Toc227756792 \h </w:instrText>
                 </w:r>
                 <w:r>
                   <w:rPr>
@@ -2568,7 +3060,7 @@
                   <w:lang w:eastAsia="en-GB"/>
                 </w:rPr>
               </w:pPr>
-              <w:hyperlink w:anchor="_Toc227322174" w:history="1">
+              <w:hyperlink w:anchor="_Toc227756793" w:history="1">
                 <w:r>
                   <w:rPr>
                     <w:rStyle w:val="Hyperlink"/>
@@ -2595,7 +3087,7 @@
                     <w:noProof/>
                     <w:webHidden/>
                   </w:rPr>
-                  <w:instrText xml:space="preserve"> PAGEREF _Toc227322174 \h </w:instrText>
+                  <w:instrText xml:space="preserve"> PAGEREF _Toc227756793 \h </w:instrText>
                 </w:r>
                 <w:r>
                   <w:rPr>
@@ -2638,7 +3130,7 @@
                   <w:lang w:eastAsia="en-GB"/>
                 </w:rPr>
               </w:pPr>
-              <w:hyperlink w:anchor="_Toc227322175" w:history="1">
+              <w:hyperlink w:anchor="_Toc227756794" w:history="1">
                 <w:r>
                   <w:rPr>
                     <w:rStyle w:val="Hyperlink"/>
@@ -2665,7 +3157,7 @@
                     <w:noProof/>
                     <w:webHidden/>
                   </w:rPr>
-                  <w:instrText xml:space="preserve"> PAGEREF _Toc227322175 \h </w:instrText>
+                  <w:instrText xml:space="preserve"> PAGEREF _Toc227756794 \h </w:instrText>
                 </w:r>
                 <w:r>
                   <w:rPr>
@@ -2685,7 +3177,7 @@
                     <w:noProof/>
                     <w:webHidden/>
                   </w:rPr>
-                  <w:t>10</w:t>
+                  <w:t>9</w:t>
                 </w:r>
                 <w:r>
                   <w:rPr>
@@ -2708,7 +3200,7 @@
                   <w:lang w:eastAsia="en-GB"/>
                 </w:rPr>
               </w:pPr>
-              <w:hyperlink w:anchor="_Toc227322176" w:history="1">
+              <w:hyperlink w:anchor="_Toc227756795" w:history="1">
                 <w:r>
                   <w:rPr>
                     <w:rStyle w:val="Hyperlink"/>
@@ -2735,7 +3227,7 @@
                     <w:noProof/>
                     <w:webHidden/>
                   </w:rPr>
-                  <w:instrText xml:space="preserve"> PAGEREF _Toc227322176 \h </w:instrText>
+                  <w:instrText xml:space="preserve"> PAGEREF _Toc227756795 \h </w:instrText>
                 </w:r>
                 <w:r>
                   <w:rPr>
@@ -2755,7 +3247,7 @@
                     <w:noProof/>
                     <w:webHidden/>
                   </w:rPr>
-                  <w:t>11</w:t>
+                  <w:t>9</w:t>
                 </w:r>
                 <w:r>
                   <w:rPr>
@@ -2778,7 +3270,7 @@
                   <w:lang w:eastAsia="en-GB"/>
                 </w:rPr>
               </w:pPr>
-              <w:hyperlink w:anchor="_Toc227322177" w:history="1">
+              <w:hyperlink w:anchor="_Toc227756796" w:history="1">
                 <w:r>
                   <w:rPr>
                     <w:rStyle w:val="Hyperlink"/>
@@ -2805,7 +3297,7 @@
                     <w:noProof/>
                     <w:webHidden/>
                   </w:rPr>
-                  <w:instrText xml:space="preserve"> PAGEREF _Toc227322177 \h </w:instrText>
+                  <w:instrText xml:space="preserve"> PAGEREF _Toc227756796 \h </w:instrText>
                 </w:r>
                 <w:r>
                   <w:rPr>
@@ -2825,7 +3317,7 @@
                     <w:noProof/>
                     <w:webHidden/>
                   </w:rPr>
-                  <w:t>11</w:t>
+                  <w:t>8</w:t>
                 </w:r>
                 <w:r>
                   <w:rPr>
@@ -2848,7 +3340,7 @@
                   <w:lang w:eastAsia="en-GB"/>
                 </w:rPr>
               </w:pPr>
-              <w:hyperlink w:anchor="_Toc227322178" w:history="1">
+              <w:hyperlink w:anchor="_Toc227756797" w:history="1">
                 <w:r>
                   <w:rPr>
                     <w:rStyle w:val="Hyperlink"/>
@@ -2875,7 +3367,7 @@
                     <w:noProof/>
                     <w:webHidden/>
                   </w:rPr>
-                  <w:instrText xml:space="preserve"> PAGEREF _Toc227322178 \h </w:instrText>
+                  <w:instrText xml:space="preserve"> PAGEREF _Toc227756797 \h </w:instrText>
                 </w:r>
                 <w:r>
                   <w:rPr>
@@ -2895,7 +3387,7 @@
                     <w:noProof/>
                     <w:webHidden/>
                   </w:rPr>
-                  <w:t>11</w:t>
+                  <w:t>8</w:t>
                 </w:r>
                 <w:r>
                   <w:rPr>
@@ -2918,7 +3410,7 @@
                   <w:lang w:eastAsia="en-GB"/>
                 </w:rPr>
               </w:pPr>
-              <w:hyperlink w:anchor="_Toc227322179" w:history="1">
+              <w:hyperlink w:anchor="_Toc227756798" w:history="1">
                 <w:r>
                   <w:rPr>
                     <w:rStyle w:val="Hyperlink"/>
@@ -2945,7 +3437,7 @@
                     <w:noProof/>
                     <w:webHidden/>
                   </w:rPr>
-                  <w:instrText xml:space="preserve"> PAGEREF _Toc227322179 \h </w:instrText>
+                  <w:instrText xml:space="preserve"> PAGEREF _Toc227756798 \h </w:instrText>
                 </w:r>
                 <w:r>
                   <w:rPr>
@@ -2965,7 +3457,7 @@
                     <w:noProof/>
                     <w:webHidden/>
                   </w:rPr>
-                  <w:t>11</w:t>
+                  <w:t>8</w:t>
                 </w:r>
                 <w:r>
                   <w:rPr>
@@ -2988,7 +3480,7 @@
                   <w:lang w:eastAsia="en-GB"/>
                 </w:rPr>
               </w:pPr>
-              <w:hyperlink w:anchor="_Toc227322180" w:history="1">
+              <w:hyperlink w:anchor="_Toc227756799" w:history="1">
                 <w:r>
                   <w:rPr>
                     <w:rStyle w:val="Hyperlink"/>
@@ -3015,7 +3507,7 @@
                     <w:noProof/>
                     <w:webHidden/>
                   </w:rPr>
-                  <w:instrText xml:space="preserve"> PAGEREF _Toc227322180 \h </w:instrText>
+                  <w:instrText xml:space="preserve"> PAGEREF _Toc227756799 \h </w:instrText>
                 </w:r>
                 <w:r>
                   <w:rPr>
@@ -3035,7 +3527,7 @@
                     <w:noProof/>
                     <w:webHidden/>
                   </w:rPr>
-                  <w:t>12</w:t>
+                  <w:t>8</w:t>
                 </w:r>
                 <w:r>
                   <w:rPr>
@@ -3058,7 +3550,7 @@
                   <w:lang w:eastAsia="en-GB"/>
                 </w:rPr>
               </w:pPr>
-              <w:hyperlink w:anchor="_Toc227322181" w:history="1">
+              <w:hyperlink w:anchor="_Toc227756800" w:history="1">
                 <w:r>
                   <w:rPr>
                     <w:rStyle w:val="Hyperlink"/>
@@ -3085,7 +3577,7 @@
                     <w:noProof/>
                     <w:webHidden/>
                   </w:rPr>
-                  <w:instrText xml:space="preserve"> PAGEREF _Toc227322181 \h </w:instrText>
+                  <w:instrText xml:space="preserve"> PAGEREF _Toc227756800 \h </w:instrText>
                 </w:r>
                 <w:r>
                   <w:rPr>
@@ -3105,7 +3597,7 @@
                     <w:noProof/>
                     <w:webHidden/>
                   </w:rPr>
-                  <w:t>12</w:t>
+                  <w:t>8</w:t>
                 </w:r>
                 <w:r>
                   <w:rPr>
@@ -3128,7 +3620,7 @@
                   <w:lang w:eastAsia="en-GB"/>
                 </w:rPr>
               </w:pPr>
-              <w:hyperlink w:anchor="_Toc227322182" w:history="1">
+              <w:hyperlink w:anchor="_Toc227756801" w:history="1">
                 <w:r>
                   <w:rPr>
                     <w:rStyle w:val="Hyperlink"/>
@@ -3155,7 +3647,7 @@
                     <w:noProof/>
                     <w:webHidden/>
                   </w:rPr>
-                  <w:instrText xml:space="preserve"> PAGEREF _Toc227322182 \h </w:instrText>
+                  <w:instrText xml:space="preserve"> PAGEREF _Toc227756801 \h </w:instrText>
                 </w:r>
                 <w:r>
                   <w:rPr>
@@ -3175,7 +3667,7 @@
                     <w:noProof/>
                     <w:webHidden/>
                   </w:rPr>
-                  <w:t>12</w:t>
+                  <w:t>9</w:t>
                 </w:r>
                 <w:r>
                   <w:rPr>
@@ -3206,7 +3698,7 @@
           <w:pPr>
             <w:pStyle w:val="Heading1"/>
           </w:pPr>
-          <w:bookmarkStart w:id="0" w:name="_Toc227322145"/>
+          <w:bookmarkStart w:id="0" w:name="_Toc227756757"/>
           <w:r>
             <w:lastRenderedPageBreak/>
             <w:t>Version 1.0</w:t>
@@ -3220,7 +3712,7 @@
           <w:pPr>
             <w:pStyle w:val="Heading2"/>
           </w:pPr>
-          <w:bookmarkStart w:id="1" w:name="_Toc227322146"/>
+          <w:bookmarkStart w:id="1" w:name="_Toc227756758"/>
           <w:r>
             <w:t>Overview of today:</w:t>
           </w:r>
@@ -3247,7 +3739,7 @@
           <w:pPr>
             <w:pStyle w:val="Heading2"/>
           </w:pPr>
-          <w:bookmarkStart w:id="2" w:name="_Toc227322147"/>
+          <w:bookmarkStart w:id="2" w:name="_Toc227756759"/>
           <w:r>
             <w:t>Scaffolding:</w:t>
           </w:r>
@@ -3305,7 +3797,7 @@
           <w:pPr>
             <w:pStyle w:val="Heading2"/>
           </w:pPr>
-          <w:bookmarkStart w:id="3" w:name="_Toc227322148"/>
+          <w:bookmarkStart w:id="3" w:name="_Toc227756760"/>
           <w:r>
             <w:t>Seeding users and roles:</w:t>
           </w:r>
@@ -3414,7 +3906,7 @@
           <w:pPr>
             <w:pStyle w:val="Heading2"/>
           </w:pPr>
-          <w:bookmarkStart w:id="4" w:name="_Toc227322149"/>
+          <w:bookmarkStart w:id="4" w:name="_Toc227756761"/>
           <w:r>
             <w:t>Seeding suppliers and produce:</w:t>
           </w:r>
@@ -3427,7 +3919,7 @@
           <w:pPr>
             <w:pStyle w:val="Heading3"/>
           </w:pPr>
-          <w:bookmarkStart w:id="5" w:name="_Toc227322150"/>
+          <w:bookmarkStart w:id="5" w:name="_Toc227756762"/>
           <w:r>
             <w:t>Suppliers</w:t>
           </w:r>
@@ -3567,7 +4059,7 @@
           <w:pPr>
             <w:pStyle w:val="Heading3"/>
           </w:pPr>
-          <w:bookmarkStart w:id="6" w:name="_Toc227322151"/>
+          <w:bookmarkStart w:id="6" w:name="_Toc227756763"/>
           <w:r>
             <w:lastRenderedPageBreak/>
             <w:t>Produce</w:t>
@@ -3627,7 +4119,7 @@
               <w:rStyle w:val="Heading2Char"/>
             </w:rPr>
           </w:pPr>
-          <w:bookmarkStart w:id="7" w:name="_Toc227322152"/>
+          <w:bookmarkStart w:id="7" w:name="_Toc227756764"/>
           <w:r>
             <w:rPr>
               <w:rStyle w:val="Heading2Char"/>
@@ -3664,7 +4156,7 @@
           <w:pPr>
             <w:pStyle w:val="Heading1"/>
           </w:pPr>
-          <w:bookmarkStart w:id="8" w:name="_Toc227322153"/>
+          <w:bookmarkStart w:id="8" w:name="_Toc227756765"/>
           <w:r>
             <w:t>Version 1.1</w:t>
           </w:r>
@@ -3677,7 +4169,7 @@
           <w:pPr>
             <w:pStyle w:val="Heading2"/>
           </w:pPr>
-          <w:bookmarkStart w:id="9" w:name="_Toc227322154"/>
+          <w:bookmarkStart w:id="9" w:name="_Toc227756766"/>
           <w:r>
             <w:t>Overview of today:</w:t>
           </w:r>
@@ -3698,7 +4190,7 @@
           <w:pPr>
             <w:pStyle w:val="Heading2"/>
           </w:pPr>
-          <w:bookmarkStart w:id="10" w:name="_Toc227322155"/>
+          <w:bookmarkStart w:id="10" w:name="_Toc227756767"/>
           <w:r>
             <w:t>Add to Basket form:</w:t>
           </w:r>
@@ -3709,7 +4201,7 @@
           <w:pPr>
             <w:pStyle w:val="Heading2"/>
           </w:pPr>
-          <w:bookmarkStart w:id="11" w:name="_Toc227322156"/>
+          <w:bookmarkStart w:id="11" w:name="_Toc227756768"/>
           <w:r>
             <w:t>Logic for adding items to a basket linked to the logged in user</w:t>
           </w:r>
@@ -3723,7 +4215,7 @@
           <w:pPr>
             <w:pStyle w:val="Heading2"/>
           </w:pPr>
-          <w:bookmarkStart w:id="12" w:name="_Toc227322157"/>
+          <w:bookmarkStart w:id="12" w:name="_Toc227756769"/>
           <w:r>
             <w:t>Making the basket look nicer</w:t>
           </w:r>
@@ -3743,7 +4235,7 @@
           <w:pPr>
             <w:pStyle w:val="Heading2"/>
           </w:pPr>
-          <w:bookmarkStart w:id="13" w:name="_Toc227322158"/>
+          <w:bookmarkStart w:id="13" w:name="_Toc227756770"/>
           <w:r>
             <w:t>Checkout function:</w:t>
           </w:r>
@@ -3756,7 +4248,7 @@
           <w:pPr>
             <w:pStyle w:val="Heading3"/>
           </w:pPr>
-          <w:bookmarkStart w:id="14" w:name="_Toc227322159"/>
+          <w:bookmarkStart w:id="14" w:name="_Toc227756771"/>
           <w:r>
             <w:t>Checkout Button:</w:t>
           </w:r>
@@ -3765,12 +4257,55 @@
             <w:t xml:space="preserve"> </w:t>
           </w:r>
         </w:p>
-        <w:p/>
+        <w:p>
+          <w:r>
+            <w:t xml:space="preserve">(Screenshot taken after styling (1.1.1)) </w:t>
+          </w:r>
+        </w:p>
+        <w:p>
+          <w:r>
+            <w:drawing>
+              <wp:inline distT="0" distB="0" distL="0" distR="0" wp14:anchorId="2DC1D6B7" wp14:editId="0056FF87">
+                <wp:extent cx="3772426" cy="2848373"/>
+                <wp:effectExtent l="0" t="0" r="0" b="9525"/>
+                <wp:docPr id="23" name="Picture 23"/>
+                <wp:cNvGraphicFramePr>
+                  <a:graphicFrameLocks xmlns:a="http://schemas.openxmlformats.org/drawingml/2006/main" noChangeAspect="1"/>
+                </wp:cNvGraphicFramePr>
+                <a:graphic xmlns:a="http://schemas.openxmlformats.org/drawingml/2006/main">
+                  <a:graphicData uri="http://schemas.openxmlformats.org/drawingml/2006/picture">
+                    <pic:pic xmlns:pic="http://schemas.openxmlformats.org/drawingml/2006/picture">
+                      <pic:nvPicPr>
+                        <pic:cNvPr id="1" name=""/>
+                        <pic:cNvPicPr/>
+                      </pic:nvPicPr>
+                      <pic:blipFill>
+                        <a:blip r:embed="rId12"/>
+                        <a:stretch>
+                          <a:fillRect/>
+                        </a:stretch>
+                      </pic:blipFill>
+                      <pic:spPr>
+                        <a:xfrm>
+                          <a:off x="0" y="0"/>
+                          <a:ext cx="3772426" cy="2848373"/>
+                        </a:xfrm>
+                        <a:prstGeom prst="rect">
+                          <a:avLst/>
+                        </a:prstGeom>
+                      </pic:spPr>
+                    </pic:pic>
+                  </a:graphicData>
+                </a:graphic>
+              </wp:inline>
+            </w:drawing>
+          </w:r>
+        </w:p>
         <w:p>
           <w:pPr>
             <w:pStyle w:val="Heading3"/>
           </w:pPr>
-          <w:bookmarkStart w:id="15" w:name="_Toc227322160"/>
+          <w:bookmarkStart w:id="15" w:name="_Toc227756772"/>
           <w:r>
             <w:t>Checkout logic:</w:t>
           </w:r>
@@ -3784,7 +4319,7 @@
           <w:pPr>
             <w:pStyle w:val="Heading3"/>
           </w:pPr>
-          <w:bookmarkStart w:id="16" w:name="_Toc227322161"/>
+          <w:bookmarkStart w:id="16" w:name="_Toc227756773"/>
           <w:r>
             <w:t>Checkout form:</w:t>
           </w:r>
@@ -3798,7 +4333,7 @@
           <w:pPr>
             <w:pStyle w:val="Heading3"/>
           </w:pPr>
-          <w:bookmarkStart w:id="17" w:name="_Toc227322162"/>
+          <w:bookmarkStart w:id="17" w:name="_Toc227756774"/>
           <w:r>
             <w:t>JavaScript:</w:t>
           </w:r>
@@ -3811,8 +4346,9 @@
       <w:pPr>
         <w:pStyle w:val="Heading2"/>
       </w:pPr>
-      <w:bookmarkStart w:id="18" w:name="_Toc227322163"/>
-      <w:r>
+      <w:bookmarkStart w:id="18" w:name="_Toc227756775"/>
+      <w:r>
+        <w:lastRenderedPageBreak/>
         <w:t>Future plans</w:t>
       </w:r>
       <w:r>
@@ -3840,254 +4376,45 @@
         <w:t xml:space="preserve"> suppliers can view all orders that contain their produce, and Admins should have permissions to view orders made by all users. </w:t>
       </w:r>
     </w:p>
+    <w:p>
+      <w:r>
+        <w:t xml:space="preserve">I am also working on styling the baskets page to give it a cleaner look and to make it more user friendly. </w:t>
+      </w:r>
+    </w:p>
+    <w:p/>
     <w:p>
       <w:pPr>
         <w:pStyle w:val="Heading1"/>
       </w:pPr>
-      <w:bookmarkStart w:id="19" w:name="_Toc227322164"/>
-      <w:r>
-        <w:t>Version 1.2</w:t>
+      <w:bookmarkStart w:id="19" w:name="_Toc227756776"/>
+      <w:r>
+        <w:t>Version 1.1.1</w:t>
       </w:r>
       <w:bookmarkEnd w:id="19"/>
     </w:p>
+    <w:p>
+      <w:r>
+        <w:t xml:space="preserve">I have successfully formatted the user’s basket page and empty basket error message; it now looks a lot nicer and is more user-friendly. The user is now able to add new items to the basket from the baskets page and remove items in a simpler fashion. </w:t>
+      </w:r>
+    </w:p>
+    <w:p/>
     <w:p>
       <w:pPr>
         <w:pStyle w:val="Heading2"/>
       </w:pPr>
-      <w:bookmarkStart w:id="20" w:name="_Toc227322165"/>
-      <w:r>
-        <w:t>Overview of today:</w:t>
+      <w:bookmarkStart w:id="20" w:name="_Toc227756777"/>
+      <w:r>
+        <w:t>Empty basket message:</w:t>
       </w:r>
       <w:bookmarkEnd w:id="20"/>
     </w:p>
     <w:p>
       <w:r>
-        <w:t xml:space="preserve">Today I have managed to </w:t>
-      </w:r>
-      <w:r>
-        <w:t xml:space="preserve">configure the order button to make it have functionality, now users are able to successfully place an order. I have programmed my solution so that the stock levels of each item automatically adjust once a user places an order. I have also implemented a few security functions like only allowing standard users to view their own orders, and no one </w:t>
-      </w:r>
-      <w:r>
-        <w:t>else</w:t>
-      </w:r>
-      <w:r>
-        <w:t xml:space="preserve">, while doing this I have ensured that Admins still have permissions to view orders made by any user. </w:t>
-      </w:r>
-    </w:p>
-    <w:p/>
-    <w:p>
-      <w:pPr>
-        <w:pStyle w:val="Heading2"/>
-      </w:pPr>
-      <w:bookmarkStart w:id="21" w:name="_Toc227322166"/>
-      <w:r>
-        <w:lastRenderedPageBreak/>
-        <w:t>Future plans:</w:t>
-      </w:r>
-      <w:bookmarkEnd w:id="21"/>
-    </w:p>
-    <w:p>
-      <w:r>
-        <w:t xml:space="preserve">I next hope to be able to work on the next core function of the solution, the Supplier Dashboard. This will be an area for registered supplier accounts to manage their stock levels and information, as well as the user orders including their products. </w:t>
-      </w:r>
-    </w:p>
-    <w:p>
-      <w:pPr>
-        <w:pStyle w:val="Heading1"/>
-      </w:pPr>
-      <w:bookmarkStart w:id="22" w:name="_Toc227322167"/>
-      <w:r>
-        <w:t>Version 1.3</w:t>
-      </w:r>
-      <w:bookmarkEnd w:id="22"/>
-    </w:p>
-    <w:p>
-      <w:pPr>
-        <w:pStyle w:val="Heading2"/>
-      </w:pPr>
-      <w:bookmarkStart w:id="23" w:name="_Toc227322168"/>
-      <w:r>
-        <w:t>Overview of today:</w:t>
-      </w:r>
-      <w:bookmarkEnd w:id="23"/>
-    </w:p>
-    <w:p>
-      <w:r>
-        <w:t xml:space="preserve">Today I </w:t>
-      </w:r>
-      <w:r>
-        <w:t xml:space="preserve">have implemented another core function, the Supplier Dashboard area. </w:t>
-      </w:r>
-      <w:r>
-        <w:t>Suppliers now have a</w:t>
-      </w:r>
-      <w:r>
-        <w:t xml:space="preserve"> private </w:t>
-      </w:r>
-      <w:r>
-        <w:t>area where they are able to manage their</w:t>
-      </w:r>
-      <w:r>
-        <w:t xml:space="preserve"> own</w:t>
-      </w:r>
-      <w:r>
-        <w:t xml:space="preserve"> stock</w:t>
-      </w:r>
-      <w:r>
-        <w:t xml:space="preserve"> (users will only be able to view stock associated with their own accounts),</w:t>
-      </w:r>
-      <w:r>
-        <w:t xml:space="preserve"> as well as view </w:t>
-      </w:r>
-      <w:r>
-        <w:t xml:space="preserve">information about </w:t>
-      </w:r>
-      <w:r>
-        <w:t>orders from customers who have purchased their product</w:t>
-      </w:r>
-      <w:r>
-        <w:t>s</w:t>
-      </w:r>
-      <w:r>
-        <w:t xml:space="preserve">, they do not have the ability to view orders that do not include their stock as this would be a higher security risk. </w:t>
-      </w:r>
-    </w:p>
-    <w:p/>
-    <w:p>
-      <w:pPr>
-        <w:pStyle w:val="Heading2"/>
-      </w:pPr>
-      <w:bookmarkStart w:id="24" w:name="_Toc227322169"/>
-      <w:r>
-        <w:t>Future plans:</w:t>
-      </w:r>
-      <w:bookmarkEnd w:id="24"/>
-      <w:r>
-        <w:t xml:space="preserve"> </w:t>
-      </w:r>
-    </w:p>
-    <w:p>
-      <w:r>
-        <w:t>I hope to be able to implement working accessibility features.</w:t>
-      </w:r>
-    </w:p>
-    <w:p/>
-    <w:p>
-      <w:pPr>
-        <w:pStyle w:val="Heading1"/>
-      </w:pPr>
-      <w:bookmarkStart w:id="25" w:name="_Toc227322170"/>
-      <w:r>
-        <w:t>Version 1.4</w:t>
-      </w:r>
-      <w:bookmarkEnd w:id="25"/>
-    </w:p>
-    <w:p>
-      <w:pPr>
-        <w:pStyle w:val="Heading2"/>
-      </w:pPr>
-      <w:bookmarkStart w:id="26" w:name="_Toc227322171"/>
-      <w:r>
-        <w:t>Overview of today:</w:t>
-      </w:r>
-      <w:bookmarkEnd w:id="26"/>
-    </w:p>
-    <w:p>
-      <w:r>
-        <w:t xml:space="preserve">Today I have managed to </w:t>
-      </w:r>
-      <w:r>
-        <w:t xml:space="preserve">add multiple functional accessibility options such as, text-to-speech, dark-mode, high-contrast mode, and a text scale editor. These features will help my website to become more accessible for people who require these functions. </w:t>
-      </w:r>
-    </w:p>
-    <w:p>
-      <w:pPr>
-        <w:pStyle w:val="Heading2"/>
-      </w:pPr>
-      <w:bookmarkStart w:id="27" w:name="_Toc227322172"/>
-      <w:r>
-        <w:lastRenderedPageBreak/>
-        <w:t>Accessibility Functions:</w:t>
-      </w:r>
-      <w:bookmarkEnd w:id="27"/>
-    </w:p>
-    <w:p>
-      <w:pPr>
-        <w:pStyle w:val="Heading3"/>
-      </w:pPr>
-      <w:bookmarkStart w:id="28" w:name="_Toc227322173"/>
-      <w:r>
-        <w:t>CSS:</w:t>
-      </w:r>
-      <w:bookmarkEnd w:id="28"/>
-    </w:p>
-    <w:p>
-      <w:r>
         <w:drawing>
-          <wp:inline distT="0" distB="0" distL="0" distR="0" wp14:anchorId="73F27398" wp14:editId="37497B64">
-            <wp:extent cx="4525006" cy="4134427"/>
-            <wp:effectExtent l="0" t="0" r="0" b="0"/>
-            <wp:docPr id="4" name="Picture 4"/>
-            <wp:cNvGraphicFramePr>
-              <a:graphicFrameLocks xmlns:a="http://schemas.openxmlformats.org/drawingml/2006/main" noChangeAspect="1"/>
-            </wp:cNvGraphicFramePr>
-            <a:graphic xmlns:a="http://schemas.openxmlformats.org/drawingml/2006/main">
-              <a:graphicData uri="http://schemas.openxmlformats.org/drawingml/2006/picture">
-                <pic:pic xmlns:pic="http://schemas.openxmlformats.org/drawingml/2006/picture">
-                  <pic:nvPicPr>
-                    <pic:cNvPr id="1" name=""/>
-                    <pic:cNvPicPr/>
-                  </pic:nvPicPr>
-                  <pic:blipFill>
-                    <a:blip r:embed="rId12"/>
-                    <a:stretch>
-                      <a:fillRect/>
-                    </a:stretch>
-                  </pic:blipFill>
-                  <pic:spPr>
-                    <a:xfrm>
-                      <a:off x="0" y="0"/>
-                      <a:ext cx="4525006" cy="4134427"/>
-                    </a:xfrm>
-                    <a:prstGeom prst="rect">
-                      <a:avLst/>
-                    </a:prstGeom>
-                  </pic:spPr>
-                </pic:pic>
-              </a:graphicData>
-            </a:graphic>
-          </wp:inline>
-        </w:drawing>
-      </w:r>
-    </w:p>
-    <w:p>
-      <w:pPr>
-        <w:pStyle w:val="Heading3"/>
-      </w:pPr>
-      <w:bookmarkStart w:id="29" w:name="_Toc227322174"/>
-      <w:r>
-        <w:t>Buttons</w:t>
-      </w:r>
-      <w:r>
-        <w:t>/CSHTML</w:t>
-      </w:r>
-      <w:r>
-        <w:t>:</w:t>
-      </w:r>
-      <w:bookmarkEnd w:id="29"/>
-    </w:p>
-    <w:p>
-      <w:r>
-        <w:t xml:space="preserve">Links - </w:t>
-      </w:r>
-    </w:p>
-    <w:p>
-      <w:r>
-        <w:drawing>
-          <wp:inline distT="0" distB="0" distL="0" distR="0" wp14:anchorId="32E6B781" wp14:editId="581A958C">
-            <wp:extent cx="4877481" cy="733527"/>
-            <wp:effectExtent l="0" t="0" r="0" b="9525"/>
-            <wp:docPr id="9" name="Picture 9"/>
+          <wp:inline distT="0" distB="0" distL="0" distR="0" wp14:anchorId="284FE660" wp14:editId="4B25EDF3">
+            <wp:extent cx="5731510" cy="2061210"/>
+            <wp:effectExtent l="0" t="0" r="2540" b="0"/>
+            <wp:docPr id="12" name="Picture 12"/>
             <wp:cNvGraphicFramePr>
               <a:graphicFrameLocks xmlns:a="http://schemas.openxmlformats.org/drawingml/2006/main" noChangeAspect="1"/>
             </wp:cNvGraphicFramePr>
@@ -4107,7 +4434,7 @@
                   <pic:spPr>
                     <a:xfrm>
                       <a:off x="0" y="0"/>
-                      <a:ext cx="4877481" cy="733527"/>
+                      <a:ext cx="5731510" cy="2061210"/>
                     </a:xfrm>
                     <a:prstGeom prst="rect">
                       <a:avLst/>
@@ -4121,17 +4448,28 @@
       </w:r>
     </w:p>
     <w:p>
-      <w:r>
-        <w:t>Buttons -</w:t>
-      </w:r>
+      <w:pPr>
+        <w:pStyle w:val="Heading3"/>
+      </w:pPr>
+      <w:bookmarkStart w:id="21" w:name="_Toc227756778"/>
+      <w:r>
+        <w:t xml:space="preserve">Code </w:t>
+      </w:r>
+      <w:r>
+        <w:t xml:space="preserve">(CSS) </w:t>
+      </w:r>
+      <w:r>
+        <w:t>–</w:t>
+      </w:r>
+      <w:bookmarkEnd w:id="21"/>
     </w:p>
     <w:p>
       <w:r>
         <w:drawing>
-          <wp:inline distT="0" distB="0" distL="0" distR="0" wp14:anchorId="0B243B12" wp14:editId="15FA9B51">
-            <wp:extent cx="5731510" cy="1399540"/>
-            <wp:effectExtent l="0" t="0" r="2540" b="0"/>
-            <wp:docPr id="5" name="Picture 5"/>
+          <wp:inline distT="0" distB="0" distL="0" distR="0" wp14:anchorId="5357BA76" wp14:editId="67992C50">
+            <wp:extent cx="5553850" cy="2857899"/>
+            <wp:effectExtent l="0" t="0" r="8890" b="0"/>
+            <wp:docPr id="13" name="Picture 13"/>
             <wp:cNvGraphicFramePr>
               <a:graphicFrameLocks xmlns:a="http://schemas.openxmlformats.org/drawingml/2006/main" noChangeAspect="1"/>
             </wp:cNvGraphicFramePr>
@@ -4151,7 +4489,7 @@
                   <pic:spPr>
                     <a:xfrm>
                       <a:off x="0" y="0"/>
-                      <a:ext cx="5731510" cy="1399540"/>
+                      <a:ext cx="5553850" cy="2857899"/>
                     </a:xfrm>
                     <a:prstGeom prst="rect">
                       <a:avLst/>
@@ -4165,23 +4503,13 @@
       </w:r>
     </w:p>
     <w:p>
-      <w:pPr>
-        <w:pStyle w:val="Heading3"/>
-      </w:pPr>
-      <w:bookmarkStart w:id="30" w:name="_Toc227322175"/>
       <w:r>
         <w:lastRenderedPageBreak/>
-        <w:t>JavaScript:</w:t>
-      </w:r>
-      <w:bookmarkEnd w:id="30"/>
-    </w:p>
-    <w:p>
-      <w:r>
         <w:drawing>
-          <wp:inline distT="0" distB="0" distL="0" distR="0" wp14:anchorId="3EEBFCD0" wp14:editId="5291E9B0">
-            <wp:extent cx="5731510" cy="5869940"/>
+          <wp:inline distT="0" distB="0" distL="0" distR="0" wp14:anchorId="0105093C" wp14:editId="4632A10F">
+            <wp:extent cx="5731510" cy="3110865"/>
             <wp:effectExtent l="0" t="0" r="2540" b="0"/>
-            <wp:docPr id="6" name="Picture 6"/>
+            <wp:docPr id="14" name="Picture 14"/>
             <wp:cNvGraphicFramePr>
               <a:graphicFrameLocks xmlns:a="http://schemas.openxmlformats.org/drawingml/2006/main" noChangeAspect="1"/>
             </wp:cNvGraphicFramePr>
@@ -4201,7 +4529,7 @@
                   <pic:spPr>
                     <a:xfrm>
                       <a:off x="0" y="0"/>
-                      <a:ext cx="5731510" cy="5869940"/>
+                      <a:ext cx="5731510" cy="3110865"/>
                     </a:xfrm>
                     <a:prstGeom prst="rect">
                       <a:avLst/>
@@ -4218,20 +4546,53 @@
       <w:pPr>
         <w:pStyle w:val="Heading3"/>
       </w:pPr>
-      <w:bookmarkStart w:id="31" w:name="_Toc227322176"/>
-      <w:r>
-        <w:lastRenderedPageBreak/>
-        <w:t>Appearance:</w:t>
-      </w:r>
-      <w:bookmarkEnd w:id="31"/>
+      <w:bookmarkStart w:id="22" w:name="_Toc227756779"/>
+      <w:r>
+        <w:t>Code (</w:t>
+      </w:r>
+      <w:r>
+        <w:t>CSHTML</w:t>
+      </w:r>
+      <w:r>
+        <w:t xml:space="preserve">) </w:t>
+      </w:r>
+      <w:r>
+        <w:t>–</w:t>
+      </w:r>
+      <w:bookmarkEnd w:id="22"/>
+      <w:r>
+        <w:t xml:space="preserve"> </w:t>
+      </w:r>
+    </w:p>
+    <w:p/>
+    <w:p>
+      <w:pPr>
+        <w:pStyle w:val="Heading2"/>
+      </w:pPr>
+      <w:bookmarkStart w:id="23" w:name="_Toc227756780"/>
+      <w:r>
+        <w:t>Basket (if not empty)</w:t>
+      </w:r>
+      <w:bookmarkEnd w:id="23"/>
+    </w:p>
+    <w:p>
+      <w:r>
+        <w:t>Shows a list of all items within the user</w:t>
+      </w:r>
+      <w:r>
+        <w:t>’</w:t>
+      </w:r>
+      <w:r>
+        <w:t xml:space="preserve">s basket, with the option to increase the quantity of an item next to the current quantity. Also includes the option to remove the item entirely from the basket. </w:t>
+      </w:r>
     </w:p>
     <w:p>
       <w:r>
         <w:drawing>
-          <wp:inline distT="0" distB="0" distL="0" distR="0" wp14:anchorId="2B930D15" wp14:editId="4E006C99">
-            <wp:extent cx="5731510" cy="5581650"/>
+          <wp:inline distT="0" distB="0" distL="0" distR="0" wp14:anchorId="3B7FBC53" wp14:editId="2E04BD40">
+            <wp:extent cx="5731510" cy="2175510"/>
             <wp:effectExtent l="0" t="0" r="2540" b="0"/>
-            <wp:docPr id="8" name="Picture 8"/>
+            <wp:docPr id="18" name="Picture 18"/>
             <wp:cNvGraphicFramePr>
               <a:graphicFrameLocks xmlns:a="http://schemas.openxmlformats.org/drawingml/2006/main" noChangeAspect="1"/>
             </wp:cNvGraphicFramePr>
@@ -4251,7 +4612,7 @@
                   <pic:spPr>
                     <a:xfrm>
                       <a:off x="0" y="0"/>
-                      <a:ext cx="5731510" cy="5581650"/>
+                      <a:ext cx="5731510" cy="2175510"/>
                     </a:xfrm>
                     <a:prstGeom prst="rect">
                       <a:avLst/>
@@ -4264,91 +4625,28 @@
         </w:drawing>
       </w:r>
     </w:p>
-    <w:p>
-      <w:r>
-        <w:t xml:space="preserve">The button format is not currently visually appealing but I plan to adjust this when creating my CSS files. All buttons are functional. </w:t>
-      </w:r>
-    </w:p>
-    <w:p>
-      <w:pPr>
-        <w:pStyle w:val="Heading2"/>
-      </w:pPr>
-      <w:bookmarkStart w:id="32" w:name="_Toc227322177"/>
-      <w:r>
-        <w:t>Future plans:</w:t>
-      </w:r>
-      <w:bookmarkEnd w:id="32"/>
-    </w:p>
-    <w:p>
-      <w:r>
-        <w:t xml:space="preserve">I aim to work on implementing a google account login function to allow for a simpler register/sign-in process for some users. I also plan to expand upon my security by working on more role authorisation features in order to keep user data more secure. </w:t>
-      </w:r>
-    </w:p>
-    <w:p>
-      <w:pPr>
-        <w:pStyle w:val="Heading1"/>
-      </w:pPr>
-      <w:bookmarkStart w:id="33" w:name="_Toc227322178"/>
-      <w:r>
-        <w:t>Version 1.5</w:t>
-      </w:r>
-      <w:bookmarkEnd w:id="33"/>
-    </w:p>
-    <w:p>
-      <w:pPr>
-        <w:pStyle w:val="Heading2"/>
-      </w:pPr>
-      <w:bookmarkStart w:id="34" w:name="_Toc227322179"/>
-      <w:r>
-        <w:t>Overview of today:</w:t>
-      </w:r>
-      <w:bookmarkEnd w:id="34"/>
-    </w:p>
-    <w:p>
-      <w:r>
-        <w:t xml:space="preserve">In this update I have implemented the GMAIL login and register </w:t>
-      </w:r>
-      <w:r>
-        <w:t>option on the respective pages via the</w:t>
-      </w:r>
-      <w:r>
-        <w:t xml:space="preserve"> use of the</w:t>
-      </w:r>
-      <w:r>
-        <w:t xml:space="preserve"> google developer console. </w:t>
-      </w:r>
-      <w:r>
-        <w:t xml:space="preserve"> </w:t>
-      </w:r>
-    </w:p>
-    <w:p>
-      <w:pPr>
-        <w:pStyle w:val="Heading2"/>
-      </w:pPr>
-      <w:bookmarkStart w:id="35" w:name="_Toc227322180"/>
-      <w:r>
-        <w:lastRenderedPageBreak/>
-        <w:t>GMAIL Auth:</w:t>
-      </w:r>
-      <w:bookmarkEnd w:id="35"/>
-    </w:p>
+    <w:p/>
     <w:p>
       <w:pPr>
         <w:pStyle w:val="Heading3"/>
       </w:pPr>
-      <w:bookmarkStart w:id="36" w:name="_Toc227322181"/>
-      <w:r>
-        <w:t>Button:</w:t>
-      </w:r>
-      <w:bookmarkEnd w:id="36"/>
+      <w:bookmarkStart w:id="24" w:name="_Toc227756781"/>
+      <w:r>
+        <w:lastRenderedPageBreak/>
+        <w:t>Code (CSS) –</w:t>
+      </w:r>
+      <w:bookmarkEnd w:id="24"/>
+      <w:r>
+        <w:t xml:space="preserve"> </w:t>
+      </w:r>
     </w:p>
     <w:p>
       <w:r>
         <w:drawing>
-          <wp:inline distT="0" distB="0" distL="0" distR="0" wp14:anchorId="3FAAEFFB" wp14:editId="1BC54D06">
-            <wp:extent cx="4191585" cy="1257475"/>
+          <wp:inline distT="0" distB="0" distL="0" distR="0" wp14:anchorId="5A1E3F78" wp14:editId="5575C492">
+            <wp:extent cx="2572109" cy="3315163"/>
             <wp:effectExtent l="0" t="0" r="0" b="0"/>
-            <wp:docPr id="11" name="Picture 11"/>
+            <wp:docPr id="17" name="Picture 17"/>
             <wp:cNvGraphicFramePr>
               <a:graphicFrameLocks xmlns:a="http://schemas.openxmlformats.org/drawingml/2006/main" noChangeAspect="1"/>
             </wp:cNvGraphicFramePr>
@@ -4368,7 +4666,7 @@
                   <pic:spPr>
                     <a:xfrm>
                       <a:off x="0" y="0"/>
-                      <a:ext cx="4191585" cy="1257475"/>
+                      <a:ext cx="2572109" cy="3315163"/>
                     </a:xfrm>
                     <a:prstGeom prst="rect">
                       <a:avLst/>
@@ -4381,43 +4679,27 @@
         </w:drawing>
       </w:r>
     </w:p>
-    <w:p>
-      <w:r>
-        <w:t>(Similar for sign-in).</w:t>
-      </w:r>
-    </w:p>
+    <w:p/>
     <w:p>
       <w:pPr>
         <w:pStyle w:val="Heading3"/>
       </w:pPr>
-      <w:bookmarkStart w:id="37" w:name="_Toc227322182"/>
-      <w:r>
-        <w:t>Code:</w:t>
-      </w:r>
-      <w:bookmarkEnd w:id="37"/>
-      <w:r>
-        <w:t xml:space="preserve"> </w:t>
-      </w:r>
-    </w:p>
-    <w:p>
-      <w:proofErr w:type="spellStart"/>
-      <w:proofErr w:type="gramStart"/>
-      <w:r>
-        <w:t>appsettings.json</w:t>
-      </w:r>
-      <w:proofErr w:type="spellEnd"/>
-      <w:proofErr w:type="gramEnd"/>
-      <w:r>
-        <w:t xml:space="preserve"> -</w:t>
-      </w:r>
+      <w:bookmarkStart w:id="25" w:name="_Toc227756782"/>
+      <w:r>
+        <w:t xml:space="preserve">Code (CSHTML) </w:t>
+      </w:r>
+      <w:r>
+        <w:t>–</w:t>
+      </w:r>
+      <w:bookmarkEnd w:id="25"/>
     </w:p>
     <w:p>
       <w:r>
         <w:drawing>
-          <wp:inline distT="0" distB="0" distL="0" distR="0" wp14:anchorId="48797F1C" wp14:editId="4459305B">
-            <wp:extent cx="5731510" cy="1123950"/>
+          <wp:inline distT="0" distB="0" distL="0" distR="0" wp14:anchorId="3DE3830E" wp14:editId="4E5EFD02">
+            <wp:extent cx="5731510" cy="3342640"/>
             <wp:effectExtent l="0" t="0" r="2540" b="0"/>
-            <wp:docPr id="21" name="Picture 21"/>
+            <wp:docPr id="15" name="Picture 15"/>
             <wp:cNvGraphicFramePr>
               <a:graphicFrameLocks xmlns:a="http://schemas.openxmlformats.org/drawingml/2006/main" noChangeAspect="1"/>
             </wp:cNvGraphicFramePr>
@@ -4437,6 +4719,879 @@
                   <pic:spPr>
                     <a:xfrm>
                       <a:off x="0" y="0"/>
+                      <a:ext cx="5731510" cy="3342640"/>
+                    </a:xfrm>
+                    <a:prstGeom prst="rect">
+                      <a:avLst/>
+                    </a:prstGeom>
+                  </pic:spPr>
+                </pic:pic>
+              </a:graphicData>
+            </a:graphic>
+          </wp:inline>
+        </w:drawing>
+      </w:r>
+      <w:r>
+        <w:drawing>
+          <wp:inline distT="0" distB="0" distL="0" distR="0" wp14:anchorId="2F76CEDB" wp14:editId="7BEA6A04">
+            <wp:extent cx="4372585" cy="4448796"/>
+            <wp:effectExtent l="0" t="0" r="9525" b="9525"/>
+            <wp:docPr id="16" name="Picture 16"/>
+            <wp:cNvGraphicFramePr>
+              <a:graphicFrameLocks xmlns:a="http://schemas.openxmlformats.org/drawingml/2006/main" noChangeAspect="1"/>
+            </wp:cNvGraphicFramePr>
+            <a:graphic xmlns:a="http://schemas.openxmlformats.org/drawingml/2006/main">
+              <a:graphicData uri="http://schemas.openxmlformats.org/drawingml/2006/picture">
+                <pic:pic xmlns:pic="http://schemas.openxmlformats.org/drawingml/2006/picture">
+                  <pic:nvPicPr>
+                    <pic:cNvPr id="1" name=""/>
+                    <pic:cNvPicPr/>
+                  </pic:nvPicPr>
+                  <pic:blipFill>
+                    <a:blip r:embed="rId19"/>
+                    <a:stretch>
+                      <a:fillRect/>
+                    </a:stretch>
+                  </pic:blipFill>
+                  <pic:spPr>
+                    <a:xfrm>
+                      <a:off x="0" y="0"/>
+                      <a:ext cx="4372585" cy="4448796"/>
+                    </a:xfrm>
+                    <a:prstGeom prst="rect">
+                      <a:avLst/>
+                    </a:prstGeom>
+                  </pic:spPr>
+                </pic:pic>
+              </a:graphicData>
+            </a:graphic>
+          </wp:inline>
+        </w:drawing>
+      </w:r>
+    </w:p>
+    <w:p>
+      <w:pPr>
+        <w:pStyle w:val="Heading1"/>
+      </w:pPr>
+      <w:bookmarkStart w:id="26" w:name="_Toc227756783"/>
+      <w:r>
+        <w:t>Version 1.2</w:t>
+      </w:r>
+      <w:bookmarkEnd w:id="26"/>
+    </w:p>
+    <w:p>
+      <w:pPr>
+        <w:pStyle w:val="Heading2"/>
+      </w:pPr>
+      <w:bookmarkStart w:id="27" w:name="_Toc227756784"/>
+      <w:r>
+        <w:t>Overview of today:</w:t>
+      </w:r>
+      <w:bookmarkEnd w:id="27"/>
+    </w:p>
+    <w:p>
+      <w:r>
+        <w:t xml:space="preserve">Today I have managed to </w:t>
+      </w:r>
+      <w:r>
+        <w:t xml:space="preserve">configure the order button to make it have functionality, now users are able to successfully place an order. I have programmed my solution so that the stock levels of each item automatically adjust once a user places an order. I have also implemented a few security functions like only allowing standard users to view their own orders, and no one </w:t>
+      </w:r>
+      <w:r>
+        <w:t>else</w:t>
+      </w:r>
+      <w:r>
+        <w:t xml:space="preserve">, while doing this I have ensured that Admins still have permissions to view orders made by any user. </w:t>
+      </w:r>
+    </w:p>
+    <w:p/>
+    <w:p>
+      <w:pPr>
+        <w:pStyle w:val="Heading2"/>
+      </w:pPr>
+      <w:bookmarkStart w:id="28" w:name="_Toc227756785"/>
+      <w:r>
+        <w:t>Future plans:</w:t>
+      </w:r>
+      <w:bookmarkEnd w:id="28"/>
+    </w:p>
+    <w:p>
+      <w:r>
+        <w:t xml:space="preserve">I next hope to be able to work on the next core function of the solution, the Supplier Dashboard. This will be an area for registered supplier accounts to manage their stock levels and information, as well as the user orders including their products. </w:t>
+      </w:r>
+    </w:p>
+    <w:p>
+      <w:pPr>
+        <w:pStyle w:val="Heading1"/>
+      </w:pPr>
+      <w:bookmarkStart w:id="29" w:name="_Toc227756786"/>
+      <w:r>
+        <w:t>Version 1.3</w:t>
+      </w:r>
+      <w:bookmarkEnd w:id="29"/>
+    </w:p>
+    <w:p>
+      <w:pPr>
+        <w:pStyle w:val="Heading2"/>
+      </w:pPr>
+      <w:bookmarkStart w:id="30" w:name="_Toc227756787"/>
+      <w:r>
+        <w:t>Overview of today:</w:t>
+      </w:r>
+      <w:bookmarkEnd w:id="30"/>
+    </w:p>
+    <w:p>
+      <w:r>
+        <w:t xml:space="preserve">Today I </w:t>
+      </w:r>
+      <w:r>
+        <w:t>have implemented another core function, the Supplier Dashboard area. Suppliers now have a private area where they are able to manage their own stock (users will only be able to view stock associated with their own accounts), as well as view information about orders from customers who have purchased their products</w:t>
+      </w:r>
+      <w:r>
+        <w:t xml:space="preserve">, they do not have the ability to view orders that do not include their stock as this would be a higher security risk. </w:t>
+      </w:r>
+    </w:p>
+    <w:p/>
+    <w:p>
+      <w:pPr>
+        <w:pStyle w:val="Heading2"/>
+      </w:pPr>
+      <w:bookmarkStart w:id="31" w:name="_Toc227756788"/>
+      <w:r>
+        <w:lastRenderedPageBreak/>
+        <w:t>Future plans:</w:t>
+      </w:r>
+      <w:bookmarkEnd w:id="31"/>
+      <w:r>
+        <w:t xml:space="preserve"> </w:t>
+      </w:r>
+    </w:p>
+    <w:p>
+      <w:r>
+        <w:t>I hope to be able to implement working accessibility features.</w:t>
+      </w:r>
+    </w:p>
+    <w:p/>
+    <w:p>
+      <w:pPr>
+        <w:pStyle w:val="Heading1"/>
+      </w:pPr>
+      <w:bookmarkStart w:id="32" w:name="_Toc227756789"/>
+      <w:r>
+        <w:t>Version 1.4</w:t>
+      </w:r>
+      <w:bookmarkEnd w:id="32"/>
+    </w:p>
+    <w:p>
+      <w:pPr>
+        <w:pStyle w:val="Heading2"/>
+      </w:pPr>
+      <w:bookmarkStart w:id="33" w:name="_Toc227756790"/>
+      <w:r>
+        <w:t>Overview of today:</w:t>
+      </w:r>
+      <w:bookmarkEnd w:id="33"/>
+    </w:p>
+    <w:p>
+      <w:r>
+        <w:t xml:space="preserve">Today I have managed to </w:t>
+      </w:r>
+      <w:r>
+        <w:t xml:space="preserve">add multiple functional accessibility options such as, text-to-speech, dark-mode, high-contrast mode, and a text scale editor. These features will help my website to become more accessible for people who require these functions. </w:t>
+      </w:r>
+    </w:p>
+    <w:p>
+      <w:pPr>
+        <w:pStyle w:val="Heading2"/>
+      </w:pPr>
+      <w:bookmarkStart w:id="34" w:name="_Toc227756791"/>
+      <w:r>
+        <w:t>Accessibility Functions:</w:t>
+      </w:r>
+      <w:bookmarkEnd w:id="34"/>
+    </w:p>
+    <w:p>
+      <w:pPr>
+        <w:pStyle w:val="Heading3"/>
+      </w:pPr>
+      <w:bookmarkStart w:id="35" w:name="_Toc227756792"/>
+      <w:r>
+        <w:t>CSS:</w:t>
+      </w:r>
+      <w:bookmarkEnd w:id="35"/>
+    </w:p>
+    <w:p>
+      <w:r>
+        <w:rPr>
+          <w:noProof/>
+        </w:rPr>
+        <w:drawing>
+          <wp:inline distT="0" distB="0" distL="0" distR="0" wp14:anchorId="73F27398" wp14:editId="37497B64">
+            <wp:extent cx="4525006" cy="4134427"/>
+            <wp:effectExtent l="0" t="0" r="0" b="0"/>
+            <wp:docPr id="4" name="Picture 4"/>
+            <wp:cNvGraphicFramePr>
+              <a:graphicFrameLocks xmlns:a="http://schemas.openxmlformats.org/drawingml/2006/main" noChangeAspect="1"/>
+            </wp:cNvGraphicFramePr>
+            <a:graphic xmlns:a="http://schemas.openxmlformats.org/drawingml/2006/main">
+              <a:graphicData uri="http://schemas.openxmlformats.org/drawingml/2006/picture">
+                <pic:pic xmlns:pic="http://schemas.openxmlformats.org/drawingml/2006/picture">
+                  <pic:nvPicPr>
+                    <pic:cNvPr id="1" name=""/>
+                    <pic:cNvPicPr/>
+                  </pic:nvPicPr>
+                  <pic:blipFill>
+                    <a:blip r:embed="rId20"/>
+                    <a:stretch>
+                      <a:fillRect/>
+                    </a:stretch>
+                  </pic:blipFill>
+                  <pic:spPr>
+                    <a:xfrm>
+                      <a:off x="0" y="0"/>
+                      <a:ext cx="4525006" cy="4134427"/>
+                    </a:xfrm>
+                    <a:prstGeom prst="rect">
+                      <a:avLst/>
+                    </a:prstGeom>
+                  </pic:spPr>
+                </pic:pic>
+              </a:graphicData>
+            </a:graphic>
+          </wp:inline>
+        </w:drawing>
+      </w:r>
+    </w:p>
+    <w:p>
+      <w:pPr>
+        <w:pStyle w:val="Heading3"/>
+      </w:pPr>
+      <w:bookmarkStart w:id="36" w:name="_Toc227756793"/>
+      <w:r>
+        <w:t>Buttons</w:t>
+      </w:r>
+      <w:r>
+        <w:t>/CSHTML</w:t>
+      </w:r>
+      <w:r>
+        <w:t>:</w:t>
+      </w:r>
+      <w:bookmarkEnd w:id="36"/>
+    </w:p>
+    <w:p>
+      <w:r>
+        <w:t xml:space="preserve">Links - </w:t>
+      </w:r>
+    </w:p>
+    <w:p>
+      <w:r>
+        <w:rPr>
+          <w:noProof/>
+        </w:rPr>
+        <w:drawing>
+          <wp:inline distT="0" distB="0" distL="0" distR="0" wp14:anchorId="32E6B781" wp14:editId="581A958C">
+            <wp:extent cx="4877481" cy="733527"/>
+            <wp:effectExtent l="0" t="0" r="0" b="9525"/>
+            <wp:docPr id="9" name="Picture 9"/>
+            <wp:cNvGraphicFramePr>
+              <a:graphicFrameLocks xmlns:a="http://schemas.openxmlformats.org/drawingml/2006/main" noChangeAspect="1"/>
+            </wp:cNvGraphicFramePr>
+            <a:graphic xmlns:a="http://schemas.openxmlformats.org/drawingml/2006/main">
+              <a:graphicData uri="http://schemas.openxmlformats.org/drawingml/2006/picture">
+                <pic:pic xmlns:pic="http://schemas.openxmlformats.org/drawingml/2006/picture">
+                  <pic:nvPicPr>
+                    <pic:cNvPr id="1" name=""/>
+                    <pic:cNvPicPr/>
+                  </pic:nvPicPr>
+                  <pic:blipFill>
+                    <a:blip r:embed="rId21"/>
+                    <a:stretch>
+                      <a:fillRect/>
+                    </a:stretch>
+                  </pic:blipFill>
+                  <pic:spPr>
+                    <a:xfrm>
+                      <a:off x="0" y="0"/>
+                      <a:ext cx="4877481" cy="733527"/>
+                    </a:xfrm>
+                    <a:prstGeom prst="rect">
+                      <a:avLst/>
+                    </a:prstGeom>
+                  </pic:spPr>
+                </pic:pic>
+              </a:graphicData>
+            </a:graphic>
+          </wp:inline>
+        </w:drawing>
+      </w:r>
+    </w:p>
+    <w:p>
+      <w:r>
+        <w:t>Buttons -</w:t>
+      </w:r>
+    </w:p>
+    <w:p>
+      <w:r>
+        <w:rPr>
+          <w:noProof/>
+        </w:rPr>
+        <w:lastRenderedPageBreak/>
+        <w:drawing>
+          <wp:inline distT="0" distB="0" distL="0" distR="0" wp14:anchorId="0B243B12" wp14:editId="15FA9B51">
+            <wp:extent cx="5731510" cy="1399540"/>
+            <wp:effectExtent l="0" t="0" r="2540" b="0"/>
+            <wp:docPr id="5" name="Picture 5"/>
+            <wp:cNvGraphicFramePr>
+              <a:graphicFrameLocks xmlns:a="http://schemas.openxmlformats.org/drawingml/2006/main" noChangeAspect="1"/>
+            </wp:cNvGraphicFramePr>
+            <a:graphic xmlns:a="http://schemas.openxmlformats.org/drawingml/2006/main">
+              <a:graphicData uri="http://schemas.openxmlformats.org/drawingml/2006/picture">
+                <pic:pic xmlns:pic="http://schemas.openxmlformats.org/drawingml/2006/picture">
+                  <pic:nvPicPr>
+                    <pic:cNvPr id="1" name=""/>
+                    <pic:cNvPicPr/>
+                  </pic:nvPicPr>
+                  <pic:blipFill>
+                    <a:blip r:embed="rId22"/>
+                    <a:stretch>
+                      <a:fillRect/>
+                    </a:stretch>
+                  </pic:blipFill>
+                  <pic:spPr>
+                    <a:xfrm>
+                      <a:off x="0" y="0"/>
+                      <a:ext cx="5731510" cy="1399540"/>
+                    </a:xfrm>
+                    <a:prstGeom prst="rect">
+                      <a:avLst/>
+                    </a:prstGeom>
+                  </pic:spPr>
+                </pic:pic>
+              </a:graphicData>
+            </a:graphic>
+          </wp:inline>
+        </w:drawing>
+      </w:r>
+    </w:p>
+    <w:p>
+      <w:pPr>
+        <w:pStyle w:val="Heading3"/>
+      </w:pPr>
+      <w:bookmarkStart w:id="37" w:name="_Toc227756794"/>
+      <w:r>
+        <w:t>JavaScript:</w:t>
+      </w:r>
+      <w:bookmarkEnd w:id="37"/>
+    </w:p>
+    <w:p>
+      <w:r>
+        <w:rPr>
+          <w:noProof/>
+        </w:rPr>
+        <w:drawing>
+          <wp:inline distT="0" distB="0" distL="0" distR="0" wp14:anchorId="3EEBFCD0" wp14:editId="5291E9B0">
+            <wp:extent cx="5731510" cy="5869940"/>
+            <wp:effectExtent l="0" t="0" r="2540" b="0"/>
+            <wp:docPr id="6" name="Picture 6"/>
+            <wp:cNvGraphicFramePr>
+              <a:graphicFrameLocks xmlns:a="http://schemas.openxmlformats.org/drawingml/2006/main" noChangeAspect="1"/>
+            </wp:cNvGraphicFramePr>
+            <a:graphic xmlns:a="http://schemas.openxmlformats.org/drawingml/2006/main">
+              <a:graphicData uri="http://schemas.openxmlformats.org/drawingml/2006/picture">
+                <pic:pic xmlns:pic="http://schemas.openxmlformats.org/drawingml/2006/picture">
+                  <pic:nvPicPr>
+                    <pic:cNvPr id="1" name=""/>
+                    <pic:cNvPicPr/>
+                  </pic:nvPicPr>
+                  <pic:blipFill>
+                    <a:blip r:embed="rId23"/>
+                    <a:stretch>
+                      <a:fillRect/>
+                    </a:stretch>
+                  </pic:blipFill>
+                  <pic:spPr>
+                    <a:xfrm>
+                      <a:off x="0" y="0"/>
+                      <a:ext cx="5731510" cy="5869940"/>
+                    </a:xfrm>
+                    <a:prstGeom prst="rect">
+                      <a:avLst/>
+                    </a:prstGeom>
+                  </pic:spPr>
+                </pic:pic>
+              </a:graphicData>
+            </a:graphic>
+          </wp:inline>
+        </w:drawing>
+      </w:r>
+    </w:p>
+    <w:p>
+      <w:pPr>
+        <w:pStyle w:val="Heading3"/>
+      </w:pPr>
+      <w:bookmarkStart w:id="38" w:name="_Toc227756795"/>
+      <w:r>
+        <w:lastRenderedPageBreak/>
+        <w:t>Appearance:</w:t>
+      </w:r>
+      <w:bookmarkEnd w:id="38"/>
+    </w:p>
+    <w:p>
+      <w:r>
+        <w:rPr>
+          <w:noProof/>
+        </w:rPr>
+        <w:drawing>
+          <wp:inline distT="0" distB="0" distL="0" distR="0" wp14:anchorId="2B930D15" wp14:editId="4E006C99">
+            <wp:extent cx="5731510" cy="5581650"/>
+            <wp:effectExtent l="0" t="0" r="2540" b="0"/>
+            <wp:docPr id="8" name="Picture 8"/>
+            <wp:cNvGraphicFramePr>
+              <a:graphicFrameLocks xmlns:a="http://schemas.openxmlformats.org/drawingml/2006/main" noChangeAspect="1"/>
+            </wp:cNvGraphicFramePr>
+            <a:graphic xmlns:a="http://schemas.openxmlformats.org/drawingml/2006/main">
+              <a:graphicData uri="http://schemas.openxmlformats.org/drawingml/2006/picture">
+                <pic:pic xmlns:pic="http://schemas.openxmlformats.org/drawingml/2006/picture">
+                  <pic:nvPicPr>
+                    <pic:cNvPr id="1" name=""/>
+                    <pic:cNvPicPr/>
+                  </pic:nvPicPr>
+                  <pic:blipFill>
+                    <a:blip r:embed="rId24"/>
+                    <a:stretch>
+                      <a:fillRect/>
+                    </a:stretch>
+                  </pic:blipFill>
+                  <pic:spPr>
+                    <a:xfrm>
+                      <a:off x="0" y="0"/>
+                      <a:ext cx="5731510" cy="5581650"/>
+                    </a:xfrm>
+                    <a:prstGeom prst="rect">
+                      <a:avLst/>
+                    </a:prstGeom>
+                  </pic:spPr>
+                </pic:pic>
+              </a:graphicData>
+            </a:graphic>
+          </wp:inline>
+        </w:drawing>
+      </w:r>
+    </w:p>
+    <w:p>
+      <w:r>
+        <w:t xml:space="preserve">The button format is not currently visually appealing but I plan to adjust this when creating my CSS files. All buttons are functional. </w:t>
+      </w:r>
+    </w:p>
+    <w:p>
+      <w:pPr>
+        <w:pStyle w:val="Heading2"/>
+      </w:pPr>
+      <w:bookmarkStart w:id="39" w:name="_Toc227756796"/>
+      <w:r>
+        <w:t>Future plans:</w:t>
+      </w:r>
+      <w:bookmarkEnd w:id="39"/>
+    </w:p>
+    <w:p>
+      <w:r>
+        <w:t xml:space="preserve">I aim to work on implementing a google account login function to allow for a simpler register/sign-in process for some users. I also plan to expand upon my security by working on more role authorisation features in order to keep user data more secure. </w:t>
+      </w:r>
+    </w:p>
+    <w:p>
+      <w:pPr>
+        <w:pStyle w:val="Heading1"/>
+      </w:pPr>
+      <w:r>
+        <w:t>Version 1.4.1</w:t>
+      </w:r>
+    </w:p>
+    <w:p>
+      <w:r>
+        <w:t xml:space="preserve">I have used CSS and CSHTML to further format my accessibility options, converting them into a pop-out sidebar, with a reset function. </w:t>
+      </w:r>
+    </w:p>
+    <w:p>
+      <w:pPr>
+        <w:pStyle w:val="Heading2"/>
+      </w:pPr>
+      <w:r>
+        <w:lastRenderedPageBreak/>
+        <w:t xml:space="preserve">Accessibility bar: </w:t>
+      </w:r>
+    </w:p>
+    <w:p>
+      <w:r>
+        <w:drawing>
+          <wp:inline distT="0" distB="0" distL="0" distR="0" wp14:anchorId="343036E7" wp14:editId="38B71DB3">
+            <wp:extent cx="2619741" cy="4182059"/>
+            <wp:effectExtent l="0" t="0" r="9525" b="9525"/>
+            <wp:docPr id="25" name="Picture 25"/>
+            <wp:cNvGraphicFramePr>
+              <a:graphicFrameLocks xmlns:a="http://schemas.openxmlformats.org/drawingml/2006/main" noChangeAspect="1"/>
+            </wp:cNvGraphicFramePr>
+            <a:graphic xmlns:a="http://schemas.openxmlformats.org/drawingml/2006/main">
+              <a:graphicData uri="http://schemas.openxmlformats.org/drawingml/2006/picture">
+                <pic:pic xmlns:pic="http://schemas.openxmlformats.org/drawingml/2006/picture">
+                  <pic:nvPicPr>
+                    <pic:cNvPr id="1" name=""/>
+                    <pic:cNvPicPr/>
+                  </pic:nvPicPr>
+                  <pic:blipFill>
+                    <a:blip r:embed="rId25"/>
+                    <a:stretch>
+                      <a:fillRect/>
+                    </a:stretch>
+                  </pic:blipFill>
+                  <pic:spPr>
+                    <a:xfrm>
+                      <a:off x="0" y="0"/>
+                      <a:ext cx="2619741" cy="4182059"/>
+                    </a:xfrm>
+                    <a:prstGeom prst="rect">
+                      <a:avLst/>
+                    </a:prstGeom>
+                  </pic:spPr>
+                </pic:pic>
+              </a:graphicData>
+            </a:graphic>
+          </wp:inline>
+        </w:drawing>
+      </w:r>
+      <w:r>
+        <w:drawing>
+          <wp:inline distT="0" distB="0" distL="0" distR="0" wp14:anchorId="50EDD4BE" wp14:editId="4F07682C">
+            <wp:extent cx="1419423" cy="857370"/>
+            <wp:effectExtent l="0" t="0" r="0" b="0"/>
+            <wp:docPr id="24" name="Picture 24"/>
+            <wp:cNvGraphicFramePr>
+              <a:graphicFrameLocks xmlns:a="http://schemas.openxmlformats.org/drawingml/2006/main" noChangeAspect="1"/>
+            </wp:cNvGraphicFramePr>
+            <a:graphic xmlns:a="http://schemas.openxmlformats.org/drawingml/2006/main">
+              <a:graphicData uri="http://schemas.openxmlformats.org/drawingml/2006/picture">
+                <pic:pic xmlns:pic="http://schemas.openxmlformats.org/drawingml/2006/picture">
+                  <pic:nvPicPr>
+                    <pic:cNvPr id="1" name=""/>
+                    <pic:cNvPicPr/>
+                  </pic:nvPicPr>
+                  <pic:blipFill>
+                    <a:blip r:embed="rId26"/>
+                    <a:stretch>
+                      <a:fillRect/>
+                    </a:stretch>
+                  </pic:blipFill>
+                  <pic:spPr>
+                    <a:xfrm>
+                      <a:off x="0" y="0"/>
+                      <a:ext cx="1419423" cy="857370"/>
+                    </a:xfrm>
+                    <a:prstGeom prst="rect">
+                      <a:avLst/>
+                    </a:prstGeom>
+                  </pic:spPr>
+                </pic:pic>
+              </a:graphicData>
+            </a:graphic>
+          </wp:inline>
+        </w:drawing>
+      </w:r>
+    </w:p>
+    <w:p>
+      <w:r>
+        <w:t xml:space="preserve">When the user hovers over the icons there is alternate text to show what the icons mean, as well as display text for the actual accessibility feature buttons. When the icon is clicked the menu will fold-out and then once clicked again it will fold back in. This helps to reduce clutter for users without accessibility needs while still keeping the site accessible for those with different needs. </w:t>
+      </w:r>
+    </w:p>
+    <w:p/>
+    <w:p>
+      <w:pPr>
+        <w:pStyle w:val="Heading3"/>
+      </w:pPr>
+      <w:r>
+        <w:lastRenderedPageBreak/>
+        <w:t xml:space="preserve">Code (JavaScript) – </w:t>
+      </w:r>
+    </w:p>
+    <w:p>
+      <w:r>
+        <w:drawing>
+          <wp:inline distT="0" distB="0" distL="0" distR="0" wp14:anchorId="0B28F6C7" wp14:editId="3D8FF47A">
+            <wp:extent cx="2797810" cy="3107055"/>
+            <wp:effectExtent l="0" t="0" r="2540" b="0"/>
+            <wp:docPr id="26" name="Picture 26"/>
+            <wp:cNvGraphicFramePr>
+              <a:graphicFrameLocks xmlns:a="http://schemas.openxmlformats.org/drawingml/2006/main" noChangeAspect="1"/>
+            </wp:cNvGraphicFramePr>
+            <a:graphic xmlns:a="http://schemas.openxmlformats.org/drawingml/2006/main">
+              <a:graphicData uri="http://schemas.openxmlformats.org/drawingml/2006/picture">
+                <pic:pic xmlns:pic="http://schemas.openxmlformats.org/drawingml/2006/picture">
+                  <pic:nvPicPr>
+                    <pic:cNvPr id="1" name=""/>
+                    <pic:cNvPicPr/>
+                  </pic:nvPicPr>
+                  <pic:blipFill>
+                    <a:blip r:embed="rId27"/>
+                    <a:stretch>
+                      <a:fillRect/>
+                    </a:stretch>
+                  </pic:blipFill>
+                  <pic:spPr>
+                    <a:xfrm>
+                      <a:off x="0" y="0"/>
+                      <a:ext cx="2797810" cy="3107055"/>
+                    </a:xfrm>
+                    <a:prstGeom prst="rect">
+                      <a:avLst/>
+                    </a:prstGeom>
+                  </pic:spPr>
+                </pic:pic>
+              </a:graphicData>
+            </a:graphic>
+          </wp:inline>
+        </w:drawing>
+      </w:r>
+    </w:p>
+    <w:p>
+      <w:pPr>
+        <w:pStyle w:val="Heading3"/>
+      </w:pPr>
+      <w:r>
+        <w:t xml:space="preserve">Code (CSS) – </w:t>
+      </w:r>
+    </w:p>
+    <w:p>
+      <w:r>
+        <w:drawing>
+          <wp:inline distT="0" distB="0" distL="0" distR="0" wp14:anchorId="4847F495" wp14:editId="0B7ED425">
+            <wp:extent cx="2797810" cy="3712210"/>
+            <wp:effectExtent l="0" t="0" r="2540" b="2540"/>
+            <wp:docPr id="27" name="Picture 27"/>
+            <wp:cNvGraphicFramePr>
+              <a:graphicFrameLocks xmlns:a="http://schemas.openxmlformats.org/drawingml/2006/main" noChangeAspect="1"/>
+            </wp:cNvGraphicFramePr>
+            <a:graphic xmlns:a="http://schemas.openxmlformats.org/drawingml/2006/main">
+              <a:graphicData uri="http://schemas.openxmlformats.org/drawingml/2006/picture">
+                <pic:pic xmlns:pic="http://schemas.openxmlformats.org/drawingml/2006/picture">
+                  <pic:nvPicPr>
+                    <pic:cNvPr id="1" name=""/>
+                    <pic:cNvPicPr/>
+                  </pic:nvPicPr>
+                  <pic:blipFill>
+                    <a:blip r:embed="rId28"/>
+                    <a:stretch>
+                      <a:fillRect/>
+                    </a:stretch>
+                  </pic:blipFill>
+                  <pic:spPr>
+                    <a:xfrm>
+                      <a:off x="0" y="0"/>
+                      <a:ext cx="2797810" cy="3712210"/>
+                    </a:xfrm>
+                    <a:prstGeom prst="rect">
+                      <a:avLst/>
+                    </a:prstGeom>
+                  </pic:spPr>
+                </pic:pic>
+              </a:graphicData>
+            </a:graphic>
+          </wp:inline>
+        </w:drawing>
+      </w:r>
+    </w:p>
+    <w:p>
+      <w:r>
+        <w:lastRenderedPageBreak/>
+        <w:drawing>
+          <wp:inline distT="0" distB="0" distL="0" distR="0" wp14:anchorId="7A54F10C" wp14:editId="27B04735">
+            <wp:extent cx="2797810" cy="3571875"/>
+            <wp:effectExtent l="0" t="0" r="2540" b="9525"/>
+            <wp:docPr id="28" name="Picture 28"/>
+            <wp:cNvGraphicFramePr>
+              <a:graphicFrameLocks xmlns:a="http://schemas.openxmlformats.org/drawingml/2006/main" noChangeAspect="1"/>
+            </wp:cNvGraphicFramePr>
+            <a:graphic xmlns:a="http://schemas.openxmlformats.org/drawingml/2006/main">
+              <a:graphicData uri="http://schemas.openxmlformats.org/drawingml/2006/picture">
+                <pic:pic xmlns:pic="http://schemas.openxmlformats.org/drawingml/2006/picture">
+                  <pic:nvPicPr>
+                    <pic:cNvPr id="1" name=""/>
+                    <pic:cNvPicPr/>
+                  </pic:nvPicPr>
+                  <pic:blipFill>
+                    <a:blip r:embed="rId29"/>
+                    <a:stretch>
+                      <a:fillRect/>
+                    </a:stretch>
+                  </pic:blipFill>
+                  <pic:spPr>
+                    <a:xfrm>
+                      <a:off x="0" y="0"/>
+                      <a:ext cx="2797810" cy="3571875"/>
+                    </a:xfrm>
+                    <a:prstGeom prst="rect">
+                      <a:avLst/>
+                    </a:prstGeom>
+                  </pic:spPr>
+                </pic:pic>
+              </a:graphicData>
+            </a:graphic>
+          </wp:inline>
+        </w:drawing>
+      </w:r>
+    </w:p>
+    <w:p>
+      <w:pPr>
+        <w:pStyle w:val="Heading1"/>
+      </w:pPr>
+      <w:bookmarkStart w:id="40" w:name="_Toc227756797"/>
+      <w:r>
+        <w:t>Version 1.5</w:t>
+      </w:r>
+      <w:bookmarkEnd w:id="40"/>
+    </w:p>
+    <w:p>
+      <w:pPr>
+        <w:pStyle w:val="Heading2"/>
+      </w:pPr>
+      <w:bookmarkStart w:id="41" w:name="_Toc227756798"/>
+      <w:r>
+        <w:t>Overview of today:</w:t>
+      </w:r>
+      <w:bookmarkEnd w:id="41"/>
+    </w:p>
+    <w:p>
+      <w:r>
+        <w:t xml:space="preserve">In this update I have implemented the GMAIL login and register </w:t>
+      </w:r>
+      <w:r>
+        <w:t>option on the respective pages via the</w:t>
+      </w:r>
+      <w:r>
+        <w:t xml:space="preserve"> use of the</w:t>
+      </w:r>
+      <w:r>
+        <w:t xml:space="preserve"> google developer console. </w:t>
+      </w:r>
+      <w:r>
+        <w:t xml:space="preserve"> </w:t>
+      </w:r>
+    </w:p>
+    <w:p>
+      <w:pPr>
+        <w:pStyle w:val="Heading2"/>
+      </w:pPr>
+      <w:bookmarkStart w:id="42" w:name="_Toc227756799"/>
+      <w:r>
+        <w:t>GMAIL Auth:</w:t>
+      </w:r>
+      <w:bookmarkEnd w:id="42"/>
+    </w:p>
+    <w:p>
+      <w:pPr>
+        <w:pStyle w:val="Heading3"/>
+      </w:pPr>
+      <w:bookmarkStart w:id="43" w:name="_Toc227756800"/>
+      <w:r>
+        <w:t>Button:</w:t>
+      </w:r>
+      <w:bookmarkEnd w:id="43"/>
+    </w:p>
+    <w:p>
+      <w:r>
+        <w:drawing>
+          <wp:inline distT="0" distB="0" distL="0" distR="0" wp14:anchorId="3DA4F5E7" wp14:editId="405E3231">
+            <wp:extent cx="5731510" cy="2702560"/>
+            <wp:effectExtent l="0" t="0" r="2540" b="2540"/>
+            <wp:docPr id="29" name="Picture 29"/>
+            <wp:cNvGraphicFramePr>
+              <a:graphicFrameLocks xmlns:a="http://schemas.openxmlformats.org/drawingml/2006/main" noChangeAspect="1"/>
+            </wp:cNvGraphicFramePr>
+            <a:graphic xmlns:a="http://schemas.openxmlformats.org/drawingml/2006/main">
+              <a:graphicData uri="http://schemas.openxmlformats.org/drawingml/2006/picture">
+                <pic:pic xmlns:pic="http://schemas.openxmlformats.org/drawingml/2006/picture">
+                  <pic:nvPicPr>
+                    <pic:cNvPr id="1" name=""/>
+                    <pic:cNvPicPr/>
+                  </pic:nvPicPr>
+                  <pic:blipFill>
+                    <a:blip r:embed="rId30"/>
+                    <a:stretch>
+                      <a:fillRect/>
+                    </a:stretch>
+                  </pic:blipFill>
+                  <pic:spPr>
+                    <a:xfrm>
+                      <a:off x="0" y="0"/>
+                      <a:ext cx="5731510" cy="2702560"/>
+                    </a:xfrm>
+                    <a:prstGeom prst="rect">
+                      <a:avLst/>
+                    </a:prstGeom>
+                  </pic:spPr>
+                </pic:pic>
+              </a:graphicData>
+            </a:graphic>
+          </wp:inline>
+        </w:drawing>
+      </w:r>
+    </w:p>
+    <w:p>
+      <w:r>
+        <w:t>(Similar for sign-in).</w:t>
+      </w:r>
+    </w:p>
+    <w:p>
+      <w:pPr>
+        <w:pStyle w:val="Heading3"/>
+      </w:pPr>
+      <w:bookmarkStart w:id="44" w:name="_Toc227756801"/>
+      <w:r>
+        <w:t>Code:</w:t>
+      </w:r>
+      <w:bookmarkEnd w:id="44"/>
+      <w:r>
+        <w:t xml:space="preserve"> </w:t>
+      </w:r>
+    </w:p>
+    <w:p>
+      <w:proofErr w:type="spellStart"/>
+      <w:proofErr w:type="gramStart"/>
+      <w:r>
+        <w:t>appsettings.json</w:t>
+      </w:r>
+      <w:proofErr w:type="spellEnd"/>
+      <w:proofErr w:type="gramEnd"/>
+      <w:r>
+        <w:t xml:space="preserve"> -</w:t>
+      </w:r>
+    </w:p>
+    <w:p>
+      <w:r>
+        <w:rPr>
+          <w:noProof/>
+        </w:rPr>
+        <w:lastRenderedPageBreak/>
+        <w:drawing>
+          <wp:inline distT="0" distB="0" distL="0" distR="0" wp14:anchorId="48797F1C" wp14:editId="4459305B">
+            <wp:extent cx="5731510" cy="1123950"/>
+            <wp:effectExtent l="0" t="0" r="2540" b="0"/>
+            <wp:docPr id="21" name="Picture 21"/>
+            <wp:cNvGraphicFramePr>
+              <a:graphicFrameLocks xmlns:a="http://schemas.openxmlformats.org/drawingml/2006/main" noChangeAspect="1"/>
+            </wp:cNvGraphicFramePr>
+            <a:graphic xmlns:a="http://schemas.openxmlformats.org/drawingml/2006/main">
+              <a:graphicData uri="http://schemas.openxmlformats.org/drawingml/2006/picture">
+                <pic:pic xmlns:pic="http://schemas.openxmlformats.org/drawingml/2006/picture">
+                  <pic:nvPicPr>
+                    <pic:cNvPr id="1" name=""/>
+                    <pic:cNvPicPr/>
+                  </pic:nvPicPr>
+                  <pic:blipFill>
+                    <a:blip r:embed="rId31"/>
+                    <a:stretch>
+                      <a:fillRect/>
+                    </a:stretch>
+                  </pic:blipFill>
+                  <pic:spPr>
+                    <a:xfrm>
+                      <a:off x="0" y="0"/>
                       <a:ext cx="5731510" cy="1123950"/>
                     </a:xfrm>
                     <a:prstGeom prst="rect">
@@ -4459,6 +5614,9 @@
     </w:p>
     <w:p>
       <w:r>
+        <w:rPr>
+          <w:noProof/>
+        </w:rPr>
         <w:drawing>
           <wp:inline distT="0" distB="0" distL="0" distR="0" wp14:anchorId="3E2DCAFF" wp14:editId="7DD177B8">
             <wp:extent cx="4915586" cy="905001"/>
@@ -4475,7 +5633,7 @@
                     <pic:cNvPicPr/>
                   </pic:nvPicPr>
                   <pic:blipFill>
-                    <a:blip r:embed="rId19"/>
+                    <a:blip r:embed="rId32"/>
                     <a:stretch>
                       <a:fillRect/>
                     </a:stretch>

--- a/Development Diary.docx
+++ b/Development Diary.docx
@@ -1,6 +1,6 @@
 
 <file path=word/document.xml><?xml version="1.0" encoding="utf-8"?>
-<w:document xmlns:wpc="http://schemas.microsoft.com/office/word/2010/wordprocessingCanvas" xmlns:cx="http://schemas.microsoft.com/office/drawing/2014/chartex" xmlns:cx1="http://schemas.microsoft.com/office/drawing/2015/9/8/chartex" xmlns:cx2="http://schemas.microsoft.com/office/drawing/2015/10/21/chartex" xmlns:cx3="http://schemas.microsoft.com/office/drawing/2016/5/9/chartex" xmlns:cx4="http://schemas.microsoft.com/office/drawing/2016/5/10/chartex" xmlns:cx5="http://schemas.microsoft.com/office/drawing/2016/5/11/chartex" xmlns:cx6="http://schemas.microsoft.com/office/drawing/2016/5/12/chartex" xmlns:cx7="http://schemas.microsoft.com/office/drawing/2016/5/13/chartex" xmlns:cx8="http://schemas.microsoft.com/office/drawing/2016/5/14/chartex" xmlns:mc="http://schemas.openxmlformats.org/markup-compatibility/2006" xmlns:aink="http://schemas.microsoft.com/office/drawing/2016/ink" xmlns:am3d="http://schemas.microsoft.com/office/drawing/2017/model3d" xmlns:o="urn:schemas-microsoft-com:office:office" xmlns:r="http://schemas.openxmlformats.org/officeDocument/2006/relationships" xmlns:m="http://schemas.openxmlformats.org/officeDocument/2006/math" xmlns:v="urn:schemas-microsoft-com:vml" xmlns:wp14="http://schemas.microsoft.com/office/word/2010/wordprocessingDrawing" xmlns:wp="http://schemas.openxmlformats.org/drawingml/2006/wordprocessingDrawing" xmlns:w10="urn:schemas-microsoft-com:office:word" xmlns:w="http://schemas.openxmlformats.org/wordprocessingml/2006/main" xmlns:w14="http://schemas.microsoft.com/office/word/2010/wordml" xmlns:w15="http://schemas.microsoft.com/office/word/2012/wordml" xmlns:w16cex="http://schemas.microsoft.com/office/word/2018/wordml/cex" xmlns:w16cid="http://schemas.microsoft.com/office/word/2016/wordml/cid" xmlns:w16="http://schemas.microsoft.com/office/word/2018/wordml" xmlns:w16sdtdh="http://schemas.microsoft.com/office/word/2020/wordml/sdtdatahash" xmlns:w16se="http://schemas.microsoft.com/office/word/2015/wordml/symex" xmlns:wpg="http://schemas.microsoft.com/office/word/2010/wordprocessingGroup" xmlns:wpi="http://schemas.microsoft.com/office/word/2010/wordprocessingInk" xmlns:wne="http://schemas.microsoft.com/office/word/2006/wordml" xmlns:wps="http://schemas.microsoft.com/office/word/2010/wordprocessingShape" mc:Ignorable="w14 w15 w16se w16cid w16 w16cex w16sdtdh wp14">
+<w:document xmlns:wpc="http://schemas.microsoft.com/office/word/2010/wordprocessingCanvas" xmlns:cx="http://schemas.microsoft.com/office/drawing/2014/chartex" xmlns:cx1="http://schemas.microsoft.com/office/drawing/2015/9/8/chartex" xmlns:cx2="http://schemas.microsoft.com/office/drawing/2015/10/21/chartex" xmlns:cx3="http://schemas.microsoft.com/office/drawing/2016/5/9/chartex" xmlns:cx4="http://schemas.microsoft.com/office/drawing/2016/5/10/chartex" xmlns:cx5="http://schemas.microsoft.com/office/drawing/2016/5/11/chartex" xmlns:cx6="http://schemas.microsoft.com/office/drawing/2016/5/12/chartex" xmlns:cx7="http://schemas.microsoft.com/office/drawing/2016/5/13/chartex" xmlns:cx8="http://schemas.microsoft.com/office/drawing/2016/5/14/chartex" xmlns:mc="http://schemas.openxmlformats.org/markup-compatibility/2006" xmlns:aink="http://schemas.microsoft.com/office/drawing/2016/ink" xmlns:am3d="http://schemas.microsoft.com/office/drawing/2017/model3d" xmlns:o="urn:schemas-microsoft-com:office:office" xmlns:oel="http://schemas.microsoft.com/office/2019/extlst" xmlns:r="http://schemas.openxmlformats.org/officeDocument/2006/relationships" xmlns:m="http://schemas.openxmlformats.org/officeDocument/2006/math" xmlns:v="urn:schemas-microsoft-com:vml" xmlns:wp14="http://schemas.microsoft.com/office/word/2010/wordprocessingDrawing" xmlns:wp="http://schemas.openxmlformats.org/drawingml/2006/wordprocessingDrawing" xmlns:w10="urn:schemas-microsoft-com:office:word" xmlns:w="http://schemas.openxmlformats.org/wordprocessingml/2006/main" xmlns:w14="http://schemas.microsoft.com/office/word/2010/wordml" xmlns:w15="http://schemas.microsoft.com/office/word/2012/wordml" xmlns:w16cex="http://schemas.microsoft.com/office/word/2018/wordml/cex" xmlns:w16cid="http://schemas.microsoft.com/office/word/2016/wordml/cid" xmlns:w16="http://schemas.microsoft.com/office/word/2018/wordml" xmlns:w16du="http://schemas.microsoft.com/office/word/2023/wordml/word16du" xmlns:w16sdtdh="http://schemas.microsoft.com/office/word/2020/wordml/sdtdatahash" xmlns:w16sdtfl="http://schemas.microsoft.com/office/word/2024/wordml/sdtformatlock" xmlns:w16se="http://schemas.microsoft.com/office/word/2015/wordml/symex" xmlns:wpg="http://schemas.microsoft.com/office/word/2010/wordprocessingGroup" xmlns:wpi="http://schemas.microsoft.com/office/word/2010/wordprocessingInk" xmlns:wne="http://schemas.microsoft.com/office/word/2006/wordml" xmlns:wps="http://schemas.microsoft.com/office/word/2010/wordprocessingShape" mc:Ignorable="w14 w15 w16se w16cid w16 w16cex w16sdtdh w16sdtfl w16du wp14">
   <w:body>
     <w:sdt>
       <w:sdtPr>
@@ -10,7 +10,6 @@
           <w:docPartUnique/>
         </w:docPartObj>
       </w:sdtPr>
-      <w:sdtEndPr/>
       <w:sdtContent>
         <w:p>
           <w:r>
@@ -134,7 +133,6 @@
                                     <w:dataBinding w:prefixMappings="xmlns:ns0='http://purl.org/dc/elements/1.1/' xmlns:ns1='http://schemas.openxmlformats.org/package/2006/metadata/core-properties' " w:xpath="/ns1:coreProperties[1]/ns0:creator[1]" w:storeItemID="{6C3C8BC8-F283-45AE-878A-BAB7291924A1}"/>
                                     <w:text/>
                                   </w:sdtPr>
-                                  <w:sdtEndPr/>
                                   <w:sdtContent>
                                     <w:p>
                                       <w:pPr>
@@ -175,7 +173,6 @@
                                       <w:dataBinding w:prefixMappings="xmlns:ns0='http://schemas.openxmlformats.org/officeDocument/2006/extended-properties' " w:xpath="/ns0:Properties[1]/ns0:Company[1]" w:storeItemID="{6668398D-A668-4E3E-A5EB-62B293D839F1}"/>
                                       <w:text/>
                                     </w:sdtPr>
-                                    <w:sdtEndPr/>
                                     <w:sdtContent>
                                       <w:r>
                                         <w:rPr>
@@ -203,7 +200,6 @@
                                       <w:dataBinding w:prefixMappings="xmlns:ns0='http://schemas.microsoft.com/office/2006/coverPageProps' " w:xpath="/ns0:CoverPageProperties[1]/ns0:CompanyAddress[1]" w:storeItemID="{55AF091B-3C7A-41E3-B477-F2FDAA23CFDA}"/>
                                       <w:text/>
                                     </w:sdtPr>
-                                    <w:sdtEndPr/>
                                     <w:sdtContent>
                                       <w:r>
                                         <w:rPr>
@@ -273,7 +269,6 @@
                                     <w:dataBinding w:prefixMappings="xmlns:ns0='http://purl.org/dc/elements/1.1/' xmlns:ns1='http://schemas.openxmlformats.org/package/2006/metadata/core-properties' " w:xpath="/ns1:coreProperties[1]/ns0:title[1]" w:storeItemID="{6C3C8BC8-F283-45AE-878A-BAB7291924A1}"/>
                                     <w:text/>
                                   </w:sdtPr>
-                                  <w:sdtEndPr/>
                                   <w:sdtContent>
                                     <w:p>
                                       <w:pPr>
@@ -323,7 +318,7 @@
               </mc:Choice>
               <mc:Fallback>
                 <w:pict>
-                  <v:group w14:anchorId="627CE1DC" id="Group 193" o:spid="_x0000_s1026" style="position:absolute;margin-left:0;margin-top:0;width:540.55pt;height:718.4pt;z-index:-251657216;mso-width-percent:882;mso-height-percent:909;mso-position-horizontal:center;mso-position-horizontal-relative:page;mso-position-vertical:center;mso-position-vertical-relative:page;mso-width-percent:882;mso-height-percent:909" coordsize="68648,91235" o:gfxdata="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">
+                  <v:group w14:anchorId="627CE1DC" id="Group 193" o:spid="_x0000_s1026" style="position:absolute;margin-left:0;margin-top:0;width:540.55pt;height:718.4pt;z-index:-251657216;mso-width-percent:882;mso-height-percent:909;mso-position-horizontal:center;mso-position-horizontal-relative:page;mso-position-vertical:center;mso-position-vertical-relative:page;mso-width-percent:882;mso-height-percent:909" coordsize="68648,91235" o:gfxdata="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">
                     <v:rect id="Rectangle 194" o:spid="_x0000_s1027" style="position:absolute;width:68580;height:13716;visibility:visible;mso-wrap-style:square;v-text-anchor:middle" o:gfxdata="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" fillcolor="#4472c4 [3204]" stroked="f" strokeweight="1pt"/>
                     <v:rect id="Rectangle 195" o:spid="_x0000_s1028" style="position:absolute;top:40943;width:68580;height:50292;visibility:visible;mso-wrap-style:square;v-text-anchor:bottom" o:gfxdata="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" fillcolor="#4472c4 [3204]" stroked="f" strokeweight="1pt">
                       <v:textbox inset="36pt,57.6pt,36pt,36pt">
@@ -340,7 +335,6 @@
                               <w:dataBinding w:prefixMappings="xmlns:ns0='http://purl.org/dc/elements/1.1/' xmlns:ns1='http://schemas.openxmlformats.org/package/2006/metadata/core-properties' " w:xpath="/ns1:coreProperties[1]/ns0:creator[1]" w:storeItemID="{6C3C8BC8-F283-45AE-878A-BAB7291924A1}"/>
                               <w:text/>
                             </w:sdtPr>
-                            <w:sdtEndPr/>
                             <w:sdtContent>
                               <w:p>
                                 <w:pPr>
@@ -381,7 +375,6 @@
                                 <w:dataBinding w:prefixMappings="xmlns:ns0='http://schemas.openxmlformats.org/officeDocument/2006/extended-properties' " w:xpath="/ns0:Properties[1]/ns0:Company[1]" w:storeItemID="{6668398D-A668-4E3E-A5EB-62B293D839F1}"/>
                                 <w:text/>
                               </w:sdtPr>
-                              <w:sdtEndPr/>
                               <w:sdtContent>
                                 <w:r>
                                   <w:rPr>
@@ -409,7 +402,6 @@
                                 <w:dataBinding w:prefixMappings="xmlns:ns0='http://schemas.microsoft.com/office/2006/coverPageProps' " w:xpath="/ns0:CoverPageProperties[1]/ns0:CompanyAddress[1]" w:storeItemID="{55AF091B-3C7A-41E3-B477-F2FDAA23CFDA}"/>
                                 <w:text/>
                               </w:sdtPr>
-                              <w:sdtEndPr/>
                               <w:sdtContent>
                                 <w:r>
                                   <w:rPr>
@@ -445,7 +437,6 @@
                               <w:dataBinding w:prefixMappings="xmlns:ns0='http://purl.org/dc/elements/1.1/' xmlns:ns1='http://schemas.openxmlformats.org/package/2006/metadata/core-properties' " w:xpath="/ns1:coreProperties[1]/ns0:title[1]" w:storeItemID="{6C3C8BC8-F283-45AE-878A-BAB7291924A1}"/>
                               <w:text/>
                             </w:sdtPr>
-                            <w:sdtEndPr/>
                             <w:sdtContent>
                               <w:p>
                                 <w:pPr>
@@ -3769,7 +3760,7 @@
                         <pic:cNvPicPr/>
                       </pic:nvPicPr>
                       <pic:blipFill>
-                        <a:blip r:embed="rId5"/>
+                        <a:blip r:embed="rId6"/>
                         <a:stretch>
                           <a:fillRect/>
                         </a:stretch>
@@ -3827,7 +3818,7 @@
                         <pic:cNvPicPr/>
                       </pic:nvPicPr>
                       <pic:blipFill>
-                        <a:blip r:embed="rId6"/>
+                        <a:blip r:embed="rId7"/>
                         <a:stretch>
                           <a:fillRect/>
                         </a:stretch>
@@ -3870,7 +3861,7 @@
                         <pic:cNvPicPr/>
                       </pic:nvPicPr>
                       <pic:blipFill>
-                        <a:blip r:embed="rId7"/>
+                        <a:blip r:embed="rId8"/>
                         <a:stretch>
                           <a:fillRect/>
                         </a:stretch>
@@ -3949,7 +3940,7 @@
                         <pic:cNvPicPr/>
                       </pic:nvPicPr>
                       <pic:blipFill>
-                        <a:blip r:embed="rId8"/>
+                        <a:blip r:embed="rId9"/>
                         <a:stretch>
                           <a:fillRect/>
                         </a:stretch>
@@ -3991,7 +3982,7 @@
                         <pic:cNvPicPr/>
                       </pic:nvPicPr>
                       <pic:blipFill>
-                        <a:blip r:embed="rId9"/>
+                        <a:blip r:embed="rId10"/>
                         <a:stretch>
                           <a:fillRect/>
                         </a:stretch>
@@ -4034,7 +4025,7 @@
                         <pic:cNvPicPr/>
                       </pic:nvPicPr>
                       <pic:blipFill>
-                        <a:blip r:embed="rId10"/>
+                        <a:blip r:embed="rId11"/>
                         <a:stretch>
                           <a:fillRect/>
                         </a:stretch>
@@ -4090,7 +4081,7 @@
                         <pic:cNvPicPr/>
                       </pic:nvPicPr>
                       <pic:blipFill>
-                        <a:blip r:embed="rId11"/>
+                        <a:blip r:embed="rId12"/>
                         <a:stretch>
                           <a:fillRect/>
                         </a:stretch>
@@ -4264,6 +4255,9 @@
         </w:p>
         <w:p>
           <w:r>
+            <w:rPr>
+              <w:noProof/>
+            </w:rPr>
             <w:drawing>
               <wp:inline distT="0" distB="0" distL="0" distR="0" wp14:anchorId="2DC1D6B7" wp14:editId="0056FF87">
                 <wp:extent cx="3772426" cy="2848373"/>
@@ -4280,7 +4274,7 @@
                         <pic:cNvPicPr/>
                       </pic:nvPicPr>
                       <pic:blipFill>
-                        <a:blip r:embed="rId12"/>
+                        <a:blip r:embed="rId13"/>
                         <a:stretch>
                           <a:fillRect/>
                         </a:stretch>
@@ -4410,66 +4404,14 @@
     </w:p>
     <w:p>
       <w:r>
+        <w:rPr>
+          <w:noProof/>
+        </w:rPr>
         <w:drawing>
           <wp:inline distT="0" distB="0" distL="0" distR="0" wp14:anchorId="284FE660" wp14:editId="4B25EDF3">
             <wp:extent cx="5731510" cy="2061210"/>
             <wp:effectExtent l="0" t="0" r="2540" b="0"/>
             <wp:docPr id="12" name="Picture 12"/>
-            <wp:cNvGraphicFramePr>
-              <a:graphicFrameLocks xmlns:a="http://schemas.openxmlformats.org/drawingml/2006/main" noChangeAspect="1"/>
-            </wp:cNvGraphicFramePr>
-            <a:graphic xmlns:a="http://schemas.openxmlformats.org/drawingml/2006/main">
-              <a:graphicData uri="http://schemas.openxmlformats.org/drawingml/2006/picture">
-                <pic:pic xmlns:pic="http://schemas.openxmlformats.org/drawingml/2006/picture">
-                  <pic:nvPicPr>
-                    <pic:cNvPr id="1" name=""/>
-                    <pic:cNvPicPr/>
-                  </pic:nvPicPr>
-                  <pic:blipFill>
-                    <a:blip r:embed="rId13"/>
-                    <a:stretch>
-                      <a:fillRect/>
-                    </a:stretch>
-                  </pic:blipFill>
-                  <pic:spPr>
-                    <a:xfrm>
-                      <a:off x="0" y="0"/>
-                      <a:ext cx="5731510" cy="2061210"/>
-                    </a:xfrm>
-                    <a:prstGeom prst="rect">
-                      <a:avLst/>
-                    </a:prstGeom>
-                  </pic:spPr>
-                </pic:pic>
-              </a:graphicData>
-            </a:graphic>
-          </wp:inline>
-        </w:drawing>
-      </w:r>
-    </w:p>
-    <w:p>
-      <w:pPr>
-        <w:pStyle w:val="Heading3"/>
-      </w:pPr>
-      <w:bookmarkStart w:id="21" w:name="_Toc227756778"/>
-      <w:r>
-        <w:t xml:space="preserve">Code </w:t>
-      </w:r>
-      <w:r>
-        <w:t xml:space="preserve">(CSS) </w:t>
-      </w:r>
-      <w:r>
-        <w:t>–</w:t>
-      </w:r>
-      <w:bookmarkEnd w:id="21"/>
-    </w:p>
-    <w:p>
-      <w:r>
-        <w:drawing>
-          <wp:inline distT="0" distB="0" distL="0" distR="0" wp14:anchorId="5357BA76" wp14:editId="67992C50">
-            <wp:extent cx="5553850" cy="2857899"/>
-            <wp:effectExtent l="0" t="0" r="8890" b="0"/>
-            <wp:docPr id="13" name="Picture 13"/>
             <wp:cNvGraphicFramePr>
               <a:graphicFrameLocks xmlns:a="http://schemas.openxmlformats.org/drawingml/2006/main" noChangeAspect="1"/>
             </wp:cNvGraphicFramePr>
@@ -4489,7 +4431,7 @@
                   <pic:spPr>
                     <a:xfrm>
                       <a:off x="0" y="0"/>
-                      <a:ext cx="5553850" cy="2857899"/>
+                      <a:ext cx="5731510" cy="2061210"/>
                     </a:xfrm>
                     <a:prstGeom prst="rect">
                       <a:avLst/>
@@ -4503,13 +4445,31 @@
       </w:r>
     </w:p>
     <w:p>
-      <w:r>
-        <w:lastRenderedPageBreak/>
+      <w:pPr>
+        <w:pStyle w:val="Heading3"/>
+      </w:pPr>
+      <w:bookmarkStart w:id="21" w:name="_Toc227756778"/>
+      <w:r>
+        <w:t xml:space="preserve">Code </w:t>
+      </w:r>
+      <w:r>
+        <w:t xml:space="preserve">(CSS) </w:t>
+      </w:r>
+      <w:r>
+        <w:t>–</w:t>
+      </w:r>
+      <w:bookmarkEnd w:id="21"/>
+    </w:p>
+    <w:p>
+      <w:r>
+        <w:rPr>
+          <w:noProof/>
+        </w:rPr>
         <w:drawing>
-          <wp:inline distT="0" distB="0" distL="0" distR="0" wp14:anchorId="0105093C" wp14:editId="4632A10F">
-            <wp:extent cx="5731510" cy="3110865"/>
-            <wp:effectExtent l="0" t="0" r="2540" b="0"/>
-            <wp:docPr id="14" name="Picture 14"/>
+          <wp:inline distT="0" distB="0" distL="0" distR="0" wp14:anchorId="5357BA76" wp14:editId="67992C50">
+            <wp:extent cx="5553850" cy="2857899"/>
+            <wp:effectExtent l="0" t="0" r="8890" b="0"/>
+            <wp:docPr id="13" name="Picture 13"/>
             <wp:cNvGraphicFramePr>
               <a:graphicFrameLocks xmlns:a="http://schemas.openxmlformats.org/drawingml/2006/main" noChangeAspect="1"/>
             </wp:cNvGraphicFramePr>
@@ -4529,7 +4489,7 @@
                   <pic:spPr>
                     <a:xfrm>
                       <a:off x="0" y="0"/>
-                      <a:ext cx="5731510" cy="3110865"/>
+                      <a:ext cx="5553850" cy="2857899"/>
                     </a:xfrm>
                     <a:prstGeom prst="rect">
                       <a:avLst/>
@@ -4543,56 +4503,16 @@
       </w:r>
     </w:p>
     <w:p>
-      <w:pPr>
-        <w:pStyle w:val="Heading3"/>
-      </w:pPr>
-      <w:bookmarkStart w:id="22" w:name="_Toc227756779"/>
-      <w:r>
-        <w:t>Code (</w:t>
-      </w:r>
-      <w:r>
-        <w:t>CSHTML</w:t>
-      </w:r>
-      <w:r>
-        <w:t xml:space="preserve">) </w:t>
-      </w:r>
-      <w:r>
-        <w:t>–</w:t>
-      </w:r>
-      <w:bookmarkEnd w:id="22"/>
-      <w:r>
-        <w:t xml:space="preserve"> </w:t>
-      </w:r>
-    </w:p>
-    <w:p/>
-    <w:p>
-      <w:pPr>
-        <w:pStyle w:val="Heading2"/>
-      </w:pPr>
-      <w:bookmarkStart w:id="23" w:name="_Toc227756780"/>
-      <w:r>
-        <w:t>Basket (if not empty)</w:t>
-      </w:r>
-      <w:bookmarkEnd w:id="23"/>
-    </w:p>
-    <w:p>
-      <w:r>
-        <w:t>Shows a list of all items within the user</w:t>
-      </w:r>
-      <w:r>
-        <w:t>’</w:t>
-      </w:r>
-      <w:r>
-        <w:t xml:space="preserve">s basket, with the option to increase the quantity of an item next to the current quantity. Also includes the option to remove the item entirely from the basket. </w:t>
-      </w:r>
-    </w:p>
-    <w:p>
-      <w:r>
+      <w:r>
+        <w:rPr>
+          <w:noProof/>
+        </w:rPr>
+        <w:lastRenderedPageBreak/>
         <w:drawing>
-          <wp:inline distT="0" distB="0" distL="0" distR="0" wp14:anchorId="3B7FBC53" wp14:editId="2E04BD40">
-            <wp:extent cx="5731510" cy="2175510"/>
+          <wp:inline distT="0" distB="0" distL="0" distR="0" wp14:anchorId="0105093C" wp14:editId="4632A10F">
+            <wp:extent cx="5731510" cy="3110865"/>
             <wp:effectExtent l="0" t="0" r="2540" b="0"/>
-            <wp:docPr id="18" name="Picture 18"/>
+            <wp:docPr id="14" name="Picture 14"/>
             <wp:cNvGraphicFramePr>
               <a:graphicFrameLocks xmlns:a="http://schemas.openxmlformats.org/drawingml/2006/main" noChangeAspect="1"/>
             </wp:cNvGraphicFramePr>
@@ -4612,7 +4532,7 @@
                   <pic:spPr>
                     <a:xfrm>
                       <a:off x="0" y="0"/>
-                      <a:ext cx="5731510" cy="2175510"/>
+                      <a:ext cx="5731510" cy="3110865"/>
                     </a:xfrm>
                     <a:prstGeom prst="rect">
                       <a:avLst/>
@@ -4625,28 +4545,60 @@
         </w:drawing>
       </w:r>
     </w:p>
-    <w:p/>
     <w:p>
       <w:pPr>
         <w:pStyle w:val="Heading3"/>
       </w:pPr>
-      <w:bookmarkStart w:id="24" w:name="_Toc227756781"/>
-      <w:r>
-        <w:lastRenderedPageBreak/>
-        <w:t>Code (CSS) –</w:t>
-      </w:r>
-      <w:bookmarkEnd w:id="24"/>
+      <w:bookmarkStart w:id="22" w:name="_Toc227756779"/>
+      <w:r>
+        <w:t>Code (</w:t>
+      </w:r>
+      <w:r>
+        <w:t>CSHTML</w:t>
+      </w:r>
+      <w:r>
+        <w:t xml:space="preserve">) </w:t>
+      </w:r>
+      <w:r>
+        <w:t>–</w:t>
+      </w:r>
+      <w:bookmarkEnd w:id="22"/>
       <w:r>
         <w:t xml:space="preserve"> </w:t>
       </w:r>
     </w:p>
-    <w:p>
-      <w:r>
+    <w:p/>
+    <w:p>
+      <w:pPr>
+        <w:pStyle w:val="Heading2"/>
+      </w:pPr>
+      <w:bookmarkStart w:id="23" w:name="_Toc227756780"/>
+      <w:r>
+        <w:t>Basket (if not empty)</w:t>
+      </w:r>
+      <w:bookmarkEnd w:id="23"/>
+    </w:p>
+    <w:p>
+      <w:r>
+        <w:t>Shows a list of all items within the user</w:t>
+      </w:r>
+      <w:r>
+        <w:t>’</w:t>
+      </w:r>
+      <w:r>
+        <w:t xml:space="preserve">s basket, with the option to increase the quantity of an item next to the current quantity. Also includes the option to remove the item entirely from the basket. </w:t>
+      </w:r>
+    </w:p>
+    <w:p>
+      <w:r>
+        <w:rPr>
+          <w:noProof/>
+        </w:rPr>
         <w:drawing>
-          <wp:inline distT="0" distB="0" distL="0" distR="0" wp14:anchorId="5A1E3F78" wp14:editId="5575C492">
-            <wp:extent cx="2572109" cy="3315163"/>
-            <wp:effectExtent l="0" t="0" r="0" b="0"/>
-            <wp:docPr id="17" name="Picture 17"/>
+          <wp:inline distT="0" distB="0" distL="0" distR="0" wp14:anchorId="3B7FBC53" wp14:editId="2E04BD40">
+            <wp:extent cx="5731510" cy="2175510"/>
+            <wp:effectExtent l="0" t="0" r="2540" b="0"/>
+            <wp:docPr id="18" name="Picture 18"/>
             <wp:cNvGraphicFramePr>
               <a:graphicFrameLocks xmlns:a="http://schemas.openxmlformats.org/drawingml/2006/main" noChangeAspect="1"/>
             </wp:cNvGraphicFramePr>
@@ -4666,7 +4618,7 @@
                   <pic:spPr>
                     <a:xfrm>
                       <a:off x="0" y="0"/>
-                      <a:ext cx="2572109" cy="3315163"/>
+                      <a:ext cx="5731510" cy="2175510"/>
                     </a:xfrm>
                     <a:prstGeom prst="rect">
                       <a:avLst/>
@@ -4684,22 +4636,26 @@
       <w:pPr>
         <w:pStyle w:val="Heading3"/>
       </w:pPr>
-      <w:bookmarkStart w:id="25" w:name="_Toc227756782"/>
-      <w:r>
-        <w:t xml:space="preserve">Code (CSHTML) </w:t>
-      </w:r>
-      <w:r>
-        <w:t>–</w:t>
-      </w:r>
-      <w:bookmarkEnd w:id="25"/>
-    </w:p>
-    <w:p>
-      <w:r>
+      <w:bookmarkStart w:id="24" w:name="_Toc227756781"/>
+      <w:r>
+        <w:lastRenderedPageBreak/>
+        <w:t>Code (CSS) –</w:t>
+      </w:r>
+      <w:bookmarkEnd w:id="24"/>
+      <w:r>
+        <w:t xml:space="preserve"> </w:t>
+      </w:r>
+    </w:p>
+    <w:p>
+      <w:r>
+        <w:rPr>
+          <w:noProof/>
+        </w:rPr>
         <w:drawing>
-          <wp:inline distT="0" distB="0" distL="0" distR="0" wp14:anchorId="3DE3830E" wp14:editId="4E5EFD02">
-            <wp:extent cx="5731510" cy="3342640"/>
-            <wp:effectExtent l="0" t="0" r="2540" b="0"/>
-            <wp:docPr id="15" name="Picture 15"/>
+          <wp:inline distT="0" distB="0" distL="0" distR="0" wp14:anchorId="5A1E3F78" wp14:editId="5575C492">
+            <wp:extent cx="2572109" cy="3315163"/>
+            <wp:effectExtent l="0" t="0" r="0" b="0"/>
+            <wp:docPr id="17" name="Picture 17"/>
             <wp:cNvGraphicFramePr>
               <a:graphicFrameLocks xmlns:a="http://schemas.openxmlformats.org/drawingml/2006/main" noChangeAspect="1"/>
             </wp:cNvGraphicFramePr>
@@ -4719,7 +4675,7 @@
                   <pic:spPr>
                     <a:xfrm>
                       <a:off x="0" y="0"/>
-                      <a:ext cx="5731510" cy="3342640"/>
+                      <a:ext cx="2572109" cy="3315163"/>
                     </a:xfrm>
                     <a:prstGeom prst="rect">
                       <a:avLst/>
@@ -4731,12 +4687,32 @@
           </wp:inline>
         </w:drawing>
       </w:r>
-      <w:r>
+    </w:p>
+    <w:p/>
+    <w:p>
+      <w:pPr>
+        <w:pStyle w:val="Heading3"/>
+      </w:pPr>
+      <w:bookmarkStart w:id="25" w:name="_Toc227756782"/>
+      <w:r>
+        <w:lastRenderedPageBreak/>
+        <w:t xml:space="preserve">Code (CSHTML) </w:t>
+      </w:r>
+      <w:r>
+        <w:t>–</w:t>
+      </w:r>
+      <w:bookmarkEnd w:id="25"/>
+    </w:p>
+    <w:p>
+      <w:r>
+        <w:rPr>
+          <w:noProof/>
+        </w:rPr>
         <w:drawing>
-          <wp:inline distT="0" distB="0" distL="0" distR="0" wp14:anchorId="2F76CEDB" wp14:editId="7BEA6A04">
-            <wp:extent cx="4372585" cy="4448796"/>
-            <wp:effectExtent l="0" t="0" r="9525" b="9525"/>
-            <wp:docPr id="16" name="Picture 16"/>
+          <wp:inline distT="0" distB="0" distL="0" distR="0" wp14:anchorId="3DE3830E" wp14:editId="4E5EFD02">
+            <wp:extent cx="5731510" cy="3342640"/>
+            <wp:effectExtent l="0" t="0" r="2540" b="0"/>
+            <wp:docPr id="15" name="Picture 15"/>
             <wp:cNvGraphicFramePr>
               <a:graphicFrameLocks xmlns:a="http://schemas.openxmlformats.org/drawingml/2006/main" noChangeAspect="1"/>
             </wp:cNvGraphicFramePr>
@@ -4756,6 +4732,46 @@
                   <pic:spPr>
                     <a:xfrm>
                       <a:off x="0" y="0"/>
+                      <a:ext cx="5731510" cy="3342640"/>
+                    </a:xfrm>
+                    <a:prstGeom prst="rect">
+                      <a:avLst/>
+                    </a:prstGeom>
+                  </pic:spPr>
+                </pic:pic>
+              </a:graphicData>
+            </a:graphic>
+          </wp:inline>
+        </w:drawing>
+      </w:r>
+      <w:r>
+        <w:rPr>
+          <w:noProof/>
+        </w:rPr>
+        <w:drawing>
+          <wp:inline distT="0" distB="0" distL="0" distR="0" wp14:anchorId="2F76CEDB" wp14:editId="7BEA6A04">
+            <wp:extent cx="4372585" cy="4448796"/>
+            <wp:effectExtent l="0" t="0" r="9525" b="9525"/>
+            <wp:docPr id="16" name="Picture 16"/>
+            <wp:cNvGraphicFramePr>
+              <a:graphicFrameLocks xmlns:a="http://schemas.openxmlformats.org/drawingml/2006/main" noChangeAspect="1"/>
+            </wp:cNvGraphicFramePr>
+            <a:graphic xmlns:a="http://schemas.openxmlformats.org/drawingml/2006/main">
+              <a:graphicData uri="http://schemas.openxmlformats.org/drawingml/2006/picture">
+                <pic:pic xmlns:pic="http://schemas.openxmlformats.org/drawingml/2006/picture">
+                  <pic:nvPicPr>
+                    <pic:cNvPr id="1" name=""/>
+                    <pic:cNvPicPr/>
+                  </pic:nvPicPr>
+                  <pic:blipFill>
+                    <a:blip r:embed="rId20"/>
+                    <a:stretch>
+                      <a:fillRect/>
+                    </a:stretch>
+                  </pic:blipFill>
+                  <pic:spPr>
+                    <a:xfrm>
+                      <a:off x="0" y="0"/>
                       <a:ext cx="4372585" cy="4448796"/>
                     </a:xfrm>
                     <a:prstGeom prst="rect">
@@ -4775,6 +4791,7 @@
       </w:pPr>
       <w:bookmarkStart w:id="26" w:name="_Toc227756783"/>
       <w:r>
+        <w:lastRenderedPageBreak/>
         <w:t>Version 1.2</w:t>
       </w:r>
       <w:bookmarkEnd w:id="26"/>
@@ -4844,20 +4861,185 @@
         <w:t xml:space="preserve">Today I </w:t>
       </w:r>
       <w:r>
-        <w:t>have implemented another core function, the Supplier Dashboard area. Suppliers now have a private area where they are able to manage their own stock (users will only be able to view stock associated with their own accounts), as well as view information about orders from customers who have purchased their products</w:t>
+        <w:t xml:space="preserve">have implemented another core function, the Supplier </w:t>
+      </w:r>
+      <w:r>
+        <w:t>view</w:t>
+      </w:r>
+      <w:r>
+        <w:t xml:space="preserve">. Suppliers now have a </w:t>
+      </w:r>
+      <w:r>
+        <w:t xml:space="preserve">different view of the products page where </w:t>
+      </w:r>
+      <w:r>
+        <w:t>they are able to manage their own stock (users will only be able to view stock associated with their own accounts)</w:t>
+      </w:r>
+      <w:r>
+        <w:t xml:space="preserve">. They are also given the option to </w:t>
+      </w:r>
+      <w:r>
+        <w:t>view information about orders from customers who have purchased their products</w:t>
       </w:r>
       <w:r>
         <w:t xml:space="preserve">, they do not have the ability to view orders that do not include their stock as this would be a higher security risk. </w:t>
       </w:r>
     </w:p>
-    <w:p/>
+    <w:p>
+      <w:pPr>
+        <w:pStyle w:val="Heading2"/>
+      </w:pPr>
+      <w:proofErr w:type="spellStart"/>
+      <w:r>
+        <w:t>SupplierDashboard</w:t>
+      </w:r>
+      <w:proofErr w:type="spellEnd"/>
+      <w:r>
+        <w:t xml:space="preserve"> Controller:</w:t>
+      </w:r>
+    </w:p>
+    <w:p>
+      <w:r>
+        <w:drawing>
+          <wp:inline distT="0" distB="0" distL="0" distR="0" wp14:anchorId="76898B11" wp14:editId="05BF3B53">
+            <wp:extent cx="5731510" cy="4271010"/>
+            <wp:effectExtent l="0" t="0" r="2540" b="0"/>
+            <wp:docPr id="697760521" name="Picture 1"/>
+            <wp:cNvGraphicFramePr>
+              <a:graphicFrameLocks xmlns:a="http://schemas.openxmlformats.org/drawingml/2006/main" noChangeAspect="1"/>
+            </wp:cNvGraphicFramePr>
+            <a:graphic xmlns:a="http://schemas.openxmlformats.org/drawingml/2006/main">
+              <a:graphicData uri="http://schemas.openxmlformats.org/drawingml/2006/picture">
+                <pic:pic xmlns:pic="http://schemas.openxmlformats.org/drawingml/2006/picture">
+                  <pic:nvPicPr>
+                    <pic:cNvPr id="697760521" name=""/>
+                    <pic:cNvPicPr/>
+                  </pic:nvPicPr>
+                  <pic:blipFill>
+                    <a:blip r:embed="rId21"/>
+                    <a:stretch>
+                      <a:fillRect/>
+                    </a:stretch>
+                  </pic:blipFill>
+                  <pic:spPr>
+                    <a:xfrm>
+                      <a:off x="0" y="0"/>
+                      <a:ext cx="5731510" cy="4271010"/>
+                    </a:xfrm>
+                    <a:prstGeom prst="rect">
+                      <a:avLst/>
+                    </a:prstGeom>
+                  </pic:spPr>
+                </pic:pic>
+              </a:graphicData>
+            </a:graphic>
+          </wp:inline>
+        </w:drawing>
+      </w:r>
+    </w:p>
+    <w:p>
+      <w:pPr>
+        <w:pStyle w:val="Heading2"/>
+      </w:pPr>
+      <w:r>
+        <w:lastRenderedPageBreak/>
+        <w:t xml:space="preserve">What the pages look like from a supplier account: </w:t>
+      </w:r>
+    </w:p>
+    <w:p>
+      <w:r>
+        <w:drawing>
+          <wp:inline distT="0" distB="0" distL="0" distR="0" wp14:anchorId="4580944E" wp14:editId="49D6962B">
+            <wp:extent cx="5731510" cy="2837180"/>
+            <wp:effectExtent l="0" t="0" r="2540" b="1270"/>
+            <wp:docPr id="1226097867" name="Picture 1"/>
+            <wp:cNvGraphicFramePr>
+              <a:graphicFrameLocks xmlns:a="http://schemas.openxmlformats.org/drawingml/2006/main" noChangeAspect="1"/>
+            </wp:cNvGraphicFramePr>
+            <a:graphic xmlns:a="http://schemas.openxmlformats.org/drawingml/2006/main">
+              <a:graphicData uri="http://schemas.openxmlformats.org/drawingml/2006/picture">
+                <pic:pic xmlns:pic="http://schemas.openxmlformats.org/drawingml/2006/picture">
+                  <pic:nvPicPr>
+                    <pic:cNvPr id="1226097867" name=""/>
+                    <pic:cNvPicPr/>
+                  </pic:nvPicPr>
+                  <pic:blipFill>
+                    <a:blip r:embed="rId22"/>
+                    <a:stretch>
+                      <a:fillRect/>
+                    </a:stretch>
+                  </pic:blipFill>
+                  <pic:spPr>
+                    <a:xfrm>
+                      <a:off x="0" y="0"/>
+                      <a:ext cx="5731510" cy="2837180"/>
+                    </a:xfrm>
+                    <a:prstGeom prst="rect">
+                      <a:avLst/>
+                    </a:prstGeom>
+                  </pic:spPr>
+                </pic:pic>
+              </a:graphicData>
+            </a:graphic>
+          </wp:inline>
+        </w:drawing>
+      </w:r>
+    </w:p>
+    <w:p>
+      <w:r>
+        <w:t xml:space="preserve">Suppliers have the option to create new products from the products page (the function is fully operational). They can also delete products and update information about the product like the product stock or price. </w:t>
+      </w:r>
+    </w:p>
+    <w:p>
+      <w:r>
+        <w:drawing>
+          <wp:inline distT="0" distB="0" distL="0" distR="0" wp14:anchorId="721E96E1" wp14:editId="3DC1C81A">
+            <wp:extent cx="5731510" cy="2847340"/>
+            <wp:effectExtent l="0" t="0" r="2540" b="0"/>
+            <wp:docPr id="380827287" name="Picture 1"/>
+            <wp:cNvGraphicFramePr>
+              <a:graphicFrameLocks xmlns:a="http://schemas.openxmlformats.org/drawingml/2006/main" noChangeAspect="1"/>
+            </wp:cNvGraphicFramePr>
+            <a:graphic xmlns:a="http://schemas.openxmlformats.org/drawingml/2006/main">
+              <a:graphicData uri="http://schemas.openxmlformats.org/drawingml/2006/picture">
+                <pic:pic xmlns:pic="http://schemas.openxmlformats.org/drawingml/2006/picture">
+                  <pic:nvPicPr>
+                    <pic:cNvPr id="380827287" name=""/>
+                    <pic:cNvPicPr/>
+                  </pic:nvPicPr>
+                  <pic:blipFill>
+                    <a:blip r:embed="rId23"/>
+                    <a:stretch>
+                      <a:fillRect/>
+                    </a:stretch>
+                  </pic:blipFill>
+                  <pic:spPr>
+                    <a:xfrm>
+                      <a:off x="0" y="0"/>
+                      <a:ext cx="5731510" cy="2847340"/>
+                    </a:xfrm>
+                    <a:prstGeom prst="rect">
+                      <a:avLst/>
+                    </a:prstGeom>
+                  </pic:spPr>
+                </pic:pic>
+              </a:graphicData>
+            </a:graphic>
+          </wp:inline>
+        </w:drawing>
+      </w:r>
+    </w:p>
+    <w:p>
+      <w:r>
+        <w:t xml:space="preserve">Here the supplier can view any orders made by a user that contain their products, this can help to manage data in an easier format. </w:t>
+      </w:r>
+    </w:p>
     <w:p>
       <w:pPr>
         <w:pStyle w:val="Heading2"/>
       </w:pPr>
       <w:bookmarkStart w:id="31" w:name="_Toc227756788"/>
       <w:r>
-        <w:lastRenderedPageBreak/>
         <w:t>Future plans:</w:t>
       </w:r>
       <w:bookmarkEnd w:id="31"/>
@@ -4877,6 +5059,7 @@
       </w:pPr>
       <w:bookmarkStart w:id="32" w:name="_Toc227756789"/>
       <w:r>
+        <w:lastRenderedPageBreak/>
         <w:t>Version 1.4</w:t>
       </w:r>
       <w:bookmarkEnd w:id="32"/>
@@ -4940,7 +5123,7 @@
                     <pic:cNvPicPr/>
                   </pic:nvPicPr>
                   <pic:blipFill>
-                    <a:blip r:embed="rId20"/>
+                    <a:blip r:embed="rId24"/>
                     <a:stretch>
                       <a:fillRect/>
                     </a:stretch>
@@ -5003,7 +5186,7 @@
                     <pic:cNvPicPr/>
                   </pic:nvPicPr>
                   <pic:blipFill>
-                    <a:blip r:embed="rId21"/>
+                    <a:blip r:embed="rId25"/>
                     <a:stretch>
                       <a:fillRect/>
                     </a:stretch>
@@ -5051,7 +5234,7 @@
                     <pic:cNvPicPr/>
                   </pic:nvPicPr>
                   <pic:blipFill>
-                    <a:blip r:embed="rId22"/>
+                    <a:blip r:embed="rId26"/>
                     <a:stretch>
                       <a:fillRect/>
                     </a:stretch>
@@ -5103,7 +5286,7 @@
                     <pic:cNvPicPr/>
                   </pic:nvPicPr>
                   <pic:blipFill>
-                    <a:blip r:embed="rId23"/>
+                    <a:blip r:embed="rId27"/>
                     <a:stretch>
                       <a:fillRect/>
                     </a:stretch>
@@ -5156,7 +5339,7 @@
                     <pic:cNvPicPr/>
                   </pic:nvPicPr>
                   <pic:blipFill>
-                    <a:blip r:embed="rId24"/>
+                    <a:blip r:embed="rId28"/>
                     <a:stretch>
                       <a:fillRect/>
                     </a:stretch>
@@ -5221,189 +5404,14 @@
     </w:p>
     <w:p>
       <w:r>
+        <w:rPr>
+          <w:noProof/>
+        </w:rPr>
         <w:drawing>
           <wp:inline distT="0" distB="0" distL="0" distR="0" wp14:anchorId="343036E7" wp14:editId="38B71DB3">
             <wp:extent cx="2619741" cy="4182059"/>
             <wp:effectExtent l="0" t="0" r="9525" b="9525"/>
             <wp:docPr id="25" name="Picture 25"/>
-            <wp:cNvGraphicFramePr>
-              <a:graphicFrameLocks xmlns:a="http://schemas.openxmlformats.org/drawingml/2006/main" noChangeAspect="1"/>
-            </wp:cNvGraphicFramePr>
-            <a:graphic xmlns:a="http://schemas.openxmlformats.org/drawingml/2006/main">
-              <a:graphicData uri="http://schemas.openxmlformats.org/drawingml/2006/picture">
-                <pic:pic xmlns:pic="http://schemas.openxmlformats.org/drawingml/2006/picture">
-                  <pic:nvPicPr>
-                    <pic:cNvPr id="1" name=""/>
-                    <pic:cNvPicPr/>
-                  </pic:nvPicPr>
-                  <pic:blipFill>
-                    <a:blip r:embed="rId25"/>
-                    <a:stretch>
-                      <a:fillRect/>
-                    </a:stretch>
-                  </pic:blipFill>
-                  <pic:spPr>
-                    <a:xfrm>
-                      <a:off x="0" y="0"/>
-                      <a:ext cx="2619741" cy="4182059"/>
-                    </a:xfrm>
-                    <a:prstGeom prst="rect">
-                      <a:avLst/>
-                    </a:prstGeom>
-                  </pic:spPr>
-                </pic:pic>
-              </a:graphicData>
-            </a:graphic>
-          </wp:inline>
-        </w:drawing>
-      </w:r>
-      <w:r>
-        <w:drawing>
-          <wp:inline distT="0" distB="0" distL="0" distR="0" wp14:anchorId="50EDD4BE" wp14:editId="4F07682C">
-            <wp:extent cx="1419423" cy="857370"/>
-            <wp:effectExtent l="0" t="0" r="0" b="0"/>
-            <wp:docPr id="24" name="Picture 24"/>
-            <wp:cNvGraphicFramePr>
-              <a:graphicFrameLocks xmlns:a="http://schemas.openxmlformats.org/drawingml/2006/main" noChangeAspect="1"/>
-            </wp:cNvGraphicFramePr>
-            <a:graphic xmlns:a="http://schemas.openxmlformats.org/drawingml/2006/main">
-              <a:graphicData uri="http://schemas.openxmlformats.org/drawingml/2006/picture">
-                <pic:pic xmlns:pic="http://schemas.openxmlformats.org/drawingml/2006/picture">
-                  <pic:nvPicPr>
-                    <pic:cNvPr id="1" name=""/>
-                    <pic:cNvPicPr/>
-                  </pic:nvPicPr>
-                  <pic:blipFill>
-                    <a:blip r:embed="rId26"/>
-                    <a:stretch>
-                      <a:fillRect/>
-                    </a:stretch>
-                  </pic:blipFill>
-                  <pic:spPr>
-                    <a:xfrm>
-                      <a:off x="0" y="0"/>
-                      <a:ext cx="1419423" cy="857370"/>
-                    </a:xfrm>
-                    <a:prstGeom prst="rect">
-                      <a:avLst/>
-                    </a:prstGeom>
-                  </pic:spPr>
-                </pic:pic>
-              </a:graphicData>
-            </a:graphic>
-          </wp:inline>
-        </w:drawing>
-      </w:r>
-    </w:p>
-    <w:p>
-      <w:r>
-        <w:t xml:space="preserve">When the user hovers over the icons there is alternate text to show what the icons mean, as well as display text for the actual accessibility feature buttons. When the icon is clicked the menu will fold-out and then once clicked again it will fold back in. This helps to reduce clutter for users without accessibility needs while still keeping the site accessible for those with different needs. </w:t>
-      </w:r>
-    </w:p>
-    <w:p/>
-    <w:p>
-      <w:pPr>
-        <w:pStyle w:val="Heading3"/>
-      </w:pPr>
-      <w:r>
-        <w:lastRenderedPageBreak/>
-        <w:t xml:space="preserve">Code (JavaScript) – </w:t>
-      </w:r>
-    </w:p>
-    <w:p>
-      <w:r>
-        <w:drawing>
-          <wp:inline distT="0" distB="0" distL="0" distR="0" wp14:anchorId="0B28F6C7" wp14:editId="3D8FF47A">
-            <wp:extent cx="2797810" cy="3107055"/>
-            <wp:effectExtent l="0" t="0" r="2540" b="0"/>
-            <wp:docPr id="26" name="Picture 26"/>
-            <wp:cNvGraphicFramePr>
-              <a:graphicFrameLocks xmlns:a="http://schemas.openxmlformats.org/drawingml/2006/main" noChangeAspect="1"/>
-            </wp:cNvGraphicFramePr>
-            <a:graphic xmlns:a="http://schemas.openxmlformats.org/drawingml/2006/main">
-              <a:graphicData uri="http://schemas.openxmlformats.org/drawingml/2006/picture">
-                <pic:pic xmlns:pic="http://schemas.openxmlformats.org/drawingml/2006/picture">
-                  <pic:nvPicPr>
-                    <pic:cNvPr id="1" name=""/>
-                    <pic:cNvPicPr/>
-                  </pic:nvPicPr>
-                  <pic:blipFill>
-                    <a:blip r:embed="rId27"/>
-                    <a:stretch>
-                      <a:fillRect/>
-                    </a:stretch>
-                  </pic:blipFill>
-                  <pic:spPr>
-                    <a:xfrm>
-                      <a:off x="0" y="0"/>
-                      <a:ext cx="2797810" cy="3107055"/>
-                    </a:xfrm>
-                    <a:prstGeom prst="rect">
-                      <a:avLst/>
-                    </a:prstGeom>
-                  </pic:spPr>
-                </pic:pic>
-              </a:graphicData>
-            </a:graphic>
-          </wp:inline>
-        </w:drawing>
-      </w:r>
-    </w:p>
-    <w:p>
-      <w:pPr>
-        <w:pStyle w:val="Heading3"/>
-      </w:pPr>
-      <w:r>
-        <w:t xml:space="preserve">Code (CSS) – </w:t>
-      </w:r>
-    </w:p>
-    <w:p>
-      <w:r>
-        <w:drawing>
-          <wp:inline distT="0" distB="0" distL="0" distR="0" wp14:anchorId="4847F495" wp14:editId="0B7ED425">
-            <wp:extent cx="2797810" cy="3712210"/>
-            <wp:effectExtent l="0" t="0" r="2540" b="2540"/>
-            <wp:docPr id="27" name="Picture 27"/>
-            <wp:cNvGraphicFramePr>
-              <a:graphicFrameLocks xmlns:a="http://schemas.openxmlformats.org/drawingml/2006/main" noChangeAspect="1"/>
-            </wp:cNvGraphicFramePr>
-            <a:graphic xmlns:a="http://schemas.openxmlformats.org/drawingml/2006/main">
-              <a:graphicData uri="http://schemas.openxmlformats.org/drawingml/2006/picture">
-                <pic:pic xmlns:pic="http://schemas.openxmlformats.org/drawingml/2006/picture">
-                  <pic:nvPicPr>
-                    <pic:cNvPr id="1" name=""/>
-                    <pic:cNvPicPr/>
-                  </pic:nvPicPr>
-                  <pic:blipFill>
-                    <a:blip r:embed="rId28"/>
-                    <a:stretch>
-                      <a:fillRect/>
-                    </a:stretch>
-                  </pic:blipFill>
-                  <pic:spPr>
-                    <a:xfrm>
-                      <a:off x="0" y="0"/>
-                      <a:ext cx="2797810" cy="3712210"/>
-                    </a:xfrm>
-                    <a:prstGeom prst="rect">
-                      <a:avLst/>
-                    </a:prstGeom>
-                  </pic:spPr>
-                </pic:pic>
-              </a:graphicData>
-            </a:graphic>
-          </wp:inline>
-        </w:drawing>
-      </w:r>
-    </w:p>
-    <w:p>
-      <w:r>
-        <w:lastRenderedPageBreak/>
-        <w:drawing>
-          <wp:inline distT="0" distB="0" distL="0" distR="0" wp14:anchorId="7A54F10C" wp14:editId="27B04735">
-            <wp:extent cx="2797810" cy="3571875"/>
-            <wp:effectExtent l="0" t="0" r="2540" b="9525"/>
-            <wp:docPr id="28" name="Picture 28"/>
             <wp:cNvGraphicFramePr>
               <a:graphicFrameLocks xmlns:a="http://schemas.openxmlformats.org/drawingml/2006/main" noChangeAspect="1"/>
             </wp:cNvGraphicFramePr>
@@ -5423,7 +5431,7 @@
                   <pic:spPr>
                     <a:xfrm>
                       <a:off x="0" y="0"/>
-                      <a:ext cx="2797810" cy="3571875"/>
+                      <a:ext cx="2619741" cy="4182059"/>
                     </a:xfrm>
                     <a:prstGeom prst="rect">
                       <a:avLst/>
@@ -5435,71 +5443,15 @@
           </wp:inline>
         </w:drawing>
       </w:r>
-    </w:p>
-    <w:p>
-      <w:pPr>
-        <w:pStyle w:val="Heading1"/>
-      </w:pPr>
-      <w:bookmarkStart w:id="40" w:name="_Toc227756797"/>
-      <w:r>
-        <w:t>Version 1.5</w:t>
-      </w:r>
-      <w:bookmarkEnd w:id="40"/>
-    </w:p>
-    <w:p>
-      <w:pPr>
-        <w:pStyle w:val="Heading2"/>
-      </w:pPr>
-      <w:bookmarkStart w:id="41" w:name="_Toc227756798"/>
-      <w:r>
-        <w:t>Overview of today:</w:t>
-      </w:r>
-      <w:bookmarkEnd w:id="41"/>
-    </w:p>
-    <w:p>
-      <w:r>
-        <w:t xml:space="preserve">In this update I have implemented the GMAIL login and register </w:t>
-      </w:r>
-      <w:r>
-        <w:t>option on the respective pages via the</w:t>
-      </w:r>
-      <w:r>
-        <w:t xml:space="preserve"> use of the</w:t>
-      </w:r>
-      <w:r>
-        <w:t xml:space="preserve"> google developer console. </w:t>
-      </w:r>
-      <w:r>
-        <w:t xml:space="preserve"> </w:t>
-      </w:r>
-    </w:p>
-    <w:p>
-      <w:pPr>
-        <w:pStyle w:val="Heading2"/>
-      </w:pPr>
-      <w:bookmarkStart w:id="42" w:name="_Toc227756799"/>
-      <w:r>
-        <w:t>GMAIL Auth:</w:t>
-      </w:r>
-      <w:bookmarkEnd w:id="42"/>
-    </w:p>
-    <w:p>
-      <w:pPr>
-        <w:pStyle w:val="Heading3"/>
-      </w:pPr>
-      <w:bookmarkStart w:id="43" w:name="_Toc227756800"/>
-      <w:r>
-        <w:t>Button:</w:t>
-      </w:r>
-      <w:bookmarkEnd w:id="43"/>
-    </w:p>
-    <w:p>
-      <w:r>
+      <w:r>
+        <w:rPr>
+          <w:noProof/>
+        </w:rPr>
         <w:drawing>
-          <wp:inline distT="0" distB="0" distL="0" distR="0" wp14:anchorId="3DA4F5E7" wp14:editId="405E3231">
-            <wp:extent cx="5731510" cy="2702560"/>
-            <wp:effectExtent l="0" t="0" r="2540" b="2540"/>
-            <wp:docPr id="29" name="Picture 29"/>
+          <wp:inline distT="0" distB="0" distL="0" distR="0" wp14:anchorId="50EDD4BE" wp14:editId="4F07682C">
+            <wp:extent cx="1419423" cy="857370"/>
+            <wp:effectExtent l="0" t="0" r="0" b="0"/>
+            <wp:docPr id="24" name="Picture 24"/>
             <wp:cNvGraphicFramePr>
               <a:graphicFrameLocks xmlns:a="http://schemas.openxmlformats.org/drawingml/2006/main" noChangeAspect="1"/>
             </wp:cNvGraphicFramePr>
@@ -5519,6 +5471,314 @@
                   <pic:spPr>
                     <a:xfrm>
                       <a:off x="0" y="0"/>
+                      <a:ext cx="1419423" cy="857370"/>
+                    </a:xfrm>
+                    <a:prstGeom prst="rect">
+                      <a:avLst/>
+                    </a:prstGeom>
+                  </pic:spPr>
+                </pic:pic>
+              </a:graphicData>
+            </a:graphic>
+          </wp:inline>
+        </w:drawing>
+      </w:r>
+    </w:p>
+    <w:p>
+      <w:r>
+        <w:t xml:space="preserve">When the user hovers over the icons there is alternate text to show what the icons mean, as well as display text for the actual accessibility feature buttons. When the icon is clicked the menu will fold-out and then once clicked again it will fold back in. This helps to reduce clutter for users without accessibility needs while still keeping the site accessible for those with different needs. </w:t>
+      </w:r>
+    </w:p>
+    <w:p/>
+    <w:p>
+      <w:pPr>
+        <w:pStyle w:val="Heading3"/>
+      </w:pPr>
+      <w:r>
+        <w:lastRenderedPageBreak/>
+        <w:t xml:space="preserve">Code (JavaScript) – </w:t>
+      </w:r>
+    </w:p>
+    <w:p>
+      <w:r>
+        <w:rPr>
+          <w:noProof/>
+        </w:rPr>
+        <w:drawing>
+          <wp:inline distT="0" distB="0" distL="0" distR="0" wp14:anchorId="0B28F6C7" wp14:editId="3D8FF47A">
+            <wp:extent cx="2797810" cy="3107055"/>
+            <wp:effectExtent l="0" t="0" r="2540" b="0"/>
+            <wp:docPr id="26" name="Picture 26"/>
+            <wp:cNvGraphicFramePr>
+              <a:graphicFrameLocks xmlns:a="http://schemas.openxmlformats.org/drawingml/2006/main" noChangeAspect="1"/>
+            </wp:cNvGraphicFramePr>
+            <a:graphic xmlns:a="http://schemas.openxmlformats.org/drawingml/2006/main">
+              <a:graphicData uri="http://schemas.openxmlformats.org/drawingml/2006/picture">
+                <pic:pic xmlns:pic="http://schemas.openxmlformats.org/drawingml/2006/picture">
+                  <pic:nvPicPr>
+                    <pic:cNvPr id="1" name=""/>
+                    <pic:cNvPicPr/>
+                  </pic:nvPicPr>
+                  <pic:blipFill>
+                    <a:blip r:embed="rId31"/>
+                    <a:stretch>
+                      <a:fillRect/>
+                    </a:stretch>
+                  </pic:blipFill>
+                  <pic:spPr>
+                    <a:xfrm>
+                      <a:off x="0" y="0"/>
+                      <a:ext cx="2797810" cy="3107055"/>
+                    </a:xfrm>
+                    <a:prstGeom prst="rect">
+                      <a:avLst/>
+                    </a:prstGeom>
+                  </pic:spPr>
+                </pic:pic>
+              </a:graphicData>
+            </a:graphic>
+          </wp:inline>
+        </w:drawing>
+      </w:r>
+    </w:p>
+    <w:p>
+      <w:pPr>
+        <w:pStyle w:val="Heading3"/>
+      </w:pPr>
+      <w:r>
+        <w:t xml:space="preserve">Code (CSS) – </w:t>
+      </w:r>
+    </w:p>
+    <w:p>
+      <w:r>
+        <w:rPr>
+          <w:noProof/>
+        </w:rPr>
+        <w:drawing>
+          <wp:inline distT="0" distB="0" distL="0" distR="0" wp14:anchorId="4847F495" wp14:editId="0B7ED425">
+            <wp:extent cx="2797810" cy="3712210"/>
+            <wp:effectExtent l="0" t="0" r="2540" b="2540"/>
+            <wp:docPr id="27" name="Picture 27"/>
+            <wp:cNvGraphicFramePr>
+              <a:graphicFrameLocks xmlns:a="http://schemas.openxmlformats.org/drawingml/2006/main" noChangeAspect="1"/>
+            </wp:cNvGraphicFramePr>
+            <a:graphic xmlns:a="http://schemas.openxmlformats.org/drawingml/2006/main">
+              <a:graphicData uri="http://schemas.openxmlformats.org/drawingml/2006/picture">
+                <pic:pic xmlns:pic="http://schemas.openxmlformats.org/drawingml/2006/picture">
+                  <pic:nvPicPr>
+                    <pic:cNvPr id="1" name=""/>
+                    <pic:cNvPicPr/>
+                  </pic:nvPicPr>
+                  <pic:blipFill>
+                    <a:blip r:embed="rId32"/>
+                    <a:stretch>
+                      <a:fillRect/>
+                    </a:stretch>
+                  </pic:blipFill>
+                  <pic:spPr>
+                    <a:xfrm>
+                      <a:off x="0" y="0"/>
+                      <a:ext cx="2797810" cy="3712210"/>
+                    </a:xfrm>
+                    <a:prstGeom prst="rect">
+                      <a:avLst/>
+                    </a:prstGeom>
+                  </pic:spPr>
+                </pic:pic>
+              </a:graphicData>
+            </a:graphic>
+          </wp:inline>
+        </w:drawing>
+      </w:r>
+    </w:p>
+    <w:p>
+      <w:r>
+        <w:rPr>
+          <w:noProof/>
+        </w:rPr>
+        <w:lastRenderedPageBreak/>
+        <w:drawing>
+          <wp:inline distT="0" distB="0" distL="0" distR="0" wp14:anchorId="7A54F10C" wp14:editId="27B04735">
+            <wp:extent cx="2797810" cy="3571875"/>
+            <wp:effectExtent l="0" t="0" r="2540" b="9525"/>
+            <wp:docPr id="28" name="Picture 28"/>
+            <wp:cNvGraphicFramePr>
+              <a:graphicFrameLocks xmlns:a="http://schemas.openxmlformats.org/drawingml/2006/main" noChangeAspect="1"/>
+            </wp:cNvGraphicFramePr>
+            <a:graphic xmlns:a="http://schemas.openxmlformats.org/drawingml/2006/main">
+              <a:graphicData uri="http://schemas.openxmlformats.org/drawingml/2006/picture">
+                <pic:pic xmlns:pic="http://schemas.openxmlformats.org/drawingml/2006/picture">
+                  <pic:nvPicPr>
+                    <pic:cNvPr id="1" name=""/>
+                    <pic:cNvPicPr/>
+                  </pic:nvPicPr>
+                  <pic:blipFill>
+                    <a:blip r:embed="rId33"/>
+                    <a:stretch>
+                      <a:fillRect/>
+                    </a:stretch>
+                  </pic:blipFill>
+                  <pic:spPr>
+                    <a:xfrm>
+                      <a:off x="0" y="0"/>
+                      <a:ext cx="2797810" cy="3571875"/>
+                    </a:xfrm>
+                    <a:prstGeom prst="rect">
+                      <a:avLst/>
+                    </a:prstGeom>
+                  </pic:spPr>
+                </pic:pic>
+              </a:graphicData>
+            </a:graphic>
+          </wp:inline>
+        </w:drawing>
+      </w:r>
+    </w:p>
+    <w:p/>
+    <w:p>
+      <w:pPr>
+        <w:pStyle w:val="Heading1"/>
+      </w:pPr>
+      <w:r>
+        <w:t>Version 1.4.2</w:t>
+      </w:r>
+    </w:p>
+    <w:p>
+      <w:r>
+        <w:t xml:space="preserve">I have edited the colours of the button and sidebar so that it stands out better in dark mode and high contrast mode, as before the button was too dark and difficult to see. </w:t>
+      </w:r>
+    </w:p>
+    <w:p>
+      <w:r>
+        <w:drawing>
+          <wp:inline distT="0" distB="0" distL="0" distR="0" wp14:anchorId="37F41847" wp14:editId="2A54248D">
+            <wp:extent cx="2572109" cy="3534268"/>
+            <wp:effectExtent l="0" t="0" r="0" b="9525"/>
+            <wp:docPr id="937327643" name="Picture 1"/>
+            <wp:cNvGraphicFramePr>
+              <a:graphicFrameLocks xmlns:a="http://schemas.openxmlformats.org/drawingml/2006/main" noChangeAspect="1"/>
+            </wp:cNvGraphicFramePr>
+            <a:graphic xmlns:a="http://schemas.openxmlformats.org/drawingml/2006/main">
+              <a:graphicData uri="http://schemas.openxmlformats.org/drawingml/2006/picture">
+                <pic:pic xmlns:pic="http://schemas.openxmlformats.org/drawingml/2006/picture">
+                  <pic:nvPicPr>
+                    <pic:cNvPr id="937327643" name=""/>
+                    <pic:cNvPicPr/>
+                  </pic:nvPicPr>
+                  <pic:blipFill>
+                    <a:blip r:embed="rId34"/>
+                    <a:stretch>
+                      <a:fillRect/>
+                    </a:stretch>
+                  </pic:blipFill>
+                  <pic:spPr>
+                    <a:xfrm>
+                      <a:off x="0" y="0"/>
+                      <a:ext cx="2572109" cy="3534268"/>
+                    </a:xfrm>
+                    <a:prstGeom prst="rect">
+                      <a:avLst/>
+                    </a:prstGeom>
+                  </pic:spPr>
+                </pic:pic>
+              </a:graphicData>
+            </a:graphic>
+          </wp:inline>
+        </w:drawing>
+      </w:r>
+    </w:p>
+    <w:p>
+      <w:r>
+        <w:t xml:space="preserve">I went with a light brown as it provides contrast while still looking cohesive with the sites colour pallet. </w:t>
+      </w:r>
+    </w:p>
+    <w:p>
+      <w:pPr>
+        <w:pStyle w:val="Heading1"/>
+      </w:pPr>
+      <w:bookmarkStart w:id="40" w:name="_Toc227756797"/>
+      <w:r>
+        <w:lastRenderedPageBreak/>
+        <w:t>Version 1.5</w:t>
+      </w:r>
+      <w:bookmarkEnd w:id="40"/>
+    </w:p>
+    <w:p>
+      <w:pPr>
+        <w:pStyle w:val="Heading2"/>
+      </w:pPr>
+      <w:bookmarkStart w:id="41" w:name="_Toc227756798"/>
+      <w:r>
+        <w:t>Overview of today:</w:t>
+      </w:r>
+      <w:bookmarkEnd w:id="41"/>
+    </w:p>
+    <w:p>
+      <w:r>
+        <w:t xml:space="preserve">In this update I have implemented the GMAIL login and register </w:t>
+      </w:r>
+      <w:r>
+        <w:t>option on the respective pages via the</w:t>
+      </w:r>
+      <w:r>
+        <w:t xml:space="preserve"> use of the</w:t>
+      </w:r>
+      <w:r>
+        <w:t xml:space="preserve"> google developer console. </w:t>
+      </w:r>
+      <w:r>
+        <w:t xml:space="preserve"> </w:t>
+      </w:r>
+    </w:p>
+    <w:p>
+      <w:pPr>
+        <w:pStyle w:val="Heading2"/>
+      </w:pPr>
+      <w:bookmarkStart w:id="42" w:name="_Toc227756799"/>
+      <w:r>
+        <w:t>GMAIL Auth:</w:t>
+      </w:r>
+      <w:bookmarkEnd w:id="42"/>
+    </w:p>
+    <w:p>
+      <w:pPr>
+        <w:pStyle w:val="Heading3"/>
+      </w:pPr>
+      <w:bookmarkStart w:id="43" w:name="_Toc227756800"/>
+      <w:r>
+        <w:t>Button:</w:t>
+      </w:r>
+      <w:bookmarkEnd w:id="43"/>
+    </w:p>
+    <w:p>
+      <w:r>
+        <w:rPr>
+          <w:noProof/>
+        </w:rPr>
+        <w:drawing>
+          <wp:inline distT="0" distB="0" distL="0" distR="0" wp14:anchorId="3DA4F5E7" wp14:editId="405E3231">
+            <wp:extent cx="5731510" cy="2702560"/>
+            <wp:effectExtent l="0" t="0" r="2540" b="2540"/>
+            <wp:docPr id="29" name="Picture 29"/>
+            <wp:cNvGraphicFramePr>
+              <a:graphicFrameLocks xmlns:a="http://schemas.openxmlformats.org/drawingml/2006/main" noChangeAspect="1"/>
+            </wp:cNvGraphicFramePr>
+            <a:graphic xmlns:a="http://schemas.openxmlformats.org/drawingml/2006/main">
+              <a:graphicData uri="http://schemas.openxmlformats.org/drawingml/2006/picture">
+                <pic:pic xmlns:pic="http://schemas.openxmlformats.org/drawingml/2006/picture">
+                  <pic:nvPicPr>
+                    <pic:cNvPr id="1" name=""/>
+                    <pic:cNvPicPr/>
+                  </pic:nvPicPr>
+                  <pic:blipFill>
+                    <a:blip r:embed="rId35"/>
+                    <a:stretch>
+                      <a:fillRect/>
+                    </a:stretch>
+                  </pic:blipFill>
+                  <pic:spPr>
+                    <a:xfrm>
+                      <a:off x="0" y="0"/>
                       <a:ext cx="5731510" cy="2702560"/>
                     </a:xfrm>
                     <a:prstGeom prst="rect">
@@ -5534,7 +5794,83 @@
     </w:p>
     <w:p>
       <w:r>
-        <w:t>(Similar for sign-in).</w:t>
+        <w:drawing>
+          <wp:inline distT="0" distB="0" distL="0" distR="0" wp14:anchorId="0E228424" wp14:editId="49D06C13">
+            <wp:extent cx="5731510" cy="3465195"/>
+            <wp:effectExtent l="0" t="0" r="2540" b="1905"/>
+            <wp:docPr id="1852493312" name="Picture 1"/>
+            <wp:cNvGraphicFramePr>
+              <a:graphicFrameLocks xmlns:a="http://schemas.openxmlformats.org/drawingml/2006/main" noChangeAspect="1"/>
+            </wp:cNvGraphicFramePr>
+            <a:graphic xmlns:a="http://schemas.openxmlformats.org/drawingml/2006/main">
+              <a:graphicData uri="http://schemas.openxmlformats.org/drawingml/2006/picture">
+                <pic:pic xmlns:pic="http://schemas.openxmlformats.org/drawingml/2006/picture">
+                  <pic:nvPicPr>
+                    <pic:cNvPr id="1852493312" name=""/>
+                    <pic:cNvPicPr/>
+                  </pic:nvPicPr>
+                  <pic:blipFill>
+                    <a:blip r:embed="rId36"/>
+                    <a:stretch>
+                      <a:fillRect/>
+                    </a:stretch>
+                  </pic:blipFill>
+                  <pic:spPr>
+                    <a:xfrm>
+                      <a:off x="0" y="0"/>
+                      <a:ext cx="5731510" cy="3465195"/>
+                    </a:xfrm>
+                    <a:prstGeom prst="rect">
+                      <a:avLst/>
+                    </a:prstGeom>
+                  </pic:spPr>
+                </pic:pic>
+              </a:graphicData>
+            </a:graphic>
+          </wp:inline>
+        </w:drawing>
+      </w:r>
+    </w:p>
+    <w:p>
+      <w:pPr>
+        <w:pStyle w:val="ListParagraph"/>
+        <w:numPr>
+          <w:ilvl w:val="0"/>
+          <w:numId w:val="2"/>
+        </w:numPr>
+      </w:pPr>
+      <w:r>
+        <w:t>Clear error message when data is incorrect or invalid</w:t>
+      </w:r>
+    </w:p>
+    <w:p>
+      <w:pPr>
+        <w:pStyle w:val="ListParagraph"/>
+        <w:numPr>
+          <w:ilvl w:val="0"/>
+          <w:numId w:val="2"/>
+        </w:numPr>
+      </w:pPr>
+      <w:r>
+        <w:t>User is given the option to recover their account if they have forgotten their credentials</w:t>
+      </w:r>
+    </w:p>
+    <w:p>
+      <w:pPr>
+        <w:pStyle w:val="ListParagraph"/>
+        <w:numPr>
+          <w:ilvl w:val="0"/>
+          <w:numId w:val="2"/>
+        </w:numPr>
+      </w:pPr>
+      <w:r>
+        <w:t xml:space="preserve">User </w:t>
+      </w:r>
+      <w:r>
+        <w:t>can get</w:t>
+      </w:r>
+      <w:r>
+        <w:t xml:space="preserve"> redirected to the Register page via a link at the bottom of the form</w:t>
       </w:r>
     </w:p>
     <w:p>
@@ -5552,12 +5888,10 @@
     </w:p>
     <w:p>
       <w:proofErr w:type="spellStart"/>
-      <w:proofErr w:type="gramStart"/>
       <w:r>
         <w:t>appsettings.json</w:t>
       </w:r>
       <w:proofErr w:type="spellEnd"/>
-      <w:proofErr w:type="gramEnd"/>
       <w:r>
         <w:t xml:space="preserve"> -</w:t>
       </w:r>
@@ -5584,7 +5918,7 @@
                     <pic:cNvPicPr/>
                   </pic:nvPicPr>
                   <pic:blipFill>
-                    <a:blip r:embed="rId31"/>
+                    <a:blip r:embed="rId37"/>
                     <a:stretch>
                       <a:fillRect/>
                     </a:stretch>
@@ -5633,7 +5967,7 @@
                     <pic:cNvPicPr/>
                   </pic:nvPicPr>
                   <pic:blipFill>
-                    <a:blip r:embed="rId32"/>
+                    <a:blip r:embed="rId38"/>
                     <a:stretch>
                       <a:fillRect/>
                     </a:stretch>
@@ -5655,6 +5989,419 @@
       </w:r>
     </w:p>
     <w:p/>
+    <w:p/>
+    <w:p/>
+    <w:p>
+      <w:pPr>
+        <w:pStyle w:val="Heading1"/>
+      </w:pPr>
+      <w:r>
+        <w:t>Version 1.10</w:t>
+      </w:r>
+    </w:p>
+    <w:p>
+      <w:r>
+        <w:t xml:space="preserve">I completed my homepage and styled it using AI </w:t>
+      </w:r>
+    </w:p>
+    <w:p>
+      <w:pPr>
+        <w:pStyle w:val="Heading2"/>
+      </w:pPr>
+      <w:r>
+        <w:t xml:space="preserve">AI Generated Code: </w:t>
+      </w:r>
+    </w:p>
+    <w:p>
+      <w:r>
+        <w:rPr>
+          <w:noProof/>
+        </w:rPr>
+        <w:drawing>
+          <wp:inline distT="0" distB="0" distL="0" distR="0" wp14:anchorId="0E0DFFDA" wp14:editId="70BCA332">
+            <wp:extent cx="5543211" cy="2619375"/>
+            <wp:effectExtent l="0" t="0" r="635" b="0"/>
+            <wp:docPr id="106124852" name="Picture 1"/>
+            <wp:cNvGraphicFramePr>
+              <a:graphicFrameLocks xmlns:a="http://schemas.openxmlformats.org/drawingml/2006/main" noChangeAspect="1"/>
+            </wp:cNvGraphicFramePr>
+            <a:graphic xmlns:a="http://schemas.openxmlformats.org/drawingml/2006/main">
+              <a:graphicData uri="http://schemas.openxmlformats.org/drawingml/2006/picture">
+                <pic:pic xmlns:pic="http://schemas.openxmlformats.org/drawingml/2006/picture">
+                  <pic:nvPicPr>
+                    <pic:cNvPr id="106124852" name=""/>
+                    <pic:cNvPicPr/>
+                  </pic:nvPicPr>
+                  <pic:blipFill>
+                    <a:blip r:embed="rId39"/>
+                    <a:stretch>
+                      <a:fillRect/>
+                    </a:stretch>
+                  </pic:blipFill>
+                  <pic:spPr>
+                    <a:xfrm>
+                      <a:off x="0" y="0"/>
+                      <a:ext cx="5549144" cy="2622179"/>
+                    </a:xfrm>
+                    <a:prstGeom prst="rect">
+                      <a:avLst/>
+                    </a:prstGeom>
+                  </pic:spPr>
+                </pic:pic>
+              </a:graphicData>
+            </a:graphic>
+          </wp:inline>
+        </w:drawing>
+      </w:r>
+    </w:p>
+    <w:p>
+      <w:r>
+        <w:rPr>
+          <w:noProof/>
+        </w:rPr>
+        <w:lastRenderedPageBreak/>
+        <w:drawing>
+          <wp:inline distT="0" distB="0" distL="0" distR="0" wp14:anchorId="05C9E749" wp14:editId="5B5BA443">
+            <wp:extent cx="5497673" cy="2209800"/>
+            <wp:effectExtent l="0" t="0" r="8255" b="0"/>
+            <wp:docPr id="1483183582" name="Picture 1"/>
+            <wp:cNvGraphicFramePr>
+              <a:graphicFrameLocks xmlns:a="http://schemas.openxmlformats.org/drawingml/2006/main" noChangeAspect="1"/>
+            </wp:cNvGraphicFramePr>
+            <a:graphic xmlns:a="http://schemas.openxmlformats.org/drawingml/2006/main">
+              <a:graphicData uri="http://schemas.openxmlformats.org/drawingml/2006/picture">
+                <pic:pic xmlns:pic="http://schemas.openxmlformats.org/drawingml/2006/picture">
+                  <pic:nvPicPr>
+                    <pic:cNvPr id="1483183582" name=""/>
+                    <pic:cNvPicPr/>
+                  </pic:nvPicPr>
+                  <pic:blipFill>
+                    <a:blip r:embed="rId40"/>
+                    <a:stretch>
+                      <a:fillRect/>
+                    </a:stretch>
+                  </pic:blipFill>
+                  <pic:spPr>
+                    <a:xfrm>
+                      <a:off x="0" y="0"/>
+                      <a:ext cx="5504811" cy="2212669"/>
+                    </a:xfrm>
+                    <a:prstGeom prst="rect">
+                      <a:avLst/>
+                    </a:prstGeom>
+                  </pic:spPr>
+                </pic:pic>
+              </a:graphicData>
+            </a:graphic>
+          </wp:inline>
+        </w:drawing>
+      </w:r>
+    </w:p>
+    <w:p>
+      <w:pPr>
+        <w:pStyle w:val="Heading2"/>
+      </w:pPr>
+      <w:r>
+        <w:t xml:space="preserve">My edited code: </w:t>
+      </w:r>
+    </w:p>
+    <w:p>
+      <w:r>
+        <w:t xml:space="preserve">I removed and edited a few things from the code generated by Copilot AI to give the view a more personalised look. </w:t>
+      </w:r>
+    </w:p>
+    <w:p>
+      <w:r>
+        <w:drawing>
+          <wp:inline distT="0" distB="0" distL="0" distR="0" wp14:anchorId="0806F0CC" wp14:editId="5E612E05">
+            <wp:extent cx="5731510" cy="2722880"/>
+            <wp:effectExtent l="0" t="0" r="2540" b="1270"/>
+            <wp:docPr id="186926823" name="Picture 1"/>
+            <wp:cNvGraphicFramePr>
+              <a:graphicFrameLocks xmlns:a="http://schemas.openxmlformats.org/drawingml/2006/main" noChangeAspect="1"/>
+            </wp:cNvGraphicFramePr>
+            <a:graphic xmlns:a="http://schemas.openxmlformats.org/drawingml/2006/main">
+              <a:graphicData uri="http://schemas.openxmlformats.org/drawingml/2006/picture">
+                <pic:pic xmlns:pic="http://schemas.openxmlformats.org/drawingml/2006/picture">
+                  <pic:nvPicPr>
+                    <pic:cNvPr id="186926823" name=""/>
+                    <pic:cNvPicPr/>
+                  </pic:nvPicPr>
+                  <pic:blipFill>
+                    <a:blip r:embed="rId41"/>
+                    <a:stretch>
+                      <a:fillRect/>
+                    </a:stretch>
+                  </pic:blipFill>
+                  <pic:spPr>
+                    <a:xfrm>
+                      <a:off x="0" y="0"/>
+                      <a:ext cx="5731510" cy="2722880"/>
+                    </a:xfrm>
+                    <a:prstGeom prst="rect">
+                      <a:avLst/>
+                    </a:prstGeom>
+                  </pic:spPr>
+                </pic:pic>
+              </a:graphicData>
+            </a:graphic>
+          </wp:inline>
+        </w:drawing>
+      </w:r>
+    </w:p>
+    <w:p>
+      <w:r>
+        <w:drawing>
+          <wp:inline distT="0" distB="0" distL="0" distR="0" wp14:anchorId="7639F0CE" wp14:editId="23D1C5A0">
+            <wp:extent cx="5731510" cy="2312035"/>
+            <wp:effectExtent l="0" t="0" r="2540" b="0"/>
+            <wp:docPr id="984962087" name="Picture 1"/>
+            <wp:cNvGraphicFramePr>
+              <a:graphicFrameLocks xmlns:a="http://schemas.openxmlformats.org/drawingml/2006/main" noChangeAspect="1"/>
+            </wp:cNvGraphicFramePr>
+            <a:graphic xmlns:a="http://schemas.openxmlformats.org/drawingml/2006/main">
+              <a:graphicData uri="http://schemas.openxmlformats.org/drawingml/2006/picture">
+                <pic:pic xmlns:pic="http://schemas.openxmlformats.org/drawingml/2006/picture">
+                  <pic:nvPicPr>
+                    <pic:cNvPr id="984962087" name=""/>
+                    <pic:cNvPicPr/>
+                  </pic:nvPicPr>
+                  <pic:blipFill>
+                    <a:blip r:embed="rId42"/>
+                    <a:stretch>
+                      <a:fillRect/>
+                    </a:stretch>
+                  </pic:blipFill>
+                  <pic:spPr>
+                    <a:xfrm>
+                      <a:off x="0" y="0"/>
+                      <a:ext cx="5731510" cy="2312035"/>
+                    </a:xfrm>
+                    <a:prstGeom prst="rect">
+                      <a:avLst/>
+                    </a:prstGeom>
+                  </pic:spPr>
+                </pic:pic>
+              </a:graphicData>
+            </a:graphic>
+          </wp:inline>
+        </w:drawing>
+      </w:r>
+    </w:p>
+    <w:p>
+      <w:pPr>
+        <w:pStyle w:val="Heading2"/>
+      </w:pPr>
+      <w:r>
+        <w:lastRenderedPageBreak/>
+        <w:t>How this affects the view of the homepage:</w:t>
+      </w:r>
+    </w:p>
+    <w:p>
+      <w:r>
+        <w:drawing>
+          <wp:inline distT="0" distB="0" distL="0" distR="0" wp14:anchorId="598F993F" wp14:editId="050A2E35">
+            <wp:extent cx="5731510" cy="2846070"/>
+            <wp:effectExtent l="0" t="0" r="2540" b="0"/>
+            <wp:docPr id="1484840474" name="Picture 1"/>
+            <wp:cNvGraphicFramePr>
+              <a:graphicFrameLocks xmlns:a="http://schemas.openxmlformats.org/drawingml/2006/main" noChangeAspect="1"/>
+            </wp:cNvGraphicFramePr>
+            <a:graphic xmlns:a="http://schemas.openxmlformats.org/drawingml/2006/main">
+              <a:graphicData uri="http://schemas.openxmlformats.org/drawingml/2006/picture">
+                <pic:pic xmlns:pic="http://schemas.openxmlformats.org/drawingml/2006/picture">
+                  <pic:nvPicPr>
+                    <pic:cNvPr id="1484840474" name=""/>
+                    <pic:cNvPicPr/>
+                  </pic:nvPicPr>
+                  <pic:blipFill>
+                    <a:blip r:embed="rId43"/>
+                    <a:stretch>
+                      <a:fillRect/>
+                    </a:stretch>
+                  </pic:blipFill>
+                  <pic:spPr>
+                    <a:xfrm>
+                      <a:off x="0" y="0"/>
+                      <a:ext cx="5731510" cy="2846070"/>
+                    </a:xfrm>
+                    <a:prstGeom prst="rect">
+                      <a:avLst/>
+                    </a:prstGeom>
+                  </pic:spPr>
+                </pic:pic>
+              </a:graphicData>
+            </a:graphic>
+          </wp:inline>
+        </w:drawing>
+      </w:r>
+    </w:p>
+    <w:p>
+      <w:r>
+        <w:t xml:space="preserve">The homepage now contains images and responsive cards, it looks cleaner and gives a clearer insight to the websites purpose. </w:t>
+      </w:r>
+    </w:p>
+    <w:p>
+      <w:pPr>
+        <w:pStyle w:val="Heading1"/>
+      </w:pPr>
+      <w:r>
+        <w:t>Version 2.0:</w:t>
+      </w:r>
+    </w:p>
+    <w:p>
+      <w:pPr>
+        <w:pStyle w:val="Heading2"/>
+      </w:pPr>
+      <w:r>
+        <w:t xml:space="preserve">All CSS completed – </w:t>
+      </w:r>
+    </w:p>
+    <w:p>
+      <w:pPr>
+        <w:pStyle w:val="Heading3"/>
+      </w:pPr>
+      <w:r>
+        <w:t>Examples of CSS</w:t>
+      </w:r>
+    </w:p>
+    <w:p>
+      <w:pPr>
+        <w:pStyle w:val="Heading4"/>
+      </w:pPr>
+      <w:r>
+        <w:t>Account information page colours edited:</w:t>
+      </w:r>
+    </w:p>
+    <w:p>
+      <w:r>
+        <w:drawing>
+          <wp:inline distT="0" distB="0" distL="0" distR="0" wp14:anchorId="37403ABE" wp14:editId="361A696F">
+            <wp:extent cx="3429479" cy="1590897"/>
+            <wp:effectExtent l="0" t="0" r="0" b="9525"/>
+            <wp:docPr id="322717857" name="Picture 1"/>
+            <wp:cNvGraphicFramePr>
+              <a:graphicFrameLocks xmlns:a="http://schemas.openxmlformats.org/drawingml/2006/main" noChangeAspect="1"/>
+            </wp:cNvGraphicFramePr>
+            <a:graphic xmlns:a="http://schemas.openxmlformats.org/drawingml/2006/main">
+              <a:graphicData uri="http://schemas.openxmlformats.org/drawingml/2006/picture">
+                <pic:pic xmlns:pic="http://schemas.openxmlformats.org/drawingml/2006/picture">
+                  <pic:nvPicPr>
+                    <pic:cNvPr id="322717857" name=""/>
+                    <pic:cNvPicPr/>
+                  </pic:nvPicPr>
+                  <pic:blipFill>
+                    <a:blip r:embed="rId44"/>
+                    <a:stretch>
+                      <a:fillRect/>
+                    </a:stretch>
+                  </pic:blipFill>
+                  <pic:spPr>
+                    <a:xfrm>
+                      <a:off x="0" y="0"/>
+                      <a:ext cx="3429479" cy="1590897"/>
+                    </a:xfrm>
+                    <a:prstGeom prst="rect">
+                      <a:avLst/>
+                    </a:prstGeom>
+                  </pic:spPr>
+                </pic:pic>
+              </a:graphicData>
+            </a:graphic>
+          </wp:inline>
+        </w:drawing>
+      </w:r>
+    </w:p>
+    <w:p>
+      <w:pPr>
+        <w:pStyle w:val="Heading4"/>
+      </w:pPr>
+      <w:r>
+        <w:t>Basket styles:</w:t>
+      </w:r>
+    </w:p>
+    <w:p>
+      <w:r>
+        <w:drawing>
+          <wp:inline distT="0" distB="0" distL="0" distR="0" wp14:anchorId="64A885AC" wp14:editId="301CFA8A">
+            <wp:extent cx="3686689" cy="4191585"/>
+            <wp:effectExtent l="0" t="0" r="0" b="0"/>
+            <wp:docPr id="628741208" name="Picture 1"/>
+            <wp:cNvGraphicFramePr>
+              <a:graphicFrameLocks xmlns:a="http://schemas.openxmlformats.org/drawingml/2006/main" noChangeAspect="1"/>
+            </wp:cNvGraphicFramePr>
+            <a:graphic xmlns:a="http://schemas.openxmlformats.org/drawingml/2006/main">
+              <a:graphicData uri="http://schemas.openxmlformats.org/drawingml/2006/picture">
+                <pic:pic xmlns:pic="http://schemas.openxmlformats.org/drawingml/2006/picture">
+                  <pic:nvPicPr>
+                    <pic:cNvPr id="628741208" name=""/>
+                    <pic:cNvPicPr/>
+                  </pic:nvPicPr>
+                  <pic:blipFill>
+                    <a:blip r:embed="rId45"/>
+                    <a:stretch>
+                      <a:fillRect/>
+                    </a:stretch>
+                  </pic:blipFill>
+                  <pic:spPr>
+                    <a:xfrm>
+                      <a:off x="0" y="0"/>
+                      <a:ext cx="3686689" cy="4191585"/>
+                    </a:xfrm>
+                    <a:prstGeom prst="rect">
+                      <a:avLst/>
+                    </a:prstGeom>
+                  </pic:spPr>
+                </pic:pic>
+              </a:graphicData>
+            </a:graphic>
+          </wp:inline>
+        </w:drawing>
+      </w:r>
+    </w:p>
+    <w:p/>
+    <w:p>
+      <w:r>
+        <w:t xml:space="preserve">Other examples of updated CSS include – </w:t>
+      </w:r>
+    </w:p>
+    <w:p>
+      <w:pPr>
+        <w:pStyle w:val="ListParagraph"/>
+        <w:numPr>
+          <w:ilvl w:val="0"/>
+          <w:numId w:val="1"/>
+        </w:numPr>
+      </w:pPr>
+      <w:r>
+        <w:t>Button format and colour, with hover effects</w:t>
+      </w:r>
+    </w:p>
+    <w:p>
+      <w:pPr>
+        <w:pStyle w:val="ListParagraph"/>
+        <w:numPr>
+          <w:ilvl w:val="0"/>
+          <w:numId w:val="1"/>
+        </w:numPr>
+      </w:pPr>
+      <w:r>
+        <w:t>Accessibility sidebar and pullout animation</w:t>
+      </w:r>
+    </w:p>
+    <w:p>
+      <w:pPr>
+        <w:pStyle w:val="ListParagraph"/>
+        <w:numPr>
+          <w:ilvl w:val="0"/>
+          <w:numId w:val="1"/>
+        </w:numPr>
+      </w:pPr>
+      <w:r>
+        <w:t>Empty basket message card with icon formatting</w:t>
+      </w:r>
+    </w:p>
+    <w:p/>
     <w:sectPr>
       <w:pgSz w:w="11906" w:h="16838"/>
       <w:pgMar w:top="1440" w:right="1440" w:bottom="1440" w:left="1440" w:header="708" w:footer="708" w:gutter="0"/>
@@ -5667,8 +6414,244 @@
 </w:document>
 </file>
 
+<file path=word/numbering.xml><?xml version="1.0" encoding="utf-8"?>
+<w:numbering xmlns:wpc="http://schemas.microsoft.com/office/word/2010/wordprocessingCanvas" xmlns:cx="http://schemas.microsoft.com/office/drawing/2014/chartex" xmlns:cx1="http://schemas.microsoft.com/office/drawing/2015/9/8/chartex" xmlns:cx2="http://schemas.microsoft.com/office/drawing/2015/10/21/chartex" xmlns:cx3="http://schemas.microsoft.com/office/drawing/2016/5/9/chartex" xmlns:cx4="http://schemas.microsoft.com/office/drawing/2016/5/10/chartex" xmlns:cx5="http://schemas.microsoft.com/office/drawing/2016/5/11/chartex" xmlns:cx6="http://schemas.microsoft.com/office/drawing/2016/5/12/chartex" xmlns:cx7="http://schemas.microsoft.com/office/drawing/2016/5/13/chartex" xmlns:cx8="http://schemas.microsoft.com/office/drawing/2016/5/14/chartex" xmlns:mc="http://schemas.openxmlformats.org/markup-compatibility/2006" xmlns:aink="http://schemas.microsoft.com/office/drawing/2016/ink" xmlns:am3d="http://schemas.microsoft.com/office/drawing/2017/model3d" xmlns:o="urn:schemas-microsoft-com:office:office" xmlns:oel="http://schemas.microsoft.com/office/2019/extlst" xmlns:r="http://schemas.openxmlformats.org/officeDocument/2006/relationships" xmlns:m="http://schemas.openxmlformats.org/officeDocument/2006/math" xmlns:v="urn:schemas-microsoft-com:vml" xmlns:wp14="http://schemas.microsoft.com/office/word/2010/wordprocessingDrawing" xmlns:wp="http://schemas.openxmlformats.org/drawingml/2006/wordprocessingDrawing" xmlns:w10="urn:schemas-microsoft-com:office:word" xmlns:w="http://schemas.openxmlformats.org/wordprocessingml/2006/main" xmlns:w14="http://schemas.microsoft.com/office/word/2010/wordml" xmlns:w15="http://schemas.microsoft.com/office/word/2012/wordml" xmlns:w16cex="http://schemas.microsoft.com/office/word/2018/wordml/cex" xmlns:w16cid="http://schemas.microsoft.com/office/word/2016/wordml/cid" xmlns:w16="http://schemas.microsoft.com/office/word/2018/wordml" xmlns:w16du="http://schemas.microsoft.com/office/word/2023/wordml/word16du" xmlns:w16sdtdh="http://schemas.microsoft.com/office/word/2020/wordml/sdtdatahash" xmlns:w16sdtfl="http://schemas.microsoft.com/office/word/2024/wordml/sdtformatlock" xmlns:w16se="http://schemas.microsoft.com/office/word/2015/wordml/symex" xmlns:wpg="http://schemas.microsoft.com/office/word/2010/wordprocessingGroup" xmlns:wpi="http://schemas.microsoft.com/office/word/2010/wordprocessingInk" xmlns:wne="http://schemas.microsoft.com/office/word/2006/wordml" xmlns:wps="http://schemas.microsoft.com/office/word/2010/wordprocessingShape" mc:Ignorable="w14 w15 w16se w16cid w16 w16cex w16sdtdh w16sdtfl w16du wp14">
+  <w:abstractNum w:abstractNumId="0" w15:restartNumberingAfterBreak="0">
+    <w:nsid w:val="2FA45AC7"/>
+    <w:multiLevelType w:val="hybridMultilevel"/>
+    <w:tmpl w:val="25B05D3C"/>
+    <w:lvl w:ilvl="0" w:tplc="51EC5F02">
+      <w:numFmt w:val="bullet"/>
+      <w:lvlText w:val="-"/>
+      <w:lvlJc w:val="left"/>
+      <w:pPr>
+        <w:ind w:left="720" w:hanging="360"/>
+      </w:pPr>
+      <w:rPr>
+        <w:rFonts w:ascii="Calibri" w:eastAsiaTheme="minorHAnsi" w:hAnsi="Calibri" w:cs="Calibri" w:hint="default"/>
+      </w:rPr>
+    </w:lvl>
+    <w:lvl w:ilvl="1" w:tplc="08090003" w:tentative="1">
+      <w:start w:val="1"/>
+      <w:numFmt w:val="bullet"/>
+      <w:lvlText w:val="o"/>
+      <w:lvlJc w:val="left"/>
+      <w:pPr>
+        <w:ind w:left="1440" w:hanging="360"/>
+      </w:pPr>
+      <w:rPr>
+        <w:rFonts w:ascii="Courier New" w:hAnsi="Courier New" w:cs="Courier New" w:hint="default"/>
+      </w:rPr>
+    </w:lvl>
+    <w:lvl w:ilvl="2" w:tplc="08090005" w:tentative="1">
+      <w:start w:val="1"/>
+      <w:numFmt w:val="bullet"/>
+      <w:lvlText w:val=""/>
+      <w:lvlJc w:val="left"/>
+      <w:pPr>
+        <w:ind w:left="2160" w:hanging="360"/>
+      </w:pPr>
+      <w:rPr>
+        <w:rFonts w:ascii="Wingdings" w:hAnsi="Wingdings" w:hint="default"/>
+      </w:rPr>
+    </w:lvl>
+    <w:lvl w:ilvl="3" w:tplc="08090001" w:tentative="1">
+      <w:start w:val="1"/>
+      <w:numFmt w:val="bullet"/>
+      <w:lvlText w:val=""/>
+      <w:lvlJc w:val="left"/>
+      <w:pPr>
+        <w:ind w:left="2880" w:hanging="360"/>
+      </w:pPr>
+      <w:rPr>
+        <w:rFonts w:ascii="Symbol" w:hAnsi="Symbol" w:hint="default"/>
+      </w:rPr>
+    </w:lvl>
+    <w:lvl w:ilvl="4" w:tplc="08090003" w:tentative="1">
+      <w:start w:val="1"/>
+      <w:numFmt w:val="bullet"/>
+      <w:lvlText w:val="o"/>
+      <w:lvlJc w:val="left"/>
+      <w:pPr>
+        <w:ind w:left="3600" w:hanging="360"/>
+      </w:pPr>
+      <w:rPr>
+        <w:rFonts w:ascii="Courier New" w:hAnsi="Courier New" w:cs="Courier New" w:hint="default"/>
+      </w:rPr>
+    </w:lvl>
+    <w:lvl w:ilvl="5" w:tplc="08090005" w:tentative="1">
+      <w:start w:val="1"/>
+      <w:numFmt w:val="bullet"/>
+      <w:lvlText w:val=""/>
+      <w:lvlJc w:val="left"/>
+      <w:pPr>
+        <w:ind w:left="4320" w:hanging="360"/>
+      </w:pPr>
+      <w:rPr>
+        <w:rFonts w:ascii="Wingdings" w:hAnsi="Wingdings" w:hint="default"/>
+      </w:rPr>
+    </w:lvl>
+    <w:lvl w:ilvl="6" w:tplc="08090001" w:tentative="1">
+      <w:start w:val="1"/>
+      <w:numFmt w:val="bullet"/>
+      <w:lvlText w:val=""/>
+      <w:lvlJc w:val="left"/>
+      <w:pPr>
+        <w:ind w:left="5040" w:hanging="360"/>
+      </w:pPr>
+      <w:rPr>
+        <w:rFonts w:ascii="Symbol" w:hAnsi="Symbol" w:hint="default"/>
+      </w:rPr>
+    </w:lvl>
+    <w:lvl w:ilvl="7" w:tplc="08090003" w:tentative="1">
+      <w:start w:val="1"/>
+      <w:numFmt w:val="bullet"/>
+      <w:lvlText w:val="o"/>
+      <w:lvlJc w:val="left"/>
+      <w:pPr>
+        <w:ind w:left="5760" w:hanging="360"/>
+      </w:pPr>
+      <w:rPr>
+        <w:rFonts w:ascii="Courier New" w:hAnsi="Courier New" w:cs="Courier New" w:hint="default"/>
+      </w:rPr>
+    </w:lvl>
+    <w:lvl w:ilvl="8" w:tplc="08090005" w:tentative="1">
+      <w:start w:val="1"/>
+      <w:numFmt w:val="bullet"/>
+      <w:lvlText w:val=""/>
+      <w:lvlJc w:val="left"/>
+      <w:pPr>
+        <w:ind w:left="6480" w:hanging="360"/>
+      </w:pPr>
+      <w:rPr>
+        <w:rFonts w:ascii="Wingdings" w:hAnsi="Wingdings" w:hint="default"/>
+      </w:rPr>
+    </w:lvl>
+  </w:abstractNum>
+  <w:abstractNum w:abstractNumId="1" w15:restartNumberingAfterBreak="0">
+    <w:nsid w:val="3C112118"/>
+    <w:multiLevelType w:val="hybridMultilevel"/>
+    <w:tmpl w:val="77929D56"/>
+    <w:lvl w:ilvl="0" w:tplc="08090001">
+      <w:start w:val="1"/>
+      <w:numFmt w:val="bullet"/>
+      <w:lvlText w:val=""/>
+      <w:lvlJc w:val="left"/>
+      <w:pPr>
+        <w:ind w:left="720" w:hanging="360"/>
+      </w:pPr>
+      <w:rPr>
+        <w:rFonts w:ascii="Symbol" w:hAnsi="Symbol" w:hint="default"/>
+      </w:rPr>
+    </w:lvl>
+    <w:lvl w:ilvl="1" w:tplc="08090003" w:tentative="1">
+      <w:start w:val="1"/>
+      <w:numFmt w:val="bullet"/>
+      <w:lvlText w:val="o"/>
+      <w:lvlJc w:val="left"/>
+      <w:pPr>
+        <w:ind w:left="1440" w:hanging="360"/>
+      </w:pPr>
+      <w:rPr>
+        <w:rFonts w:ascii="Courier New" w:hAnsi="Courier New" w:cs="Courier New" w:hint="default"/>
+      </w:rPr>
+    </w:lvl>
+    <w:lvl w:ilvl="2" w:tplc="08090005" w:tentative="1">
+      <w:start w:val="1"/>
+      <w:numFmt w:val="bullet"/>
+      <w:lvlText w:val=""/>
+      <w:lvlJc w:val="left"/>
+      <w:pPr>
+        <w:ind w:left="2160" w:hanging="360"/>
+      </w:pPr>
+      <w:rPr>
+        <w:rFonts w:ascii="Wingdings" w:hAnsi="Wingdings" w:hint="default"/>
+      </w:rPr>
+    </w:lvl>
+    <w:lvl w:ilvl="3" w:tplc="08090001" w:tentative="1">
+      <w:start w:val="1"/>
+      <w:numFmt w:val="bullet"/>
+      <w:lvlText w:val=""/>
+      <w:lvlJc w:val="left"/>
+      <w:pPr>
+        <w:ind w:left="2880" w:hanging="360"/>
+      </w:pPr>
+      <w:rPr>
+        <w:rFonts w:ascii="Symbol" w:hAnsi="Symbol" w:hint="default"/>
+      </w:rPr>
+    </w:lvl>
+    <w:lvl w:ilvl="4" w:tplc="08090003" w:tentative="1">
+      <w:start w:val="1"/>
+      <w:numFmt w:val="bullet"/>
+      <w:lvlText w:val="o"/>
+      <w:lvlJc w:val="left"/>
+      <w:pPr>
+        <w:ind w:left="3600" w:hanging="360"/>
+      </w:pPr>
+      <w:rPr>
+        <w:rFonts w:ascii="Courier New" w:hAnsi="Courier New" w:cs="Courier New" w:hint="default"/>
+      </w:rPr>
+    </w:lvl>
+    <w:lvl w:ilvl="5" w:tplc="08090005" w:tentative="1">
+      <w:start w:val="1"/>
+      <w:numFmt w:val="bullet"/>
+      <w:lvlText w:val=""/>
+      <w:lvlJc w:val="left"/>
+      <w:pPr>
+        <w:ind w:left="4320" w:hanging="360"/>
+      </w:pPr>
+      <w:rPr>
+        <w:rFonts w:ascii="Wingdings" w:hAnsi="Wingdings" w:hint="default"/>
+      </w:rPr>
+    </w:lvl>
+    <w:lvl w:ilvl="6" w:tplc="08090001" w:tentative="1">
+      <w:start w:val="1"/>
+      <w:numFmt w:val="bullet"/>
+      <w:lvlText w:val=""/>
+      <w:lvlJc w:val="left"/>
+      <w:pPr>
+        <w:ind w:left="5040" w:hanging="360"/>
+      </w:pPr>
+      <w:rPr>
+        <w:rFonts w:ascii="Symbol" w:hAnsi="Symbol" w:hint="default"/>
+      </w:rPr>
+    </w:lvl>
+    <w:lvl w:ilvl="7" w:tplc="08090003" w:tentative="1">
+      <w:start w:val="1"/>
+      <w:numFmt w:val="bullet"/>
+      <w:lvlText w:val="o"/>
+      <w:lvlJc w:val="left"/>
+      <w:pPr>
+        <w:ind w:left="5760" w:hanging="360"/>
+      </w:pPr>
+      <w:rPr>
+        <w:rFonts w:ascii="Courier New" w:hAnsi="Courier New" w:cs="Courier New" w:hint="default"/>
+      </w:rPr>
+    </w:lvl>
+    <w:lvl w:ilvl="8" w:tplc="08090005" w:tentative="1">
+      <w:start w:val="1"/>
+      <w:numFmt w:val="bullet"/>
+      <w:lvlText w:val=""/>
+      <w:lvlJc w:val="left"/>
+      <w:pPr>
+        <w:ind w:left="6480" w:hanging="360"/>
+      </w:pPr>
+      <w:rPr>
+        <w:rFonts w:ascii="Wingdings" w:hAnsi="Wingdings" w:hint="default"/>
+      </w:rPr>
+    </w:lvl>
+  </w:abstractNum>
+  <w:num w:numId="1" w16cid:durableId="747119299">
+    <w:abstractNumId w:val="1"/>
+  </w:num>
+  <w:num w:numId="2" w16cid:durableId="1243494347">
+    <w:abstractNumId w:val="0"/>
+  </w:num>
+</w:numbering>
+</file>
+
 <file path=word/styles.xml><?xml version="1.0" encoding="utf-8"?>
-<w:styles xmlns:mc="http://schemas.openxmlformats.org/markup-compatibility/2006" xmlns:r="http://schemas.openxmlformats.org/officeDocument/2006/relationships" xmlns:w="http://schemas.openxmlformats.org/wordprocessingml/2006/main" xmlns:w14="http://schemas.microsoft.com/office/word/2010/wordml" xmlns:w15="http://schemas.microsoft.com/office/word/2012/wordml" xmlns:w16cex="http://schemas.microsoft.com/office/word/2018/wordml/cex" xmlns:w16cid="http://schemas.microsoft.com/office/word/2016/wordml/cid" xmlns:w16="http://schemas.microsoft.com/office/word/2018/wordml" xmlns:w16sdtdh="http://schemas.microsoft.com/office/word/2020/wordml/sdtdatahash" xmlns:w16se="http://schemas.microsoft.com/office/word/2015/wordml/symex" mc:Ignorable="w14 w15 w16se w16cid w16 w16cex w16sdtdh">
+<w:styles xmlns:mc="http://schemas.openxmlformats.org/markup-compatibility/2006" xmlns:r="http://schemas.openxmlformats.org/officeDocument/2006/relationships" xmlns:w="http://schemas.openxmlformats.org/wordprocessingml/2006/main" xmlns:w14="http://schemas.microsoft.com/office/word/2010/wordml" xmlns:w15="http://schemas.microsoft.com/office/word/2012/wordml" xmlns:w16cex="http://schemas.microsoft.com/office/word/2018/wordml/cex" xmlns:w16cid="http://schemas.microsoft.com/office/word/2016/wordml/cid" xmlns:w16="http://schemas.microsoft.com/office/word/2018/wordml" xmlns:w16du="http://schemas.microsoft.com/office/word/2023/wordml/word16du" xmlns:w16sdtdh="http://schemas.microsoft.com/office/word/2020/wordml/sdtdatahash" xmlns:w16sdtfl="http://schemas.microsoft.com/office/word/2024/wordml/sdtformatlock" xmlns:w16se="http://schemas.microsoft.com/office/word/2015/wordml/symex" mc:Ignorable="w14 w15 w16se w16cid w16 w16cex w16sdtdh w16sdtfl w16du">
   <w:docDefaults>
     <w:rPrDefault>
       <w:rPr>
@@ -6131,6 +7114,28 @@
       <w:szCs w:val="24"/>
     </w:rPr>
   </w:style>
+  <w:style w:type="paragraph" w:styleId="Heading4">
+    <w:name w:val="heading 4"/>
+    <w:basedOn w:val="Normal"/>
+    <w:next w:val="Normal"/>
+    <w:link w:val="Heading4Char"/>
+    <w:uiPriority w:val="9"/>
+    <w:unhideWhenUsed/>
+    <w:qFormat/>
+    <w:rsid w:val="003E24EF"/>
+    <w:pPr>
+      <w:keepNext/>
+      <w:keepLines/>
+      <w:spacing w:before="40" w:after="0"/>
+      <w:outlineLvl w:val="3"/>
+    </w:pPr>
+    <w:rPr>
+      <w:rFonts w:asciiTheme="majorHAnsi" w:eastAsiaTheme="majorEastAsia" w:hAnsiTheme="majorHAnsi" w:cstheme="majorBidi"/>
+      <w:i/>
+      <w:iCs/>
+      <w:color w:val="2F5496" w:themeColor="accent1" w:themeShade="BF"/>
+    </w:rPr>
+  </w:style>
   <w:style w:type="character" w:default="1" w:styleId="DefaultParagraphFont">
     <w:name w:val="Default Paragraph Font"/>
     <w:uiPriority w:val="1"/>
@@ -6285,6 +7290,30 @@
       <w:color w:val="0563C1" w:themeColor="hyperlink"/>
       <w:u w:val="single"/>
     </w:rPr>
+  </w:style>
+  <w:style w:type="character" w:customStyle="1" w:styleId="Heading4Char">
+    <w:name w:val="Heading 4 Char"/>
+    <w:basedOn w:val="DefaultParagraphFont"/>
+    <w:link w:val="Heading4"/>
+    <w:uiPriority w:val="9"/>
+    <w:rsid w:val="003E24EF"/>
+    <w:rPr>
+      <w:rFonts w:asciiTheme="majorHAnsi" w:eastAsiaTheme="majorEastAsia" w:hAnsiTheme="majorHAnsi" w:cstheme="majorBidi"/>
+      <w:i/>
+      <w:iCs/>
+      <w:color w:val="2F5496" w:themeColor="accent1" w:themeShade="BF"/>
+    </w:rPr>
+  </w:style>
+  <w:style w:type="paragraph" w:styleId="ListParagraph">
+    <w:name w:val="List Paragraph"/>
+    <w:basedOn w:val="Normal"/>
+    <w:uiPriority w:val="34"/>
+    <w:qFormat/>
+    <w:rsid w:val="003E24EF"/>
+    <w:pPr>
+      <w:ind w:left="720"/>
+      <w:contextualSpacing/>
+    </w:pPr>
   </w:style>
 </w:styles>
 </file>
